--- a/output/summary/product/FederatedGqlBreakDown-product.docx
+++ b/output/summary/product/FederatedGqlBreakDown-product.docx
@@ -3655,7 +3655,21 @@
                 <w:color w:val="373737"/>
                 <w:sz w:val="18"/>
               </w:rPr>
-              <w:t>E-01/E-02</w:t>
+              <w:t xml:space="preserve">E-00 (shared </w:t>
+            </w:r>
+            <w:r>
+              <w:rPr>
+                <w:rFonts w:ascii="Courier New" w:hAnsi="Courier New"/>
+                <w:sz w:val="18"/>
+              </w:rPr>
+              <w:t>WriteSaga</w:t>
+            </w:r>
+            <w:r>
+              <w:rPr>
+                <w:color w:val="373737"/>
+                <w:sz w:val="18"/>
+              </w:rPr>
+              <w:t xml:space="preserve"> module, Sprint-0 critical path) + E-01/E-02</w:t>
             </w:r>
           </w:p>
         </w:tc>
@@ -3727,7 +3741,7 @@
                 <w:color w:val="373737"/>
                 <w:sz w:val="18"/>
               </w:rPr>
-              <w:t>G-01–G-10, G-11-1, G-11-2, G-12–G-14</w:t>
+              <w:t>G-01–G-10, G-11-1, G-11-2, G-13–G-14</w:t>
             </w:r>
           </w:p>
         </w:tc>
@@ -3784,7 +3798,7 @@
                 <w:color w:val="373737"/>
                 <w:sz w:val="18"/>
               </w:rPr>
-              <w:t>G-15 + G-16</w:t>
+              <w:t>G-15</w:t>
             </w:r>
           </w:p>
         </w:tc>
@@ -3802,7 +3816,7 @@
                 <w:color w:val="373737"/>
                 <w:sz w:val="18"/>
               </w:rPr>
-              <w:t>utils port + tests/parity/load/cut-over</w:t>
+              <w:t>utils port (Kotlin). Test coverage/parity/load/cut-over rehearsal tracked outside this Jira pipeline, created manually.</w:t>
             </w:r>
           </w:p>
         </w:tc>
@@ -3842,7 +3856,7 @@
                 <w:color w:val="373737"/>
                 <w:sz w:val="18"/>
               </w:rPr>
-              <w:t>F-01–F-09</w:t>
+              <w:t>H-01–H-06, F-09</w:t>
             </w:r>
           </w:p>
         </w:tc>

--- a/output/summary/product/FederatedGqlBreakDown-product.docx
+++ b/output/summary/product/FederatedGqlBreakDown-product.docx
@@ -30158,6 +30158,174 @@
               </w:rPr>
               <w:t>PRODUCT-BE-B-01</w:t>
             </w:r>
+            <w:r>
+              <w:rPr>
+                <w:color w:val="373737"/>
+                <w:sz w:val="18"/>
+              </w:rPr>
+              <w:t xml:space="preserve">, </w:t>
+            </w:r>
+            <w:r>
+              <w:rPr>
+                <w:rFonts w:ascii="Courier New" w:hAnsi="Courier New"/>
+                <w:sz w:val="18"/>
+              </w:rPr>
+              <w:t>PRODUCT-BE-F-10</w:t>
+            </w:r>
+            <w:r>
+              <w:rPr>
+                <w:color w:val="373737"/>
+                <w:sz w:val="18"/>
+              </w:rPr>
+              <w:t xml:space="preserve">, </w:t>
+            </w:r>
+            <w:r>
+              <w:rPr>
+                <w:rFonts w:ascii="Courier New" w:hAnsi="Courier New"/>
+                <w:sz w:val="18"/>
+              </w:rPr>
+              <w:t>PRODUCT-BE-G-01</w:t>
+            </w:r>
+            <w:r>
+              <w:rPr>
+                <w:color w:val="373737"/>
+                <w:sz w:val="18"/>
+              </w:rPr>
+              <w:t xml:space="preserve">, </w:t>
+            </w:r>
+            <w:r>
+              <w:rPr>
+                <w:rFonts w:ascii="Courier New" w:hAnsi="Courier New"/>
+                <w:sz w:val="18"/>
+              </w:rPr>
+              <w:t>PRODUCT-BE-G-02</w:t>
+            </w:r>
+            <w:r>
+              <w:rPr>
+                <w:color w:val="373737"/>
+                <w:sz w:val="18"/>
+              </w:rPr>
+              <w:t xml:space="preserve">, </w:t>
+            </w:r>
+            <w:r>
+              <w:rPr>
+                <w:rFonts w:ascii="Courier New" w:hAnsi="Courier New"/>
+                <w:sz w:val="18"/>
+              </w:rPr>
+              <w:t>PRODUCT-BE-G-03</w:t>
+            </w:r>
+            <w:r>
+              <w:rPr>
+                <w:color w:val="373737"/>
+                <w:sz w:val="18"/>
+              </w:rPr>
+              <w:t xml:space="preserve">, </w:t>
+            </w:r>
+            <w:r>
+              <w:rPr>
+                <w:rFonts w:ascii="Courier New" w:hAnsi="Courier New"/>
+                <w:sz w:val="18"/>
+              </w:rPr>
+              <w:t>PRODUCT-BE-G-06</w:t>
+            </w:r>
+            <w:r>
+              <w:rPr>
+                <w:color w:val="373737"/>
+                <w:sz w:val="18"/>
+              </w:rPr>
+              <w:t xml:space="preserve">, </w:t>
+            </w:r>
+            <w:r>
+              <w:rPr>
+                <w:rFonts w:ascii="Courier New" w:hAnsi="Courier New"/>
+                <w:sz w:val="18"/>
+              </w:rPr>
+              <w:t>PRODUCT-BE-G-07</w:t>
+            </w:r>
+            <w:r>
+              <w:rPr>
+                <w:color w:val="373737"/>
+                <w:sz w:val="18"/>
+              </w:rPr>
+              <w:t xml:space="preserve">, </w:t>
+            </w:r>
+            <w:r>
+              <w:rPr>
+                <w:rFonts w:ascii="Courier New" w:hAnsi="Courier New"/>
+                <w:sz w:val="18"/>
+              </w:rPr>
+              <w:t>PRODUCT-BE-G-08</w:t>
+            </w:r>
+            <w:r>
+              <w:rPr>
+                <w:color w:val="373737"/>
+                <w:sz w:val="18"/>
+              </w:rPr>
+              <w:t xml:space="preserve">, </w:t>
+            </w:r>
+            <w:r>
+              <w:rPr>
+                <w:rFonts w:ascii="Courier New" w:hAnsi="Courier New"/>
+                <w:sz w:val="18"/>
+              </w:rPr>
+              <w:t>PRODUCT-BE-G-09</w:t>
+            </w:r>
+            <w:r>
+              <w:rPr>
+                <w:color w:val="373737"/>
+                <w:sz w:val="18"/>
+              </w:rPr>
+              <w:t xml:space="preserve">, </w:t>
+            </w:r>
+            <w:r>
+              <w:rPr>
+                <w:rFonts w:ascii="Courier New" w:hAnsi="Courier New"/>
+                <w:sz w:val="18"/>
+              </w:rPr>
+              <w:t>PRODUCT-BE-G-10</w:t>
+            </w:r>
+            <w:r>
+              <w:rPr>
+                <w:color w:val="373737"/>
+                <w:sz w:val="18"/>
+              </w:rPr>
+              <w:t xml:space="preserve">, </w:t>
+            </w:r>
+            <w:r>
+              <w:rPr>
+                <w:rFonts w:ascii="Courier New" w:hAnsi="Courier New"/>
+                <w:sz w:val="18"/>
+              </w:rPr>
+              <w:t>PRODUCT-BE-G-13</w:t>
+            </w:r>
+            <w:r>
+              <w:rPr>
+                <w:color w:val="373737"/>
+                <w:sz w:val="18"/>
+              </w:rPr>
+              <w:t xml:space="preserve">, </w:t>
+            </w:r>
+            <w:r>
+              <w:rPr>
+                <w:rFonts w:ascii="Courier New" w:hAnsi="Courier New"/>
+                <w:sz w:val="18"/>
+              </w:rPr>
+              <w:t>PRODUCT-BE-G-14</w:t>
+            </w:r>
+            <w:r>
+              <w:rPr>
+                <w:color w:val="373737"/>
+                <w:sz w:val="18"/>
+              </w:rPr>
+              <w:t xml:space="preserve">, </w:t>
+            </w:r>
+            <w:r>
+              <w:rPr>
+                <w:rFonts w:ascii="Courier New" w:hAnsi="Courier New"/>
+                <w:sz w:val="18"/>
+              </w:rPr>
+              <w:t>PRODUCT-BE-S-01</w:t>
+            </w:r>
           </w:p>
         </w:tc>
         <w:tc>
@@ -30332,6 +30500,174 @@
                 <w:rFonts w:ascii="Courier New" w:hAnsi="Courier New"/>
                 <w:sz w:val="18"/>
               </w:rPr>
+              <w:t>PRODUCT-BE-F-10</w:t>
+            </w:r>
+            <w:r>
+              <w:rPr>
+                <w:color w:val="373737"/>
+                <w:sz w:val="18"/>
+              </w:rPr>
+              <w:t xml:space="preserve">, </w:t>
+            </w:r>
+            <w:r>
+              <w:rPr>
+                <w:rFonts w:ascii="Courier New" w:hAnsi="Courier New"/>
+                <w:sz w:val="18"/>
+              </w:rPr>
+              <w:t>PRODUCT-BE-G-01</w:t>
+            </w:r>
+            <w:r>
+              <w:rPr>
+                <w:color w:val="373737"/>
+                <w:sz w:val="18"/>
+              </w:rPr>
+              <w:t xml:space="preserve">, </w:t>
+            </w:r>
+            <w:r>
+              <w:rPr>
+                <w:rFonts w:ascii="Courier New" w:hAnsi="Courier New"/>
+                <w:sz w:val="18"/>
+              </w:rPr>
+              <w:t>PRODUCT-BE-G-02</w:t>
+            </w:r>
+            <w:r>
+              <w:rPr>
+                <w:color w:val="373737"/>
+                <w:sz w:val="18"/>
+              </w:rPr>
+              <w:t xml:space="preserve">, </w:t>
+            </w:r>
+            <w:r>
+              <w:rPr>
+                <w:rFonts w:ascii="Courier New" w:hAnsi="Courier New"/>
+                <w:sz w:val="18"/>
+              </w:rPr>
+              <w:t>PRODUCT-BE-G-03</w:t>
+            </w:r>
+            <w:r>
+              <w:rPr>
+                <w:color w:val="373737"/>
+                <w:sz w:val="18"/>
+              </w:rPr>
+              <w:t xml:space="preserve">, </w:t>
+            </w:r>
+            <w:r>
+              <w:rPr>
+                <w:rFonts w:ascii="Courier New" w:hAnsi="Courier New"/>
+                <w:sz w:val="18"/>
+              </w:rPr>
+              <w:t>PRODUCT-BE-G-06</w:t>
+            </w:r>
+            <w:r>
+              <w:rPr>
+                <w:color w:val="373737"/>
+                <w:sz w:val="18"/>
+              </w:rPr>
+              <w:t xml:space="preserve">, </w:t>
+            </w:r>
+            <w:r>
+              <w:rPr>
+                <w:rFonts w:ascii="Courier New" w:hAnsi="Courier New"/>
+                <w:sz w:val="18"/>
+              </w:rPr>
+              <w:t>PRODUCT-BE-G-07</w:t>
+            </w:r>
+            <w:r>
+              <w:rPr>
+                <w:color w:val="373737"/>
+                <w:sz w:val="18"/>
+              </w:rPr>
+              <w:t xml:space="preserve">, </w:t>
+            </w:r>
+            <w:r>
+              <w:rPr>
+                <w:rFonts w:ascii="Courier New" w:hAnsi="Courier New"/>
+                <w:sz w:val="18"/>
+              </w:rPr>
+              <w:t>PRODUCT-BE-G-08</w:t>
+            </w:r>
+            <w:r>
+              <w:rPr>
+                <w:color w:val="373737"/>
+                <w:sz w:val="18"/>
+              </w:rPr>
+              <w:t xml:space="preserve">, </w:t>
+            </w:r>
+            <w:r>
+              <w:rPr>
+                <w:rFonts w:ascii="Courier New" w:hAnsi="Courier New"/>
+                <w:sz w:val="18"/>
+              </w:rPr>
+              <w:t>PRODUCT-BE-G-09</w:t>
+            </w:r>
+            <w:r>
+              <w:rPr>
+                <w:color w:val="373737"/>
+                <w:sz w:val="18"/>
+              </w:rPr>
+              <w:t xml:space="preserve">, </w:t>
+            </w:r>
+            <w:r>
+              <w:rPr>
+                <w:rFonts w:ascii="Courier New" w:hAnsi="Courier New"/>
+                <w:sz w:val="18"/>
+              </w:rPr>
+              <w:t>PRODUCT-BE-G-10</w:t>
+            </w:r>
+            <w:r>
+              <w:rPr>
+                <w:color w:val="373737"/>
+                <w:sz w:val="18"/>
+              </w:rPr>
+              <w:t xml:space="preserve">, </w:t>
+            </w:r>
+            <w:r>
+              <w:rPr>
+                <w:rFonts w:ascii="Courier New" w:hAnsi="Courier New"/>
+                <w:sz w:val="18"/>
+              </w:rPr>
+              <w:t>PRODUCT-BE-G-13</w:t>
+            </w:r>
+            <w:r>
+              <w:rPr>
+                <w:color w:val="373737"/>
+                <w:sz w:val="18"/>
+              </w:rPr>
+              <w:t xml:space="preserve">, </w:t>
+            </w:r>
+            <w:r>
+              <w:rPr>
+                <w:rFonts w:ascii="Courier New" w:hAnsi="Courier New"/>
+                <w:sz w:val="18"/>
+              </w:rPr>
+              <w:t>PRODUCT-BE-G-14</w:t>
+            </w:r>
+            <w:r>
+              <w:rPr>
+                <w:color w:val="373737"/>
+                <w:sz w:val="18"/>
+              </w:rPr>
+              <w:t xml:space="preserve">, </w:t>
+            </w:r>
+            <w:r>
+              <w:rPr>
+                <w:rFonts w:ascii="Courier New" w:hAnsi="Courier New"/>
+                <w:sz w:val="18"/>
+              </w:rPr>
+              <w:t>PRODUCT-BE-S-01</w:t>
+            </w:r>
+            <w:r>
+              <w:rPr>
+                <w:color w:val="373737"/>
+                <w:sz w:val="18"/>
+              </w:rPr>
+              <w:t xml:space="preserve">, </w:t>
+            </w:r>
+            <w:r>
+              <w:rPr>
+                <w:rFonts w:ascii="Courier New" w:hAnsi="Courier New"/>
+                <w:sz w:val="18"/>
+              </w:rPr>
               <w:t>PRODUCT-FE-001</w:t>
             </w:r>
           </w:p>
@@ -30475,21 +30811,49 @@
                 <w:rFonts w:ascii="Courier New" w:hAnsi="Courier New"/>
                 <w:sz w:val="18"/>
               </w:rPr>
+              <w:t>PRODUCT-BE-B-02</w:t>
+            </w:r>
+            <w:r>
+              <w:rPr>
+                <w:color w:val="373737"/>
+                <w:sz w:val="18"/>
+              </w:rPr>
+              <w:t xml:space="preserve">, </w:t>
+            </w:r>
+            <w:r>
+              <w:rPr>
+                <w:rFonts w:ascii="Courier New" w:hAnsi="Courier New"/>
+                <w:sz w:val="18"/>
+              </w:rPr>
+              <w:t>PRODUCT-BE-B-03</w:t>
+            </w:r>
+            <w:r>
+              <w:rPr>
+                <w:color w:val="373737"/>
+                <w:sz w:val="18"/>
+              </w:rPr>
+              <w:t xml:space="preserve">, </w:t>
+            </w:r>
+            <w:r>
+              <w:rPr>
+                <w:rFonts w:ascii="Courier New" w:hAnsi="Courier New"/>
+                <w:sz w:val="18"/>
+              </w:rPr>
+              <w:t>PRODUCT-BE-G-13</w:t>
+            </w:r>
+            <w:r>
+              <w:rPr>
+                <w:color w:val="373737"/>
+                <w:sz w:val="18"/>
+              </w:rPr>
+              <w:t xml:space="preserve">, </w:t>
+            </w:r>
+            <w:r>
+              <w:rPr>
+                <w:rFonts w:ascii="Courier New" w:hAnsi="Courier New"/>
+                <w:sz w:val="18"/>
+              </w:rPr>
               <w:t>PRODUCT-BE-S-02</w:t>
-            </w:r>
-            <w:r>
-              <w:rPr>
-                <w:color w:val="373737"/>
-                <w:sz w:val="18"/>
-              </w:rPr>
-              <w:t xml:space="preserve">, </w:t>
-            </w:r>
-            <w:r>
-              <w:rPr>
-                <w:rFonts w:ascii="Courier New" w:hAnsi="Courier New"/>
-                <w:sz w:val="18"/>
-              </w:rPr>
-              <w:t>PRODUCT-BE-B-02</w:t>
             </w:r>
           </w:p>
         </w:tc>
@@ -30637,7 +31001,119 @@
                 <w:rFonts w:ascii="Courier New" w:hAnsi="Courier New"/>
                 <w:sz w:val="18"/>
               </w:rPr>
+              <w:t>PRODUCT-BE-B-01</w:t>
+            </w:r>
+            <w:r>
+              <w:rPr>
+                <w:color w:val="373737"/>
+                <w:sz w:val="18"/>
+              </w:rPr>
+              <w:t xml:space="preserve">, </w:t>
+            </w:r>
+            <w:r>
+              <w:rPr>
+                <w:rFonts w:ascii="Courier New" w:hAnsi="Courier New"/>
+                <w:sz w:val="18"/>
+              </w:rPr>
+              <w:t>PRODUCT-BE-B-02</w:t>
+            </w:r>
+            <w:r>
+              <w:rPr>
+                <w:color w:val="373737"/>
+                <w:sz w:val="18"/>
+              </w:rPr>
+              <w:t xml:space="preserve">, </w:t>
+            </w:r>
+            <w:r>
+              <w:rPr>
+                <w:rFonts w:ascii="Courier New" w:hAnsi="Courier New"/>
+                <w:sz w:val="18"/>
+              </w:rPr>
               <w:t>PRODUCT-BE-B-03</w:t>
+            </w:r>
+            <w:r>
+              <w:rPr>
+                <w:color w:val="373737"/>
+                <w:sz w:val="18"/>
+              </w:rPr>
+              <w:t xml:space="preserve">, </w:t>
+            </w:r>
+            <w:r>
+              <w:rPr>
+                <w:rFonts w:ascii="Courier New" w:hAnsi="Courier New"/>
+                <w:sz w:val="18"/>
+              </w:rPr>
+              <w:t>PRODUCT-BE-F-10</w:t>
+            </w:r>
+            <w:r>
+              <w:rPr>
+                <w:color w:val="373737"/>
+                <w:sz w:val="18"/>
+              </w:rPr>
+              <w:t xml:space="preserve">, </w:t>
+            </w:r>
+            <w:r>
+              <w:rPr>
+                <w:rFonts w:ascii="Courier New" w:hAnsi="Courier New"/>
+                <w:sz w:val="18"/>
+              </w:rPr>
+              <w:t>PRODUCT-BE-G-06</w:t>
+            </w:r>
+            <w:r>
+              <w:rPr>
+                <w:color w:val="373737"/>
+                <w:sz w:val="18"/>
+              </w:rPr>
+              <w:t xml:space="preserve">, </w:t>
+            </w:r>
+            <w:r>
+              <w:rPr>
+                <w:rFonts w:ascii="Courier New" w:hAnsi="Courier New"/>
+                <w:sz w:val="18"/>
+              </w:rPr>
+              <w:t>PRODUCT-BE-G-07</w:t>
+            </w:r>
+            <w:r>
+              <w:rPr>
+                <w:color w:val="373737"/>
+                <w:sz w:val="18"/>
+              </w:rPr>
+              <w:t xml:space="preserve">, </w:t>
+            </w:r>
+            <w:r>
+              <w:rPr>
+                <w:rFonts w:ascii="Courier New" w:hAnsi="Courier New"/>
+                <w:sz w:val="18"/>
+              </w:rPr>
+              <w:t>PRODUCT-BE-G-09</w:t>
+            </w:r>
+            <w:r>
+              <w:rPr>
+                <w:color w:val="373737"/>
+                <w:sz w:val="18"/>
+              </w:rPr>
+              <w:t xml:space="preserve">, </w:t>
+            </w:r>
+            <w:r>
+              <w:rPr>
+                <w:rFonts w:ascii="Courier New" w:hAnsi="Courier New"/>
+                <w:sz w:val="18"/>
+              </w:rPr>
+              <w:t>PRODUCT-BE-G-13</w:t>
+            </w:r>
+            <w:r>
+              <w:rPr>
+                <w:color w:val="373737"/>
+                <w:sz w:val="18"/>
+              </w:rPr>
+              <w:t xml:space="preserve">, </w:t>
+            </w:r>
+            <w:r>
+              <w:rPr>
+                <w:rFonts w:ascii="Courier New" w:hAnsi="Courier New"/>
+                <w:sz w:val="18"/>
+              </w:rPr>
+              <w:t>PRODUCT-BE-S-01</w:t>
             </w:r>
           </w:p>
         </w:tc>
@@ -30766,6 +31242,20 @@
                 <w:rFonts w:ascii="Courier New" w:hAnsi="Courier New"/>
                 <w:sz w:val="18"/>
               </w:rPr>
+              <w:t>PRODUCT-BE-B-03</w:t>
+            </w:r>
+            <w:r>
+              <w:rPr>
+                <w:color w:val="373737"/>
+                <w:sz w:val="18"/>
+              </w:rPr>
+              <w:t xml:space="preserve">, </w:t>
+            </w:r>
+            <w:r>
+              <w:rPr>
+                <w:rFonts w:ascii="Courier New" w:hAnsi="Courier New"/>
+                <w:sz w:val="18"/>
+              </w:rPr>
               <w:t>PRODUCT-BE-C-02</w:t>
             </w:r>
             <w:r>
@@ -30781,6 +31271,146 @@
                 <w:sz w:val="18"/>
               </w:rPr>
               <w:t>PRODUCT-BE-C-03</w:t>
+            </w:r>
+            <w:r>
+              <w:rPr>
+                <w:color w:val="373737"/>
+                <w:sz w:val="18"/>
+              </w:rPr>
+              <w:t xml:space="preserve">, </w:t>
+            </w:r>
+            <w:r>
+              <w:rPr>
+                <w:rFonts w:ascii="Courier New" w:hAnsi="Courier New"/>
+                <w:sz w:val="18"/>
+              </w:rPr>
+              <w:t>PRODUCT-BE-G-03</w:t>
+            </w:r>
+            <w:r>
+              <w:rPr>
+                <w:color w:val="373737"/>
+                <w:sz w:val="18"/>
+              </w:rPr>
+              <w:t xml:space="preserve">, </w:t>
+            </w:r>
+            <w:r>
+              <w:rPr>
+                <w:rFonts w:ascii="Courier New" w:hAnsi="Courier New"/>
+                <w:sz w:val="18"/>
+              </w:rPr>
+              <w:t>PRODUCT-BE-G-04</w:t>
+            </w:r>
+            <w:r>
+              <w:rPr>
+                <w:color w:val="373737"/>
+                <w:sz w:val="18"/>
+              </w:rPr>
+              <w:t xml:space="preserve">, </w:t>
+            </w:r>
+            <w:r>
+              <w:rPr>
+                <w:rFonts w:ascii="Courier New" w:hAnsi="Courier New"/>
+                <w:sz w:val="18"/>
+              </w:rPr>
+              <w:t>PRODUCT-BE-G-06</w:t>
+            </w:r>
+            <w:r>
+              <w:rPr>
+                <w:color w:val="373737"/>
+                <w:sz w:val="18"/>
+              </w:rPr>
+              <w:t xml:space="preserve">, </w:t>
+            </w:r>
+            <w:r>
+              <w:rPr>
+                <w:rFonts w:ascii="Courier New" w:hAnsi="Courier New"/>
+                <w:sz w:val="18"/>
+              </w:rPr>
+              <w:t>PRODUCT-BE-G-07</w:t>
+            </w:r>
+            <w:r>
+              <w:rPr>
+                <w:color w:val="373737"/>
+                <w:sz w:val="18"/>
+              </w:rPr>
+              <w:t xml:space="preserve">, </w:t>
+            </w:r>
+            <w:r>
+              <w:rPr>
+                <w:rFonts w:ascii="Courier New" w:hAnsi="Courier New"/>
+                <w:sz w:val="18"/>
+              </w:rPr>
+              <w:t>PRODUCT-BE-G-08</w:t>
+            </w:r>
+            <w:r>
+              <w:rPr>
+                <w:color w:val="373737"/>
+                <w:sz w:val="18"/>
+              </w:rPr>
+              <w:t xml:space="preserve">, </w:t>
+            </w:r>
+            <w:r>
+              <w:rPr>
+                <w:rFonts w:ascii="Courier New" w:hAnsi="Courier New"/>
+                <w:sz w:val="18"/>
+              </w:rPr>
+              <w:t>PRODUCT-BE-G-13</w:t>
+            </w:r>
+            <w:r>
+              <w:rPr>
+                <w:color w:val="373737"/>
+                <w:sz w:val="18"/>
+              </w:rPr>
+              <w:t xml:space="preserve">, </w:t>
+            </w:r>
+            <w:r>
+              <w:rPr>
+                <w:rFonts w:ascii="Courier New" w:hAnsi="Courier New"/>
+                <w:sz w:val="18"/>
+              </w:rPr>
+              <w:t>PRODUCT-BE-G-14</w:t>
+            </w:r>
+            <w:r>
+              <w:rPr>
+                <w:color w:val="373737"/>
+                <w:sz w:val="18"/>
+              </w:rPr>
+              <w:t xml:space="preserve">, </w:t>
+            </w:r>
+            <w:r>
+              <w:rPr>
+                <w:rFonts w:ascii="Courier New" w:hAnsi="Courier New"/>
+                <w:sz w:val="18"/>
+              </w:rPr>
+              <w:t>PRODUCT-BE-H-07</w:t>
+            </w:r>
+            <w:r>
+              <w:rPr>
+                <w:color w:val="373737"/>
+                <w:sz w:val="18"/>
+              </w:rPr>
+              <w:t xml:space="preserve">, </w:t>
+            </w:r>
+            <w:r>
+              <w:rPr>
+                <w:rFonts w:ascii="Courier New" w:hAnsi="Courier New"/>
+                <w:sz w:val="18"/>
+              </w:rPr>
+              <w:t>PRODUCT-BE-S-01</w:t>
+            </w:r>
+            <w:r>
+              <w:rPr>
+                <w:color w:val="373737"/>
+                <w:sz w:val="18"/>
+              </w:rPr>
+              <w:t xml:space="preserve">, </w:t>
+            </w:r>
+            <w:r>
+              <w:rPr>
+                <w:rFonts w:ascii="Courier New" w:hAnsi="Courier New"/>
+                <w:sz w:val="18"/>
+              </w:rPr>
+              <w:t>PRODUCT-BE-S-02</w:t>
             </w:r>
           </w:p>
         </w:tc>
@@ -31042,6 +31672,48 @@
               </w:rPr>
               <w:t>PRODUCT-BE-D-17</w:t>
             </w:r>
+            <w:r>
+              <w:rPr>
+                <w:color w:val="373737"/>
+                <w:sz w:val="18"/>
+              </w:rPr>
+              <w:t xml:space="preserve">, </w:t>
+            </w:r>
+            <w:r>
+              <w:rPr>
+                <w:rFonts w:ascii="Courier New" w:hAnsi="Courier New"/>
+                <w:sz w:val="18"/>
+              </w:rPr>
+              <w:t>PRODUCT-BE-G-07</w:t>
+            </w:r>
+            <w:r>
+              <w:rPr>
+                <w:color w:val="373737"/>
+                <w:sz w:val="18"/>
+              </w:rPr>
+              <w:t xml:space="preserve">, </w:t>
+            </w:r>
+            <w:r>
+              <w:rPr>
+                <w:rFonts w:ascii="Courier New" w:hAnsi="Courier New"/>
+                <w:sz w:val="18"/>
+              </w:rPr>
+              <w:t>PRODUCT-BE-G-13</w:t>
+            </w:r>
+            <w:r>
+              <w:rPr>
+                <w:color w:val="373737"/>
+                <w:sz w:val="18"/>
+              </w:rPr>
+              <w:t xml:space="preserve">, </w:t>
+            </w:r>
+            <w:r>
+              <w:rPr>
+                <w:rFonts w:ascii="Courier New" w:hAnsi="Courier New"/>
+                <w:sz w:val="18"/>
+              </w:rPr>
+              <w:t>PRODUCT-BE-H-08</w:t>
+            </w:r>
           </w:p>
         </w:tc>
         <w:tc>
@@ -32000,6 +32672,48 @@
                 <w:rFonts w:ascii="Courier New" w:hAnsi="Courier New"/>
                 <w:sz w:val="18"/>
               </w:rPr>
+              <w:t>PRODUCT-BE-F-06</w:t>
+            </w:r>
+            <w:r>
+              <w:rPr>
+                <w:color w:val="373737"/>
+                <w:sz w:val="18"/>
+              </w:rPr>
+              <w:t xml:space="preserve">, </w:t>
+            </w:r>
+            <w:r>
+              <w:rPr>
+                <w:rFonts w:ascii="Courier New" w:hAnsi="Courier New"/>
+                <w:sz w:val="18"/>
+              </w:rPr>
+              <w:t>PRODUCT-BE-F-08</w:t>
+            </w:r>
+            <w:r>
+              <w:rPr>
+                <w:color w:val="373737"/>
+                <w:sz w:val="18"/>
+              </w:rPr>
+              <w:t xml:space="preserve">, </w:t>
+            </w:r>
+            <w:r>
+              <w:rPr>
+                <w:rFonts w:ascii="Courier New" w:hAnsi="Courier New"/>
+                <w:sz w:val="18"/>
+              </w:rPr>
+              <w:t>PRODUCT-BE-G-08</w:t>
+            </w:r>
+            <w:r>
+              <w:rPr>
+                <w:color w:val="373737"/>
+                <w:sz w:val="18"/>
+              </w:rPr>
+              <w:t xml:space="preserve">, </w:t>
+            </w:r>
+            <w:r>
+              <w:rPr>
+                <w:rFonts w:ascii="Courier New" w:hAnsi="Courier New"/>
+                <w:sz w:val="18"/>
+              </w:rPr>
               <w:t>PRODUCT-BE-H-01</w:t>
             </w:r>
             <w:r>
@@ -32228,6 +32942,174 @@
                 <w:sz w:val="18"/>
               </w:rPr>
               <w:t>PRODUCT-BE-E-02</w:t>
+            </w:r>
+            <w:r>
+              <w:rPr>
+                <w:color w:val="373737"/>
+                <w:sz w:val="18"/>
+              </w:rPr>
+              <w:t xml:space="preserve">, </w:t>
+            </w:r>
+            <w:r>
+              <w:rPr>
+                <w:rFonts w:ascii="Courier New" w:hAnsi="Courier New"/>
+                <w:sz w:val="18"/>
+              </w:rPr>
+              <w:t>PRODUCT-BE-F-10</w:t>
+            </w:r>
+            <w:r>
+              <w:rPr>
+                <w:color w:val="373737"/>
+                <w:sz w:val="18"/>
+              </w:rPr>
+              <w:t xml:space="preserve">, </w:t>
+            </w:r>
+            <w:r>
+              <w:rPr>
+                <w:rFonts w:ascii="Courier New" w:hAnsi="Courier New"/>
+                <w:sz w:val="18"/>
+              </w:rPr>
+              <w:t>PRODUCT-BE-G-01</w:t>
+            </w:r>
+            <w:r>
+              <w:rPr>
+                <w:color w:val="373737"/>
+                <w:sz w:val="18"/>
+              </w:rPr>
+              <w:t xml:space="preserve">, </w:t>
+            </w:r>
+            <w:r>
+              <w:rPr>
+                <w:rFonts w:ascii="Courier New" w:hAnsi="Courier New"/>
+                <w:sz w:val="18"/>
+              </w:rPr>
+              <w:t>PRODUCT-BE-G-02</w:t>
+            </w:r>
+            <w:r>
+              <w:rPr>
+                <w:color w:val="373737"/>
+                <w:sz w:val="18"/>
+              </w:rPr>
+              <w:t xml:space="preserve">, </w:t>
+            </w:r>
+            <w:r>
+              <w:rPr>
+                <w:rFonts w:ascii="Courier New" w:hAnsi="Courier New"/>
+                <w:sz w:val="18"/>
+              </w:rPr>
+              <w:t>PRODUCT-BE-G-03</w:t>
+            </w:r>
+            <w:r>
+              <w:rPr>
+                <w:color w:val="373737"/>
+                <w:sz w:val="18"/>
+              </w:rPr>
+              <w:t xml:space="preserve">, </w:t>
+            </w:r>
+            <w:r>
+              <w:rPr>
+                <w:rFonts w:ascii="Courier New" w:hAnsi="Courier New"/>
+                <w:sz w:val="18"/>
+              </w:rPr>
+              <w:t>PRODUCT-BE-G-06</w:t>
+            </w:r>
+            <w:r>
+              <w:rPr>
+                <w:color w:val="373737"/>
+                <w:sz w:val="18"/>
+              </w:rPr>
+              <w:t xml:space="preserve">, </w:t>
+            </w:r>
+            <w:r>
+              <w:rPr>
+                <w:rFonts w:ascii="Courier New" w:hAnsi="Courier New"/>
+                <w:sz w:val="18"/>
+              </w:rPr>
+              <w:t>PRODUCT-BE-G-07</w:t>
+            </w:r>
+            <w:r>
+              <w:rPr>
+                <w:color w:val="373737"/>
+                <w:sz w:val="18"/>
+              </w:rPr>
+              <w:t xml:space="preserve">, </w:t>
+            </w:r>
+            <w:r>
+              <w:rPr>
+                <w:rFonts w:ascii="Courier New" w:hAnsi="Courier New"/>
+                <w:sz w:val="18"/>
+              </w:rPr>
+              <w:t>PRODUCT-BE-G-08</w:t>
+            </w:r>
+            <w:r>
+              <w:rPr>
+                <w:color w:val="373737"/>
+                <w:sz w:val="18"/>
+              </w:rPr>
+              <w:t xml:space="preserve">, </w:t>
+            </w:r>
+            <w:r>
+              <w:rPr>
+                <w:rFonts w:ascii="Courier New" w:hAnsi="Courier New"/>
+                <w:sz w:val="18"/>
+              </w:rPr>
+              <w:t>PRODUCT-BE-G-09</w:t>
+            </w:r>
+            <w:r>
+              <w:rPr>
+                <w:color w:val="373737"/>
+                <w:sz w:val="18"/>
+              </w:rPr>
+              <w:t xml:space="preserve">, </w:t>
+            </w:r>
+            <w:r>
+              <w:rPr>
+                <w:rFonts w:ascii="Courier New" w:hAnsi="Courier New"/>
+                <w:sz w:val="18"/>
+              </w:rPr>
+              <w:t>PRODUCT-BE-G-10</w:t>
+            </w:r>
+            <w:r>
+              <w:rPr>
+                <w:color w:val="373737"/>
+                <w:sz w:val="18"/>
+              </w:rPr>
+              <w:t xml:space="preserve">, </w:t>
+            </w:r>
+            <w:r>
+              <w:rPr>
+                <w:rFonts w:ascii="Courier New" w:hAnsi="Courier New"/>
+                <w:sz w:val="18"/>
+              </w:rPr>
+              <w:t>PRODUCT-BE-G-13</w:t>
+            </w:r>
+            <w:r>
+              <w:rPr>
+                <w:color w:val="373737"/>
+                <w:sz w:val="18"/>
+              </w:rPr>
+              <w:t xml:space="preserve">, </w:t>
+            </w:r>
+            <w:r>
+              <w:rPr>
+                <w:rFonts w:ascii="Courier New" w:hAnsi="Courier New"/>
+                <w:sz w:val="18"/>
+              </w:rPr>
+              <w:t>PRODUCT-BE-G-14</w:t>
+            </w:r>
+            <w:r>
+              <w:rPr>
+                <w:color w:val="373737"/>
+                <w:sz w:val="18"/>
+              </w:rPr>
+              <w:t xml:space="preserve">, </w:t>
+            </w:r>
+            <w:r>
+              <w:rPr>
+                <w:rFonts w:ascii="Courier New" w:hAnsi="Courier New"/>
+                <w:sz w:val="18"/>
+              </w:rPr>
+              <w:t>PRODUCT-BE-S-01</w:t>
             </w:r>
           </w:p>
         </w:tc>
@@ -32589,7 +33471,7 @@
                 <w:color w:val="373737"/>
                 <w:sz w:val="18"/>
               </w:rPr>
-              <w:t>1</w:t>
+              <w:t>3</w:t>
             </w:r>
           </w:p>
         </w:tc>
@@ -32607,28 +33489,14 @@
                 <w:color w:val="373737"/>
                 <w:sz w:val="18"/>
               </w:rPr>
-              <w:t xml:space="preserve">🔴 </w:t>
-            </w:r>
-            <w:r>
-              <w:rPr>
-                <w:rFonts w:ascii="Courier New" w:hAnsi="Courier New"/>
-                <w:sz w:val="18"/>
-              </w:rPr>
-              <w:t>PRODUCT-FE-001</w:t>
-            </w:r>
-            <w:r>
-              <w:rPr>
-                <w:color w:val="373737"/>
-                <w:sz w:val="18"/>
-              </w:rPr>
-              <w:t xml:space="preserve">, 🟡 </w:t>
-            </w:r>
-            <w:r>
-              <w:rPr>
-                <w:rFonts w:ascii="Courier New" w:hAnsi="Courier New"/>
-                <w:sz w:val="18"/>
-              </w:rPr>
-              <w:t>PRODUCT-FE-004</w:t>
+              <w:t xml:space="preserve">🟡 </w:t>
+            </w:r>
+            <w:r>
+              <w:rPr>
+                <w:rFonts w:ascii="Courier New" w:hAnsi="Courier New"/>
+                <w:sz w:val="18"/>
+              </w:rPr>
+              <w:t>PRODUCT-FE-007</w:t>
             </w:r>
           </w:p>
         </w:tc>
@@ -32646,7 +33514,7 @@
                 <w:rFonts w:ascii="Courier New" w:hAnsi="Courier New"/>
                 <w:sz w:val="18"/>
               </w:rPr>
-              <w:t>PRODUCT-FE-001</w:t>
+              <w:t>PRODUCT-FE-007</w:t>
             </w:r>
             <w:r>
               <w:rPr>
@@ -32660,35 +33528,56 @@
                 <w:rFonts w:ascii="Courier New" w:hAnsi="Courier New"/>
                 <w:sz w:val="18"/>
               </w:rPr>
-              <w:t>PRODUCT-BE-B-01</w:t>
-            </w:r>
-            <w:r>
-              <w:rPr>
-                <w:color w:val="373737"/>
-                <w:sz w:val="18"/>
-              </w:rPr>
-              <w:t>&lt;br&gt;</w:t>
-            </w:r>
-            <w:r>
-              <w:rPr>
-                <w:rFonts w:ascii="Courier New" w:hAnsi="Courier New"/>
-                <w:sz w:val="18"/>
-              </w:rPr>
-              <w:t>PRODUCT-FE-004</w:t>
-            </w:r>
-            <w:r>
-              <w:rPr>
-                <w:color w:val="373737"/>
-                <w:sz w:val="18"/>
-              </w:rPr>
-              <w:t xml:space="preserve"> → </w:t>
-            </w:r>
-            <w:r>
-              <w:rPr>
-                <w:rFonts w:ascii="Courier New" w:hAnsi="Courier New"/>
-                <w:sz w:val="18"/>
-              </w:rPr>
-              <w:t>PRODUCT-BE-B-03</w:t>
+              <w:t>PRODUCT-BE-D-01</w:t>
+            </w:r>
+            <w:r>
+              <w:rPr>
+                <w:color w:val="373737"/>
+                <w:sz w:val="18"/>
+              </w:rPr>
+              <w:t xml:space="preserve">, </w:t>
+            </w:r>
+            <w:r>
+              <w:rPr>
+                <w:rFonts w:ascii="Courier New" w:hAnsi="Courier New"/>
+                <w:sz w:val="18"/>
+              </w:rPr>
+              <w:t>PRODUCT-BE-D-02</w:t>
+            </w:r>
+            <w:r>
+              <w:rPr>
+                <w:color w:val="373737"/>
+                <w:sz w:val="18"/>
+              </w:rPr>
+              <w:t xml:space="preserve">, </w:t>
+            </w:r>
+            <w:r>
+              <w:rPr>
+                <w:rFonts w:ascii="Courier New" w:hAnsi="Courier New"/>
+                <w:sz w:val="18"/>
+              </w:rPr>
+              <w:t>PRODUCT-BE-D-03</w:t>
+            </w:r>
+            <w:r>
+              <w:rPr>
+                <w:color w:val="373737"/>
+                <w:sz w:val="18"/>
+              </w:rPr>
+              <w:t xml:space="preserve">, </w:t>
+            </w:r>
+            <w:r>
+              <w:rPr>
+                <w:rFonts w:ascii="Courier New" w:hAnsi="Courier New"/>
+                <w:sz w:val="18"/>
+              </w:rPr>
+              <w:t>PRODUCT-BE-D-04</w:t>
+            </w:r>
+            <w:r>
+              <w:rPr>
+                <w:color w:val="373737"/>
+                <w:sz w:val="18"/>
+              </w:rPr>
+              <w:t xml:space="preserve"> (+4)</w:t>
             </w:r>
           </w:p>
         </w:tc>
@@ -32706,7 +33595,7 @@
                 <w:color w:val="373737"/>
                 <w:sz w:val="18"/>
               </w:rPr>
-              <w:t>Reads cutover — needs backend phase A/B reads live</w:t>
+              <w:t>Writes — needs backend phase D mutations</w:t>
             </w:r>
           </w:p>
         </w:tc>
@@ -32727,7 +33616,7 @@
                 <w:color w:val="373737"/>
                 <w:sz w:val="18"/>
               </w:rPr>
-              <w:t>2</w:t>
+              <w:t>4</w:t>
             </w:r>
           </w:p>
         </w:tc>
@@ -32753,7 +33642,7 @@
                 <w:rFonts w:ascii="Courier New" w:hAnsi="Courier New"/>
                 <w:sz w:val="18"/>
               </w:rPr>
-              <w:t>PRODUCT-FE-002</w:t>
+              <w:t>PRODUCT-FE-006</w:t>
             </w:r>
             <w:r>
               <w:rPr>
@@ -32767,7 +33656,21 @@
                 <w:rFonts w:ascii="Courier New" w:hAnsi="Courier New"/>
                 <w:sz w:val="18"/>
               </w:rPr>
-              <w:t>PRODUCT-FE-005</w:t>
+              <w:t>PRODUCT-FE-010</w:t>
+            </w:r>
+            <w:r>
+              <w:rPr>
+                <w:color w:val="373737"/>
+                <w:sz w:val="18"/>
+              </w:rPr>
+              <w:t xml:space="preserve">, 🟡 </w:t>
+            </w:r>
+            <w:r>
+              <w:rPr>
+                <w:rFonts w:ascii="Courier New" w:hAnsi="Courier New"/>
+                <w:sz w:val="18"/>
+              </w:rPr>
+              <w:t>PRODUCT-FE-012</w:t>
             </w:r>
           </w:p>
         </w:tc>
@@ -32786,7 +33689,7 @@
                 <w:rFonts w:ascii="Courier New" w:hAnsi="Courier New"/>
                 <w:sz w:val="18"/>
               </w:rPr>
-              <w:t>PRODUCT-FE-002</w:t>
+              <w:t>PRODUCT-FE-006</w:t>
             </w:r>
             <w:r>
               <w:rPr>
@@ -32800,7 +33703,7 @@
                 <w:rFonts w:ascii="Courier New" w:hAnsi="Courier New"/>
                 <w:sz w:val="18"/>
               </w:rPr>
-              <w:t>PRODUCT-BE-B-01</w:t>
+              <w:t>PRODUCT-BE-B-07</w:t>
             </w:r>
             <w:r>
               <w:rPr>
@@ -32814,21 +33717,49 @@
                 <w:rFonts w:ascii="Courier New" w:hAnsi="Courier New"/>
                 <w:sz w:val="18"/>
               </w:rPr>
-              <w:t>PRODUCT-BE-B-04</w:t>
-            </w:r>
-            <w:r>
-              <w:rPr>
-                <w:color w:val="373737"/>
-                <w:sz w:val="18"/>
-              </w:rPr>
-              <w:t>&lt;br&gt;</w:t>
-            </w:r>
-            <w:r>
-              <w:rPr>
-                <w:rFonts w:ascii="Courier New" w:hAnsi="Courier New"/>
-                <w:sz w:val="18"/>
-              </w:rPr>
-              <w:t>PRODUCT-FE-005</w:t>
+              <w:t>PRODUCT-BE-B-08</w:t>
+            </w:r>
+            <w:r>
+              <w:rPr>
+                <w:color w:val="373737"/>
+                <w:sz w:val="18"/>
+              </w:rPr>
+              <w:t xml:space="preserve">, </w:t>
+            </w:r>
+            <w:r>
+              <w:rPr>
+                <w:rFonts w:ascii="Courier New" w:hAnsi="Courier New"/>
+                <w:sz w:val="18"/>
+              </w:rPr>
+              <w:t>PRODUCT-BE-B-09</w:t>
+            </w:r>
+            <w:r>
+              <w:rPr>
+                <w:color w:val="373737"/>
+                <w:sz w:val="18"/>
+              </w:rPr>
+              <w:t xml:space="preserve">, </w:t>
+            </w:r>
+            <w:r>
+              <w:rPr>
+                <w:rFonts w:ascii="Courier New" w:hAnsi="Courier New"/>
+                <w:sz w:val="18"/>
+              </w:rPr>
+              <w:t>PRODUCT-BE-B-10</w:t>
+            </w:r>
+            <w:r>
+              <w:rPr>
+                <w:color w:val="373737"/>
+                <w:sz w:val="18"/>
+              </w:rPr>
+              <w:t xml:space="preserve"> (+8)&lt;br&gt;</w:t>
+            </w:r>
+            <w:r>
+              <w:rPr>
+                <w:rFonts w:ascii="Courier New" w:hAnsi="Courier New"/>
+                <w:sz w:val="18"/>
+              </w:rPr>
+              <w:t>PRODUCT-FE-010</w:t>
             </w:r>
             <w:r>
               <w:rPr>
@@ -32842,7 +33773,7 @@
                 <w:rFonts w:ascii="Courier New" w:hAnsi="Courier New"/>
                 <w:sz w:val="18"/>
               </w:rPr>
-              <w:t>PRODUCT-BE-C-02</w:t>
+              <w:t>PRODUCT-BE-E-03</w:t>
             </w:r>
             <w:r>
               <w:rPr>
@@ -32856,7 +33787,63 @@
                 <w:rFonts w:ascii="Courier New" w:hAnsi="Courier New"/>
                 <w:sz w:val="18"/>
               </w:rPr>
-              <w:t>PRODUCT-BE-C-03</w:t>
+              <w:t>PRODUCT-BE-E-04</w:t>
+            </w:r>
+            <w:r>
+              <w:rPr>
+                <w:color w:val="373737"/>
+                <w:sz w:val="18"/>
+              </w:rPr>
+              <w:t xml:space="preserve">, </w:t>
+            </w:r>
+            <w:r>
+              <w:rPr>
+                <w:rFonts w:ascii="Courier New" w:hAnsi="Courier New"/>
+                <w:sz w:val="18"/>
+              </w:rPr>
+              <w:t>PRODUCT-BE-F-06</w:t>
+            </w:r>
+            <w:r>
+              <w:rPr>
+                <w:color w:val="373737"/>
+                <w:sz w:val="18"/>
+              </w:rPr>
+              <w:t xml:space="preserve">, </w:t>
+            </w:r>
+            <w:r>
+              <w:rPr>
+                <w:rFonts w:ascii="Courier New" w:hAnsi="Courier New"/>
+                <w:sz w:val="18"/>
+              </w:rPr>
+              <w:t>PRODUCT-BE-F-08</w:t>
+            </w:r>
+            <w:r>
+              <w:rPr>
+                <w:color w:val="373737"/>
+                <w:sz w:val="18"/>
+              </w:rPr>
+              <w:t xml:space="preserve"> (+6)&lt;br&gt;</w:t>
+            </w:r>
+            <w:r>
+              <w:rPr>
+                <w:rFonts w:ascii="Courier New" w:hAnsi="Courier New"/>
+                <w:sz w:val="18"/>
+              </w:rPr>
+              <w:t>PRODUCT-FE-012</w:t>
+            </w:r>
+            <w:r>
+              <w:rPr>
+                <w:color w:val="373737"/>
+                <w:sz w:val="18"/>
+              </w:rPr>
+              <w:t xml:space="preserve"> → </w:t>
+            </w:r>
+            <w:r>
+              <w:rPr>
+                <w:rFonts w:ascii="Courier New" w:hAnsi="Courier New"/>
+                <w:sz w:val="18"/>
+              </w:rPr>
+              <w:t>PRODUCT-BE-F-14</w:t>
             </w:r>
           </w:p>
         </w:tc>
@@ -32875,7 +33862,7 @@
                 <w:color w:val="373737"/>
                 <w:sz w:val="18"/>
               </w:rPr>
-              <w:t>Search &amp; listing — needs backend phase C</w:t>
+              <w:t>Complex writes / sagas — needs backend phase E + ADR ratification</w:t>
             </w:r>
           </w:p>
         </w:tc>
@@ -32895,7 +33882,7 @@
                 <w:color w:val="373737"/>
                 <w:sz w:val="18"/>
               </w:rPr>
-              <w:t>3</w:t>
+              <w:t>5</w:t>
             </w:r>
           </w:p>
         </w:tc>
@@ -32913,14 +33900,28 @@
                 <w:color w:val="373737"/>
                 <w:sz w:val="18"/>
               </w:rPr>
-              <w:t xml:space="preserve">🟡 </w:t>
-            </w:r>
-            <w:r>
-              <w:rPr>
-                <w:rFonts w:ascii="Courier New" w:hAnsi="Courier New"/>
-                <w:sz w:val="18"/>
-              </w:rPr>
-              <w:t>PRODUCT-FE-006</w:t>
+              <w:t xml:space="preserve">🔴 </w:t>
+            </w:r>
+            <w:r>
+              <w:rPr>
+                <w:rFonts w:ascii="Courier New" w:hAnsi="Courier New"/>
+                <w:sz w:val="18"/>
+              </w:rPr>
+              <w:t>PRODUCT-FE-001</w:t>
+            </w:r>
+            <w:r>
+              <w:rPr>
+                <w:color w:val="373737"/>
+                <w:sz w:val="18"/>
+              </w:rPr>
+              <w:t xml:space="preserve">, 🔴 </w:t>
+            </w:r>
+            <w:r>
+              <w:rPr>
+                <w:rFonts w:ascii="Courier New" w:hAnsi="Courier New"/>
+                <w:sz w:val="18"/>
+              </w:rPr>
+              <w:t>PRODUCT-FE-003</w:t>
             </w:r>
             <w:r>
               <w:rPr>
@@ -32934,7 +33935,7 @@
                 <w:rFonts w:ascii="Courier New" w:hAnsi="Courier New"/>
                 <w:sz w:val="18"/>
               </w:rPr>
-              <w:t>PRODUCT-FE-007</w:t>
+              <w:t>PRODUCT-FE-004</w:t>
             </w:r>
             <w:r>
               <w:rPr>
@@ -32948,7 +33949,35 @@
                 <w:rFonts w:ascii="Courier New" w:hAnsi="Courier New"/>
                 <w:sz w:val="18"/>
               </w:rPr>
-              <w:t>PRODUCT-FE-008</w:t>
+              <w:t>PRODUCT-FE-005</w:t>
+            </w:r>
+            <w:r>
+              <w:rPr>
+                <w:color w:val="373737"/>
+                <w:sz w:val="18"/>
+              </w:rPr>
+              <w:t xml:space="preserve">, 🔴 </w:t>
+            </w:r>
+            <w:r>
+              <w:rPr>
+                <w:rFonts w:ascii="Courier New" w:hAnsi="Courier New"/>
+                <w:sz w:val="18"/>
+              </w:rPr>
+              <w:t>PRODUCT-FE-009</w:t>
+            </w:r>
+            <w:r>
+              <w:rPr>
+                <w:color w:val="373737"/>
+                <w:sz w:val="18"/>
+              </w:rPr>
+              <w:t xml:space="preserve">, 🟡 </w:t>
+            </w:r>
+            <w:r>
+              <w:rPr>
+                <w:rFonts w:ascii="Courier New" w:hAnsi="Courier New"/>
+                <w:sz w:val="18"/>
+              </w:rPr>
+              <w:t>PRODUCT-FE-011</w:t>
             </w:r>
           </w:p>
         </w:tc>
@@ -32966,7 +33995,7 @@
                 <w:rFonts w:ascii="Courier New" w:hAnsi="Courier New"/>
                 <w:sz w:val="18"/>
               </w:rPr>
-              <w:t>PRODUCT-FE-006</w:t>
+              <w:t>PRODUCT-FE-001</w:t>
             </w:r>
             <w:r>
               <w:rPr>
@@ -32980,7 +34009,7 @@
                 <w:rFonts w:ascii="Courier New" w:hAnsi="Courier New"/>
                 <w:sz w:val="18"/>
               </w:rPr>
-              <w:t>PRODUCT-BE-B-07</w:t>
+              <w:t>PRODUCT-BE-B-01</w:t>
             </w:r>
             <w:r>
               <w:rPr>
@@ -32994,7 +34023,7 @@
                 <w:rFonts w:ascii="Courier New" w:hAnsi="Courier New"/>
                 <w:sz w:val="18"/>
               </w:rPr>
-              <w:t>PRODUCT-BE-B-08</w:t>
+              <w:t>PRODUCT-BE-F-10</w:t>
             </w:r>
             <w:r>
               <w:rPr>
@@ -33008,7 +34037,7 @@
                 <w:rFonts w:ascii="Courier New" w:hAnsi="Courier New"/>
                 <w:sz w:val="18"/>
               </w:rPr>
-              <w:t>PRODUCT-BE-B-09</w:t>
+              <w:t>PRODUCT-BE-G-01</w:t>
             </w:r>
             <w:r>
               <w:rPr>
@@ -33022,7 +34051,147 @@
                 <w:rFonts w:ascii="Courier New" w:hAnsi="Courier New"/>
                 <w:sz w:val="18"/>
               </w:rPr>
-              <w:t>PRODUCT-BE-B-10</w:t>
+              <w:t>PRODUCT-BE-G-02</w:t>
+            </w:r>
+            <w:r>
+              <w:rPr>
+                <w:color w:val="373737"/>
+                <w:sz w:val="18"/>
+              </w:rPr>
+              <w:t xml:space="preserve"> (+9)&lt;br&gt;</w:t>
+            </w:r>
+            <w:r>
+              <w:rPr>
+                <w:rFonts w:ascii="Courier New" w:hAnsi="Courier New"/>
+                <w:sz w:val="18"/>
+              </w:rPr>
+              <w:t>PRODUCT-FE-003</w:t>
+            </w:r>
+            <w:r>
+              <w:rPr>
+                <w:color w:val="373737"/>
+                <w:sz w:val="18"/>
+              </w:rPr>
+              <w:t xml:space="preserve"> → </w:t>
+            </w:r>
+            <w:r>
+              <w:rPr>
+                <w:rFonts w:ascii="Courier New" w:hAnsi="Courier New"/>
+                <w:sz w:val="18"/>
+              </w:rPr>
+              <w:t>PRODUCT-BE-B-02</w:t>
+            </w:r>
+            <w:r>
+              <w:rPr>
+                <w:color w:val="373737"/>
+                <w:sz w:val="18"/>
+              </w:rPr>
+              <w:t xml:space="preserve">, </w:t>
+            </w:r>
+            <w:r>
+              <w:rPr>
+                <w:rFonts w:ascii="Courier New" w:hAnsi="Courier New"/>
+                <w:sz w:val="18"/>
+              </w:rPr>
+              <w:t>PRODUCT-BE-B-03</w:t>
+            </w:r>
+            <w:r>
+              <w:rPr>
+                <w:color w:val="373737"/>
+                <w:sz w:val="18"/>
+              </w:rPr>
+              <w:t xml:space="preserve">, </w:t>
+            </w:r>
+            <w:r>
+              <w:rPr>
+                <w:rFonts w:ascii="Courier New" w:hAnsi="Courier New"/>
+                <w:sz w:val="18"/>
+              </w:rPr>
+              <w:t>PRODUCT-BE-G-13</w:t>
+            </w:r>
+            <w:r>
+              <w:rPr>
+                <w:color w:val="373737"/>
+                <w:sz w:val="18"/>
+              </w:rPr>
+              <w:t xml:space="preserve">, </w:t>
+            </w:r>
+            <w:r>
+              <w:rPr>
+                <w:rFonts w:ascii="Courier New" w:hAnsi="Courier New"/>
+                <w:sz w:val="18"/>
+              </w:rPr>
+              <w:t>PRODUCT-BE-S-02</w:t>
+            </w:r>
+            <w:r>
+              <w:rPr>
+                <w:color w:val="373737"/>
+                <w:sz w:val="18"/>
+              </w:rPr>
+              <w:t>&lt;br&gt;</w:t>
+            </w:r>
+            <w:r>
+              <w:rPr>
+                <w:rFonts w:ascii="Courier New" w:hAnsi="Courier New"/>
+                <w:sz w:val="18"/>
+              </w:rPr>
+              <w:t>PRODUCT-FE-004</w:t>
+            </w:r>
+            <w:r>
+              <w:rPr>
+                <w:color w:val="373737"/>
+                <w:sz w:val="18"/>
+              </w:rPr>
+              <w:t xml:space="preserve"> → </w:t>
+            </w:r>
+            <w:r>
+              <w:rPr>
+                <w:rFonts w:ascii="Courier New" w:hAnsi="Courier New"/>
+                <w:sz w:val="18"/>
+              </w:rPr>
+              <w:t>PRODUCT-BE-B-01</w:t>
+            </w:r>
+            <w:r>
+              <w:rPr>
+                <w:color w:val="373737"/>
+                <w:sz w:val="18"/>
+              </w:rPr>
+              <w:t xml:space="preserve">, </w:t>
+            </w:r>
+            <w:r>
+              <w:rPr>
+                <w:rFonts w:ascii="Courier New" w:hAnsi="Courier New"/>
+                <w:sz w:val="18"/>
+              </w:rPr>
+              <w:t>PRODUCT-BE-B-02</w:t>
+            </w:r>
+            <w:r>
+              <w:rPr>
+                <w:color w:val="373737"/>
+                <w:sz w:val="18"/>
+              </w:rPr>
+              <w:t xml:space="preserve">, </w:t>
+            </w:r>
+            <w:r>
+              <w:rPr>
+                <w:rFonts w:ascii="Courier New" w:hAnsi="Courier New"/>
+                <w:sz w:val="18"/>
+              </w:rPr>
+              <w:t>PRODUCT-BE-B-03</w:t>
+            </w:r>
+            <w:r>
+              <w:rPr>
+                <w:color w:val="373737"/>
+                <w:sz w:val="18"/>
+              </w:rPr>
+              <w:t xml:space="preserve">, </w:t>
+            </w:r>
+            <w:r>
+              <w:rPr>
+                <w:rFonts w:ascii="Courier New" w:hAnsi="Courier New"/>
+                <w:sz w:val="18"/>
+              </w:rPr>
+              <w:t>PRODUCT-BE-F-10</w:t>
             </w:r>
             <w:r>
               <w:rPr>
@@ -33036,7 +34205,7 @@
                 <w:rFonts w:ascii="Courier New" w:hAnsi="Courier New"/>
                 <w:sz w:val="18"/>
               </w:rPr>
-              <w:t>PRODUCT-FE-007</w:t>
+              <w:t>PRODUCT-FE-005</w:t>
             </w:r>
             <w:r>
               <w:rPr>
@@ -33050,7 +34219,7 @@
                 <w:rFonts w:ascii="Courier New" w:hAnsi="Courier New"/>
                 <w:sz w:val="18"/>
               </w:rPr>
-              <w:t>PRODUCT-BE-D-01</w:t>
+              <w:t>PRODUCT-BE-B-03</w:t>
             </w:r>
             <w:r>
               <w:rPr>
@@ -33064,7 +34233,7 @@
                 <w:rFonts w:ascii="Courier New" w:hAnsi="Courier New"/>
                 <w:sz w:val="18"/>
               </w:rPr>
-              <w:t>PRODUCT-BE-D-02</w:t>
+              <w:t>PRODUCT-BE-C-02</w:t>
             </w:r>
             <w:r>
               <w:rPr>
@@ -33078,7 +34247,7 @@
                 <w:rFonts w:ascii="Courier New" w:hAnsi="Courier New"/>
                 <w:sz w:val="18"/>
               </w:rPr>
-              <w:t>PRODUCT-BE-D-03</w:t>
+              <w:t>PRODUCT-BE-C-03</w:t>
             </w:r>
             <w:r>
               <w:rPr>
@@ -33092,21 +34261,21 @@
                 <w:rFonts w:ascii="Courier New" w:hAnsi="Courier New"/>
                 <w:sz w:val="18"/>
               </w:rPr>
-              <w:t>PRODUCT-BE-D-04</w:t>
-            </w:r>
-            <w:r>
-              <w:rPr>
-                <w:color w:val="373737"/>
-                <w:sz w:val="18"/>
-              </w:rPr>
-              <w:t xml:space="preserve"> (+4)&lt;br&gt;</w:t>
-            </w:r>
-            <w:r>
-              <w:rPr>
-                <w:rFonts w:ascii="Courier New" w:hAnsi="Courier New"/>
-                <w:sz w:val="18"/>
-              </w:rPr>
-              <w:t>PRODUCT-FE-008</w:t>
+              <w:t>PRODUCT-BE-G-03</w:t>
+            </w:r>
+            <w:r>
+              <w:rPr>
+                <w:color w:val="373737"/>
+                <w:sz w:val="18"/>
+              </w:rPr>
+              <w:t xml:space="preserve"> (+9)&lt;br&gt;</w:t>
+            </w:r>
+            <w:r>
+              <w:rPr>
+                <w:rFonts w:ascii="Courier New" w:hAnsi="Courier New"/>
+                <w:sz w:val="18"/>
+              </w:rPr>
+              <w:t>PRODUCT-FE-009</w:t>
             </w:r>
             <w:r>
               <w:rPr>
@@ -33120,7 +34289,7 @@
                 <w:rFonts w:ascii="Courier New" w:hAnsi="Courier New"/>
                 <w:sz w:val="18"/>
               </w:rPr>
-              <w:t>PRODUCT-BE-D-06</w:t>
+              <w:t>PRODUCT-BE-S-03</w:t>
             </w:r>
             <w:r>
               <w:rPr>
@@ -33134,7 +34303,35 @@
                 <w:rFonts w:ascii="Courier New" w:hAnsi="Courier New"/>
                 <w:sz w:val="18"/>
               </w:rPr>
-              <w:t>PRODUCT-BE-D-07</w:t>
+              <w:t>PRODUCT-BE-D-09</w:t>
+            </w:r>
+            <w:r>
+              <w:rPr>
+                <w:color w:val="373737"/>
+                <w:sz w:val="18"/>
+              </w:rPr>
+              <w:t>&lt;br&gt;</w:t>
+            </w:r>
+            <w:r>
+              <w:rPr>
+                <w:rFonts w:ascii="Courier New" w:hAnsi="Courier New"/>
+                <w:sz w:val="18"/>
+              </w:rPr>
+              <w:t>PRODUCT-FE-011</w:t>
+            </w:r>
+            <w:r>
+              <w:rPr>
+                <w:color w:val="373737"/>
+                <w:sz w:val="18"/>
+              </w:rPr>
+              <w:t xml:space="preserve"> → </w:t>
+            </w:r>
+            <w:r>
+              <w:rPr>
+                <w:rFonts w:ascii="Courier New" w:hAnsi="Courier New"/>
+                <w:sz w:val="18"/>
+              </w:rPr>
+              <w:t>PRODUCT-BE-B-01</w:t>
             </w:r>
             <w:r>
               <w:rPr>
@@ -33148,7 +34345,42 @@
                 <w:rFonts w:ascii="Courier New" w:hAnsi="Courier New"/>
                 <w:sz w:val="18"/>
               </w:rPr>
-              <w:t>PRODUCT-BE-D-12</w:t>
+              <w:t>PRODUCT-BE-D-18</w:t>
+            </w:r>
+            <w:r>
+              <w:rPr>
+                <w:color w:val="373737"/>
+                <w:sz w:val="18"/>
+              </w:rPr>
+              <w:t xml:space="preserve">, </w:t>
+            </w:r>
+            <w:r>
+              <w:rPr>
+                <w:rFonts w:ascii="Courier New" w:hAnsi="Courier New"/>
+                <w:sz w:val="18"/>
+              </w:rPr>
+              <w:t>PRODUCT-BE-E-02</w:t>
+            </w:r>
+            <w:r>
+              <w:rPr>
+                <w:color w:val="373737"/>
+                <w:sz w:val="18"/>
+              </w:rPr>
+              <w:t xml:space="preserve">, </w:t>
+            </w:r>
+            <w:r>
+              <w:rPr>
+                <w:rFonts w:ascii="Courier New" w:hAnsi="Courier New"/>
+                <w:sz w:val="18"/>
+              </w:rPr>
+              <w:t>PRODUCT-BE-F-10</w:t>
+            </w:r>
+            <w:r>
+              <w:rPr>
+                <w:color w:val="373737"/>
+                <w:sz w:val="18"/>
+              </w:rPr>
+              <w:t xml:space="preserve"> (+11)</w:t>
             </w:r>
           </w:p>
         </w:tc>
@@ -33166,7 +34398,7 @@
                 <w:color w:val="373737"/>
                 <w:sz w:val="18"/>
               </w:rPr>
-              <w:t>Writes — needs backend phase D mutations</w:t>
+              <w:t>Externally gated — search/read-hub decision</w:t>
             </w:r>
           </w:p>
         </w:tc>
@@ -33187,7 +34419,7 @@
                 <w:color w:val="373737"/>
                 <w:sz w:val="18"/>
               </w:rPr>
-              <w:t>4</w:t>
+              <w:t>6</w:t>
             </w:r>
           </w:p>
         </w:tc>
@@ -33213,7 +34445,7 @@
                 <w:rFonts w:ascii="Courier New" w:hAnsi="Courier New"/>
                 <w:sz w:val="18"/>
               </w:rPr>
-              <w:t>PRODUCT-FE-010</w:t>
+              <w:t>PRODUCT-FE-002</w:t>
             </w:r>
             <w:r>
               <w:rPr>
@@ -33227,21 +34459,7 @@
                 <w:rFonts w:ascii="Courier New" w:hAnsi="Courier New"/>
                 <w:sz w:val="18"/>
               </w:rPr>
-              <w:t>PRODUCT-FE-011</w:t>
-            </w:r>
-            <w:r>
-              <w:rPr>
-                <w:color w:val="373737"/>
-                <w:sz w:val="18"/>
-              </w:rPr>
-              <w:t xml:space="preserve">, 🟡 </w:t>
-            </w:r>
-            <w:r>
-              <w:rPr>
-                <w:rFonts w:ascii="Courier New" w:hAnsi="Courier New"/>
-                <w:sz w:val="18"/>
-              </w:rPr>
-              <w:t>PRODUCT-FE-012</w:t>
+              <w:t>PRODUCT-FE-008</w:t>
             </w:r>
           </w:p>
         </w:tc>
@@ -33260,7 +34478,7 @@
                 <w:rFonts w:ascii="Courier New" w:hAnsi="Courier New"/>
                 <w:sz w:val="18"/>
               </w:rPr>
-              <w:t>PRODUCT-FE-010</w:t>
+              <w:t>PRODUCT-FE-002</w:t>
             </w:r>
             <w:r>
               <w:rPr>
@@ -33274,7 +34492,7 @@
                 <w:rFonts w:ascii="Courier New" w:hAnsi="Courier New"/>
                 <w:sz w:val="18"/>
               </w:rPr>
-              <w:t>PRODUCT-BE-E-03</w:t>
+              <w:t>PRODUCT-BE-B-01</w:t>
             </w:r>
             <w:r>
               <w:rPr>
@@ -33288,7 +34506,7 @@
                 <w:rFonts w:ascii="Courier New" w:hAnsi="Courier New"/>
                 <w:sz w:val="18"/>
               </w:rPr>
-              <w:t>PRODUCT-BE-E-04</w:t>
+              <w:t>PRODUCT-BE-B-04</w:t>
             </w:r>
             <w:r>
               <w:rPr>
@@ -33302,7 +34520,7 @@
                 <w:rFonts w:ascii="Courier New" w:hAnsi="Courier New"/>
                 <w:sz w:val="18"/>
               </w:rPr>
-              <w:t>PRODUCT-BE-H-01</w:t>
+              <w:t>PRODUCT-BE-F-10</w:t>
             </w:r>
             <w:r>
               <w:rPr>
@@ -33316,21 +34534,21 @@
                 <w:rFonts w:ascii="Courier New" w:hAnsi="Courier New"/>
                 <w:sz w:val="18"/>
               </w:rPr>
-              <w:t>PRODUCT-BE-H-02</w:t>
-            </w:r>
-            <w:r>
-              <w:rPr>
-                <w:color w:val="373737"/>
-                <w:sz w:val="18"/>
-              </w:rPr>
-              <w:t xml:space="preserve"> (+3)&lt;br&gt;</w:t>
-            </w:r>
-            <w:r>
-              <w:rPr>
-                <w:rFonts w:ascii="Courier New" w:hAnsi="Courier New"/>
-                <w:sz w:val="18"/>
-              </w:rPr>
-              <w:t>PRODUCT-FE-011</w:t>
+              <w:t>PRODUCT-BE-G-01</w:t>
+            </w:r>
+            <w:r>
+              <w:rPr>
+                <w:color w:val="373737"/>
+                <w:sz w:val="18"/>
+              </w:rPr>
+              <w:t xml:space="preserve"> (+10)&lt;br&gt;</w:t>
+            </w:r>
+            <w:r>
+              <w:rPr>
+                <w:rFonts w:ascii="Courier New" w:hAnsi="Courier New"/>
+                <w:sz w:val="18"/>
+              </w:rPr>
+              <w:t>PRODUCT-FE-008</w:t>
             </w:r>
             <w:r>
               <w:rPr>
@@ -33344,7 +34562,7 @@
                 <w:rFonts w:ascii="Courier New" w:hAnsi="Courier New"/>
                 <w:sz w:val="18"/>
               </w:rPr>
-              <w:t>PRODUCT-BE-B-01</w:t>
+              <w:t>PRODUCT-BE-D-06</w:t>
             </w:r>
             <w:r>
               <w:rPr>
@@ -33358,7 +34576,7 @@
                 <w:rFonts w:ascii="Courier New" w:hAnsi="Courier New"/>
                 <w:sz w:val="18"/>
               </w:rPr>
-              <w:t>PRODUCT-BE-D-18</w:t>
+              <w:t>PRODUCT-BE-D-07</w:t>
             </w:r>
             <w:r>
               <w:rPr>
@@ -33372,35 +34590,7 @@
                 <w:rFonts w:ascii="Courier New" w:hAnsi="Courier New"/>
                 <w:sz w:val="18"/>
               </w:rPr>
-              <w:t>PRODUCT-BE-E-02</w:t>
-            </w:r>
-            <w:r>
-              <w:rPr>
-                <w:color w:val="373737"/>
-                <w:sz w:val="18"/>
-              </w:rPr>
-              <w:t>&lt;br&gt;</w:t>
-            </w:r>
-            <w:r>
-              <w:rPr>
-                <w:rFonts w:ascii="Courier New" w:hAnsi="Courier New"/>
-                <w:sz w:val="18"/>
-              </w:rPr>
-              <w:t>PRODUCT-FE-012</w:t>
-            </w:r>
-            <w:r>
-              <w:rPr>
-                <w:color w:val="373737"/>
-                <w:sz w:val="18"/>
-              </w:rPr>
-              <w:t xml:space="preserve"> → </w:t>
-            </w:r>
-            <w:r>
-              <w:rPr>
-                <w:rFonts w:ascii="Courier New" w:hAnsi="Courier New"/>
-                <w:sz w:val="18"/>
-              </w:rPr>
-              <w:t>PRODUCT-BE-F-14</w:t>
+              <w:t>PRODUCT-BE-D-12</w:t>
             </w:r>
           </w:p>
         </w:tc>
@@ -33419,172 +34609,7 @@
                 <w:color w:val="373737"/>
                 <w:sz w:val="18"/>
               </w:rPr>
-              <w:t>Complex writes / sagas — needs backend phase E + ADR ratification</w:t>
-            </w:r>
-          </w:p>
-        </w:tc>
-      </w:tr>
-      <w:tr>
-        <w:tc>
-          <w:tcPr>
-            <w:tcW w:type="dxa" w:w="2564"/>
-            <w:vAlign w:val="top"/>
-          </w:tcPr>
-          <w:p>
-            <w:pPr>
-              <w:jc w:val="left"/>
-            </w:pPr>
-            <w:r>
-              <w:rPr>
-                <w:color w:val="373737"/>
-                <w:sz w:val="18"/>
-              </w:rPr>
-              <w:t>5</w:t>
-            </w:r>
-          </w:p>
-        </w:tc>
-        <w:tc>
-          <w:tcPr>
-            <w:tcW w:type="dxa" w:w="2564"/>
-            <w:vAlign w:val="top"/>
-          </w:tcPr>
-          <w:p>
-            <w:pPr>
-              <w:jc w:val="left"/>
-            </w:pPr>
-            <w:r>
-              <w:rPr>
-                <w:color w:val="373737"/>
-                <w:sz w:val="18"/>
-              </w:rPr>
-              <w:t xml:space="preserve">🔴 </w:t>
-            </w:r>
-            <w:r>
-              <w:rPr>
-                <w:rFonts w:ascii="Courier New" w:hAnsi="Courier New"/>
-                <w:sz w:val="18"/>
-              </w:rPr>
-              <w:t>PRODUCT-FE-003</w:t>
-            </w:r>
-            <w:r>
-              <w:rPr>
-                <w:color w:val="373737"/>
-                <w:sz w:val="18"/>
-              </w:rPr>
-              <w:t xml:space="preserve">, 🔴 </w:t>
-            </w:r>
-            <w:r>
-              <w:rPr>
-                <w:rFonts w:ascii="Courier New" w:hAnsi="Courier New"/>
-                <w:sz w:val="18"/>
-              </w:rPr>
-              <w:t>PRODUCT-FE-009</w:t>
-            </w:r>
-          </w:p>
-        </w:tc>
-        <w:tc>
-          <w:tcPr>
-            <w:tcW w:type="dxa" w:w="2564"/>
-            <w:vAlign w:val="top"/>
-          </w:tcPr>
-          <w:p>
-            <w:pPr>
-              <w:jc w:val="left"/>
-            </w:pPr>
-            <w:r>
-              <w:rPr>
-                <w:rFonts w:ascii="Courier New" w:hAnsi="Courier New"/>
-                <w:sz w:val="18"/>
-              </w:rPr>
-              <w:t>PRODUCT-FE-003</w:t>
-            </w:r>
-            <w:r>
-              <w:rPr>
-                <w:color w:val="373737"/>
-                <w:sz w:val="18"/>
-              </w:rPr>
-              <w:t xml:space="preserve"> → </w:t>
-            </w:r>
-            <w:r>
-              <w:rPr>
-                <w:rFonts w:ascii="Courier New" w:hAnsi="Courier New"/>
-                <w:sz w:val="18"/>
-              </w:rPr>
-              <w:t>PRODUCT-BE-S-02</w:t>
-            </w:r>
-            <w:r>
-              <w:rPr>
-                <w:color w:val="373737"/>
-                <w:sz w:val="18"/>
-              </w:rPr>
-              <w:t xml:space="preserve">, </w:t>
-            </w:r>
-            <w:r>
-              <w:rPr>
-                <w:rFonts w:ascii="Courier New" w:hAnsi="Courier New"/>
-                <w:sz w:val="18"/>
-              </w:rPr>
-              <w:t>PRODUCT-BE-B-02</w:t>
-            </w:r>
-            <w:r>
-              <w:rPr>
-                <w:color w:val="373737"/>
-                <w:sz w:val="18"/>
-              </w:rPr>
-              <w:t>&lt;br&gt;</w:t>
-            </w:r>
-            <w:r>
-              <w:rPr>
-                <w:rFonts w:ascii="Courier New" w:hAnsi="Courier New"/>
-                <w:sz w:val="18"/>
-              </w:rPr>
-              <w:t>PRODUCT-FE-009</w:t>
-            </w:r>
-            <w:r>
-              <w:rPr>
-                <w:color w:val="373737"/>
-                <w:sz w:val="18"/>
-              </w:rPr>
-              <w:t xml:space="preserve"> → </w:t>
-            </w:r>
-            <w:r>
-              <w:rPr>
-                <w:rFonts w:ascii="Courier New" w:hAnsi="Courier New"/>
-                <w:sz w:val="18"/>
-              </w:rPr>
-              <w:t>PRODUCT-BE-S-03</w:t>
-            </w:r>
-            <w:r>
-              <w:rPr>
-                <w:color w:val="373737"/>
-                <w:sz w:val="18"/>
-              </w:rPr>
-              <w:t xml:space="preserve">, </w:t>
-            </w:r>
-            <w:r>
-              <w:rPr>
-                <w:rFonts w:ascii="Courier New" w:hAnsi="Courier New"/>
-                <w:sz w:val="18"/>
-              </w:rPr>
-              <w:t>PRODUCT-BE-D-09</w:t>
-            </w:r>
-          </w:p>
-        </w:tc>
-        <w:tc>
-          <w:tcPr>
-            <w:tcW w:type="dxa" w:w="2564"/>
-            <w:vAlign w:val="top"/>
-          </w:tcPr>
-          <w:p>
-            <w:pPr>
-              <w:jc w:val="left"/>
-            </w:pPr>
-            <w:r>
-              <w:rPr>
-                <w:color w:val="373737"/>
-                <w:sz w:val="18"/>
-              </w:rPr>
-              <w:t>Externally gated — search/read-hub decision</w:t>
+              <w:t>Follow-on cutover — after the stories it depends on</w:t>
             </w:r>
           </w:p>
         </w:tc>
@@ -33615,7 +34640,77 @@
           <w:rFonts w:ascii="Courier New" w:hAnsi="Courier New"/>
           <w:sz w:val="19"/>
         </w:rPr>
+        <w:t>PRODUCT-FE-007</w:t>
+      </w:r>
+      <w:r>
+        <w:rPr>
+          <w:color w:val="373737"/>
+          <w:sz w:val="19"/>
+        </w:rPr>
+        <w:t xml:space="preserve"> → </w:t>
+      </w:r>
+      <w:r>
+        <w:rPr>
+          <w:rFonts w:ascii="Courier New" w:hAnsi="Courier New"/>
+          <w:sz w:val="19"/>
+        </w:rPr>
+        <w:t>PRODUCT-FE-006</w:t>
+      </w:r>
+      <w:r>
+        <w:rPr>
+          <w:color w:val="373737"/>
+          <w:sz w:val="19"/>
+        </w:rPr>
+        <w:t xml:space="preserve"> → </w:t>
+      </w:r>
+      <w:r>
+        <w:rPr>
+          <w:rFonts w:ascii="Courier New" w:hAnsi="Courier New"/>
+          <w:sz w:val="19"/>
+        </w:rPr>
+        <w:t>PRODUCT-FE-010</w:t>
+      </w:r>
+      <w:r>
+        <w:rPr>
+          <w:color w:val="373737"/>
+          <w:sz w:val="19"/>
+        </w:rPr>
+        <w:t xml:space="preserve"> → </w:t>
+      </w:r>
+      <w:r>
+        <w:rPr>
+          <w:rFonts w:ascii="Courier New" w:hAnsi="Courier New"/>
+          <w:sz w:val="19"/>
+        </w:rPr>
+        <w:t>PRODUCT-FE-012</w:t>
+      </w:r>
+      <w:r>
+        <w:rPr>
+          <w:color w:val="373737"/>
+          <w:sz w:val="19"/>
+        </w:rPr>
+        <w:t xml:space="preserve"> → </w:t>
+      </w:r>
+      <w:r>
+        <w:rPr>
+          <w:rFonts w:ascii="Courier New" w:hAnsi="Courier New"/>
+          <w:sz w:val="19"/>
+        </w:rPr>
         <w:t>PRODUCT-FE-001</w:t>
+      </w:r>
+      <w:r>
+        <w:rPr>
+          <w:color w:val="373737"/>
+          <w:sz w:val="19"/>
+        </w:rPr>
+        <w:t xml:space="preserve"> → </w:t>
+      </w:r>
+      <w:r>
+        <w:rPr>
+          <w:rFonts w:ascii="Courier New" w:hAnsi="Courier New"/>
+          <w:sz w:val="19"/>
+        </w:rPr>
+        <w:t>PRODUCT-FE-003</w:t>
       </w:r>
       <w:r>
         <w:rPr>
@@ -33643,20 +34738,6 @@
           <w:rFonts w:ascii="Courier New" w:hAnsi="Courier New"/>
           <w:sz w:val="19"/>
         </w:rPr>
-        <w:t>PRODUCT-FE-002</w:t>
-      </w:r>
-      <w:r>
-        <w:rPr>
-          <w:color w:val="373737"/>
-          <w:sz w:val="19"/>
-        </w:rPr>
-        <w:t xml:space="preserve"> → </w:t>
-      </w:r>
-      <w:r>
-        <w:rPr>
-          <w:rFonts w:ascii="Courier New" w:hAnsi="Courier New"/>
-          <w:sz w:val="19"/>
-        </w:rPr>
         <w:t>PRODUCT-FE-005</w:t>
       </w:r>
       <w:r>
@@ -33671,49 +34752,7 @@
           <w:rFonts w:ascii="Courier New" w:hAnsi="Courier New"/>
           <w:sz w:val="19"/>
         </w:rPr>
-        <w:t>PRODUCT-FE-006</w:t>
-      </w:r>
-      <w:r>
-        <w:rPr>
-          <w:color w:val="373737"/>
-          <w:sz w:val="19"/>
-        </w:rPr>
-        <w:t xml:space="preserve"> → </w:t>
-      </w:r>
-      <w:r>
-        <w:rPr>
-          <w:rFonts w:ascii="Courier New" w:hAnsi="Courier New"/>
-          <w:sz w:val="19"/>
-        </w:rPr>
-        <w:t>PRODUCT-FE-007</w:t>
-      </w:r>
-      <w:r>
-        <w:rPr>
-          <w:color w:val="373737"/>
-          <w:sz w:val="19"/>
-        </w:rPr>
-        <w:t xml:space="preserve"> → </w:t>
-      </w:r>
-      <w:r>
-        <w:rPr>
-          <w:rFonts w:ascii="Courier New" w:hAnsi="Courier New"/>
-          <w:sz w:val="19"/>
-        </w:rPr>
-        <w:t>PRODUCT-FE-008</w:t>
-      </w:r>
-      <w:r>
-        <w:rPr>
-          <w:color w:val="373737"/>
-          <w:sz w:val="19"/>
-        </w:rPr>
-        <w:t xml:space="preserve"> → </w:t>
-      </w:r>
-      <w:r>
-        <w:rPr>
-          <w:rFonts w:ascii="Courier New" w:hAnsi="Courier New"/>
-          <w:sz w:val="19"/>
-        </w:rPr>
-        <w:t>PRODUCT-FE-010</w:t>
+        <w:t>PRODUCT-FE-009</w:t>
       </w:r>
       <w:r>
         <w:rPr>
@@ -33741,7 +34780,7 @@
           <w:rFonts w:ascii="Courier New" w:hAnsi="Courier New"/>
           <w:sz w:val="19"/>
         </w:rPr>
-        <w:t>PRODUCT-FE-012</w:t>
+        <w:t>PRODUCT-FE-002</w:t>
       </w:r>
       <w:r>
         <w:rPr>
@@ -33755,21 +34794,7 @@
           <w:rFonts w:ascii="Courier New" w:hAnsi="Courier New"/>
           <w:sz w:val="19"/>
         </w:rPr>
-        <w:t>PRODUCT-FE-003</w:t>
-      </w:r>
-      <w:r>
-        <w:rPr>
-          <w:color w:val="373737"/>
-          <w:sz w:val="19"/>
-        </w:rPr>
-        <w:t xml:space="preserve"> → </w:t>
-      </w:r>
-      <w:r>
-        <w:rPr>
-          <w:rFonts w:ascii="Courier New" w:hAnsi="Courier New"/>
-          <w:sz w:val="19"/>
-        </w:rPr>
-        <w:t>PRODUCT-FE-009</w:t>
+        <w:t>PRODUCT-FE-008</w:t>
       </w:r>
       <w:r>
         <w:rPr>
@@ -33933,7 +34958,7 @@
                 <w:color w:val="373737"/>
                 <w:sz w:val="18"/>
               </w:rPr>
-              <w:t>1</w:t>
+              <w:t>3</w:t>
             </w:r>
           </w:p>
         </w:tc>
@@ -33951,35 +34976,21 @@
                 <w:color w:val="373737"/>
                 <w:sz w:val="18"/>
               </w:rPr>
-              <w:t xml:space="preserve">🔴 </w:t>
-            </w:r>
-            <w:r>
-              <w:rPr>
-                <w:rFonts w:ascii="Courier New" w:hAnsi="Courier New"/>
-                <w:sz w:val="18"/>
-              </w:rPr>
-              <w:t>PRODUCT-FE-001</w:t>
-            </w:r>
-            <w:r>
-              <w:rPr>
-                <w:color w:val="373737"/>
-                <w:sz w:val="18"/>
-              </w:rPr>
-              <w:t xml:space="preserve"> (10–15d)&lt;br&gt;🟡 </w:t>
-            </w:r>
-            <w:r>
-              <w:rPr>
-                <w:rFonts w:ascii="Courier New" w:hAnsi="Courier New"/>
-                <w:sz w:val="18"/>
-              </w:rPr>
-              <w:t>PRODUCT-FE-004</w:t>
-            </w:r>
-            <w:r>
-              <w:rPr>
-                <w:color w:val="373737"/>
-                <w:sz w:val="18"/>
-              </w:rPr>
-              <w:t xml:space="preserve"> (5–8d)</w:t>
+              <w:t xml:space="preserve">🟡 </w:t>
+            </w:r>
+            <w:r>
+              <w:rPr>
+                <w:rFonts w:ascii="Courier New" w:hAnsi="Courier New"/>
+                <w:sz w:val="18"/>
+              </w:rPr>
+              <w:t>PRODUCT-FE-007</w:t>
+            </w:r>
+            <w:r>
+              <w:rPr>
+                <w:color w:val="373737"/>
+                <w:sz w:val="18"/>
+              </w:rPr>
+              <w:t xml:space="preserve"> (6–10d)</w:t>
             </w:r>
           </w:p>
         </w:tc>
@@ -33997,7 +35008,7 @@
                 <w:color w:val="373737"/>
                 <w:sz w:val="18"/>
               </w:rPr>
-              <w:t>Reads cutover — needs backend phase A/B reads live</w:t>
+              <w:t>Writes — needs backend phase D mutations</w:t>
             </w:r>
           </w:p>
         </w:tc>
@@ -34018,7 +35029,7 @@
                 <w:color w:val="373737"/>
                 <w:sz w:val="18"/>
               </w:rPr>
-              <w:t>2</w:t>
+              <w:t>4</w:t>
             </w:r>
           </w:p>
         </w:tc>
@@ -34044,28 +35055,42 @@
                 <w:rFonts w:ascii="Courier New" w:hAnsi="Courier New"/>
                 <w:sz w:val="18"/>
               </w:rPr>
-              <w:t>PRODUCT-FE-002</w:t>
-            </w:r>
-            <w:r>
-              <w:rPr>
-                <w:color w:val="373737"/>
-                <w:sz w:val="18"/>
-              </w:rPr>
-              <w:t xml:space="preserve"> (5–8d)&lt;br&gt;🟡 </w:t>
-            </w:r>
-            <w:r>
-              <w:rPr>
-                <w:rFonts w:ascii="Courier New" w:hAnsi="Courier New"/>
-                <w:sz w:val="18"/>
-              </w:rPr>
-              <w:t>PRODUCT-FE-005</w:t>
-            </w:r>
-            <w:r>
-              <w:rPr>
-                <w:color w:val="373737"/>
-                <w:sz w:val="18"/>
-              </w:rPr>
-              <w:t xml:space="preserve"> (5–8d)</w:t>
+              <w:t>PRODUCT-FE-006</w:t>
+            </w:r>
+            <w:r>
+              <w:rPr>
+                <w:color w:val="373737"/>
+                <w:sz w:val="18"/>
+              </w:rPr>
+              <w:t xml:space="preserve"> (4–6d)&lt;br&gt;🟡 </w:t>
+            </w:r>
+            <w:r>
+              <w:rPr>
+                <w:rFonts w:ascii="Courier New" w:hAnsi="Courier New"/>
+                <w:sz w:val="18"/>
+              </w:rPr>
+              <w:t>PRODUCT-FE-010</w:t>
+            </w:r>
+            <w:r>
+              <w:rPr>
+                <w:color w:val="373737"/>
+                <w:sz w:val="18"/>
+              </w:rPr>
+              <w:t xml:space="preserve"> (4–6d)&lt;br&gt;🟡 </w:t>
+            </w:r>
+            <w:r>
+              <w:rPr>
+                <w:rFonts w:ascii="Courier New" w:hAnsi="Courier New"/>
+                <w:sz w:val="18"/>
+              </w:rPr>
+              <w:t>PRODUCT-FE-012</w:t>
+            </w:r>
+            <w:r>
+              <w:rPr>
+                <w:color w:val="373737"/>
+                <w:sz w:val="18"/>
+              </w:rPr>
+              <w:t xml:space="preserve"> (3–5d)</w:t>
             </w:r>
           </w:p>
         </w:tc>
@@ -34084,7 +35109,7 @@
                 <w:color w:val="373737"/>
                 <w:sz w:val="18"/>
               </w:rPr>
-              <w:t>Search &amp; listing — needs backend phase C</w:t>
+              <w:t>Complex writes / sagas — needs backend phase E + ADR ratification</w:t>
             </w:r>
           </w:p>
         </w:tc>
@@ -34104,7 +35129,7 @@
                 <w:color w:val="373737"/>
                 <w:sz w:val="18"/>
               </w:rPr>
-              <w:t>3</w:t>
+              <w:t>5</w:t>
             </w:r>
           </w:p>
         </w:tc>
@@ -34122,42 +35147,84 @@
                 <w:color w:val="373737"/>
                 <w:sz w:val="18"/>
               </w:rPr>
-              <w:t xml:space="preserve">🟡 </w:t>
-            </w:r>
-            <w:r>
-              <w:rPr>
-                <w:rFonts w:ascii="Courier New" w:hAnsi="Courier New"/>
-                <w:sz w:val="18"/>
-              </w:rPr>
-              <w:t>PRODUCT-FE-007</w:t>
-            </w:r>
-            <w:r>
-              <w:rPr>
-                <w:color w:val="373737"/>
-                <w:sz w:val="18"/>
-              </w:rPr>
-              <w:t xml:space="preserve"> (6–10d)&lt;br&gt;🟡 </w:t>
-            </w:r>
-            <w:r>
-              <w:rPr>
-                <w:rFonts w:ascii="Courier New" w:hAnsi="Courier New"/>
-                <w:sz w:val="18"/>
-              </w:rPr>
-              <w:t>PRODUCT-FE-006</w:t>
-            </w:r>
-            <w:r>
-              <w:rPr>
-                <w:color w:val="373737"/>
-                <w:sz w:val="18"/>
-              </w:rPr>
-              <w:t xml:space="preserve"> (4–6d)&lt;br&gt;🟡 </w:t>
-            </w:r>
-            <w:r>
-              <w:rPr>
-                <w:rFonts w:ascii="Courier New" w:hAnsi="Courier New"/>
-                <w:sz w:val="18"/>
-              </w:rPr>
-              <w:t>PRODUCT-FE-008</w:t>
+              <w:t xml:space="preserve">🔴 </w:t>
+            </w:r>
+            <w:r>
+              <w:rPr>
+                <w:rFonts w:ascii="Courier New" w:hAnsi="Courier New"/>
+                <w:sz w:val="18"/>
+              </w:rPr>
+              <w:t>PRODUCT-FE-001</w:t>
+            </w:r>
+            <w:r>
+              <w:rPr>
+                <w:color w:val="373737"/>
+                <w:sz w:val="18"/>
+              </w:rPr>
+              <w:t xml:space="preserve"> (10–15d)&lt;br&gt;🔴 </w:t>
+            </w:r>
+            <w:r>
+              <w:rPr>
+                <w:rFonts w:ascii="Courier New" w:hAnsi="Courier New"/>
+                <w:sz w:val="18"/>
+              </w:rPr>
+              <w:t>PRODUCT-FE-003</w:t>
+            </w:r>
+            <w:r>
+              <w:rPr>
+                <w:color w:val="373737"/>
+                <w:sz w:val="18"/>
+              </w:rPr>
+              <w:t xml:space="preserve"> (8–12d)&lt;br&gt;🔴 </w:t>
+            </w:r>
+            <w:r>
+              <w:rPr>
+                <w:rFonts w:ascii="Courier New" w:hAnsi="Courier New"/>
+                <w:sz w:val="18"/>
+              </w:rPr>
+              <w:t>PRODUCT-FE-009</w:t>
+            </w:r>
+            <w:r>
+              <w:rPr>
+                <w:color w:val="373737"/>
+                <w:sz w:val="18"/>
+              </w:rPr>
+              <w:t xml:space="preserve"> (8–12d)&lt;br&gt;🟡 </w:t>
+            </w:r>
+            <w:r>
+              <w:rPr>
+                <w:rFonts w:ascii="Courier New" w:hAnsi="Courier New"/>
+                <w:sz w:val="18"/>
+              </w:rPr>
+              <w:t>PRODUCT-FE-004</w:t>
+            </w:r>
+            <w:r>
+              <w:rPr>
+                <w:color w:val="373737"/>
+                <w:sz w:val="18"/>
+              </w:rPr>
+              <w:t xml:space="preserve"> (5–8d)&lt;br&gt;🟡 </w:t>
+            </w:r>
+            <w:r>
+              <w:rPr>
+                <w:rFonts w:ascii="Courier New" w:hAnsi="Courier New"/>
+                <w:sz w:val="18"/>
+              </w:rPr>
+              <w:t>PRODUCT-FE-005</w:t>
+            </w:r>
+            <w:r>
+              <w:rPr>
+                <w:color w:val="373737"/>
+                <w:sz w:val="18"/>
+              </w:rPr>
+              <w:t xml:space="preserve"> (5–8d)&lt;br&gt;🟡 </w:t>
+            </w:r>
+            <w:r>
+              <w:rPr>
+                <w:rFonts w:ascii="Courier New" w:hAnsi="Courier New"/>
+                <w:sz w:val="18"/>
+              </w:rPr>
+              <w:t>PRODUCT-FE-011</w:t>
             </w:r>
             <w:r>
               <w:rPr>
@@ -34182,7 +35249,7 @@
                 <w:color w:val="373737"/>
                 <w:sz w:val="18"/>
               </w:rPr>
-              <w:t>Writes — needs backend phase D mutations</w:t>
+              <w:t>Externally gated — search/read-hub decision</w:t>
             </w:r>
           </w:p>
         </w:tc>
@@ -34203,7 +35270,7 @@
                 <w:color w:val="373737"/>
                 <w:sz w:val="18"/>
               </w:rPr>
-              <w:t>4</w:t>
+              <w:t>6</w:t>
             </w:r>
           </w:p>
         </w:tc>
@@ -34229,42 +35296,28 @@
                 <w:rFonts w:ascii="Courier New" w:hAnsi="Courier New"/>
                 <w:sz w:val="18"/>
               </w:rPr>
-              <w:t>PRODUCT-FE-010</w:t>
-            </w:r>
-            <w:r>
-              <w:rPr>
-                <w:color w:val="373737"/>
-                <w:sz w:val="18"/>
-              </w:rPr>
-              <w:t xml:space="preserve"> (4–6d)&lt;br&gt;🟡 </w:t>
-            </w:r>
-            <w:r>
-              <w:rPr>
-                <w:rFonts w:ascii="Courier New" w:hAnsi="Courier New"/>
-                <w:sz w:val="18"/>
-              </w:rPr>
-              <w:t>PRODUCT-FE-011</w:t>
-            </w:r>
-            <w:r>
-              <w:rPr>
-                <w:color w:val="373737"/>
-                <w:sz w:val="18"/>
-              </w:rPr>
-              <w:t xml:space="preserve"> (4–6d)&lt;br&gt;🟡 </w:t>
-            </w:r>
-            <w:r>
-              <w:rPr>
-                <w:rFonts w:ascii="Courier New" w:hAnsi="Courier New"/>
-                <w:sz w:val="18"/>
-              </w:rPr>
-              <w:t>PRODUCT-FE-012</w:t>
-            </w:r>
-            <w:r>
-              <w:rPr>
-                <w:color w:val="373737"/>
-                <w:sz w:val="18"/>
-              </w:rPr>
-              <w:t xml:space="preserve"> (3–5d)</w:t>
+              <w:t>PRODUCT-FE-002</w:t>
+            </w:r>
+            <w:r>
+              <w:rPr>
+                <w:color w:val="373737"/>
+                <w:sz w:val="18"/>
+              </w:rPr>
+              <w:t xml:space="preserve"> (5–8d)&lt;br&gt;🟡 </w:t>
+            </w:r>
+            <w:r>
+              <w:rPr>
+                <w:rFonts w:ascii="Courier New" w:hAnsi="Courier New"/>
+                <w:sz w:val="18"/>
+              </w:rPr>
+              <w:t>PRODUCT-FE-008</w:t>
+            </w:r>
+            <w:r>
+              <w:rPr>
+                <w:color w:val="373737"/>
+                <w:sz w:val="18"/>
+              </w:rPr>
+              <w:t xml:space="preserve"> (4–6d)</w:t>
             </w:r>
           </w:p>
         </w:tc>
@@ -34283,91 +35336,7 @@
                 <w:color w:val="373737"/>
                 <w:sz w:val="18"/>
               </w:rPr>
-              <w:t>Complex writes / sagas — needs backend phase E + ADR ratification</w:t>
-            </w:r>
-          </w:p>
-        </w:tc>
-      </w:tr>
-      <w:tr>
-        <w:tc>
-          <w:tcPr>
-            <w:tcW w:type="dxa" w:w="3419"/>
-            <w:vAlign w:val="top"/>
-          </w:tcPr>
-          <w:p>
-            <w:pPr>
-              <w:jc w:val="left"/>
-            </w:pPr>
-            <w:r>
-              <w:rPr>
-                <w:color w:val="373737"/>
-                <w:sz w:val="18"/>
-              </w:rPr>
-              <w:t>5</w:t>
-            </w:r>
-          </w:p>
-        </w:tc>
-        <w:tc>
-          <w:tcPr>
-            <w:tcW w:type="dxa" w:w="3419"/>
-            <w:vAlign w:val="top"/>
-          </w:tcPr>
-          <w:p>
-            <w:pPr>
-              <w:jc w:val="left"/>
-            </w:pPr>
-            <w:r>
-              <w:rPr>
-                <w:color w:val="373737"/>
-                <w:sz w:val="18"/>
-              </w:rPr>
-              <w:t xml:space="preserve">🔴 </w:t>
-            </w:r>
-            <w:r>
-              <w:rPr>
-                <w:rFonts w:ascii="Courier New" w:hAnsi="Courier New"/>
-                <w:sz w:val="18"/>
-              </w:rPr>
-              <w:t>PRODUCT-FE-003</w:t>
-            </w:r>
-            <w:r>
-              <w:rPr>
-                <w:color w:val="373737"/>
-                <w:sz w:val="18"/>
-              </w:rPr>
-              <w:t xml:space="preserve"> (8–12d)&lt;br&gt;🔴 </w:t>
-            </w:r>
-            <w:r>
-              <w:rPr>
-                <w:rFonts w:ascii="Courier New" w:hAnsi="Courier New"/>
-                <w:sz w:val="18"/>
-              </w:rPr>
-              <w:t>PRODUCT-FE-009</w:t>
-            </w:r>
-            <w:r>
-              <w:rPr>
-                <w:color w:val="373737"/>
-                <w:sz w:val="18"/>
-              </w:rPr>
-              <w:t xml:space="preserve"> (8–12d)</w:t>
-            </w:r>
-          </w:p>
-        </w:tc>
-        <w:tc>
-          <w:tcPr>
-            <w:tcW w:type="dxa" w:w="3419"/>
-            <w:vAlign w:val="top"/>
-          </w:tcPr>
-          <w:p>
-            <w:pPr>
-              <w:jc w:val="left"/>
-            </w:pPr>
-            <w:r>
-              <w:rPr>
-                <w:color w:val="373737"/>
-                <w:sz w:val="18"/>
-              </w:rPr>
-              <w:t>Externally gated — search/read-hub decision</w:t>
+              <w:t>Follow-on cutover — after the stories it depends on</w:t>
             </w:r>
           </w:p>
         </w:tc>

--- a/output/summary/product/FederatedGqlBreakDown-product.docx
+++ b/output/summary/product/FederatedGqlBreakDown-product.docx
@@ -192,7 +192,7 @@
           <w:color w:val="444444"/>
           <w:sz w:val="18"/>
         </w:rPr>
-        <w:t xml:space="preserve">   |   Generated: 2026-07-19</w:t>
+        <w:t xml:space="preserve">   |   Generated: 2026-07-21</w:t>
       </w:r>
     </w:p>
     <w:p>
@@ -29568,7 +29568,7 @@
                 <w:color w:val="373737"/>
                 <w:sz w:val="18"/>
               </w:rPr>
-              <w:t>12</w:t>
+              <w:t>13</w:t>
             </w:r>
           </w:p>
         </w:tc>
@@ -29609,7 +29609,7 @@
                 <w:color w:val="373737"/>
                 <w:sz w:val="18"/>
               </w:rPr>
-              <w:t>🔴 3 High · 🟡 9 Medium · 🟢 0 Low</w:t>
+              <w:t>🔴 3 High · 🟡 9 Medium · 🟢 1 Low</w:t>
             </w:r>
           </w:p>
         </w:tc>
@@ -29648,7 +29648,7 @@
                 <w:color w:val="373737"/>
                 <w:sz w:val="18"/>
               </w:rPr>
-              <w:t>66–102 days (single-engineer)</w:t>
+              <w:t>68–104 days (single-engineer)</w:t>
             </w:r>
           </w:p>
         </w:tc>
@@ -29728,7 +29728,7 @@
                 <w:color w:val="373737"/>
                 <w:sz w:val="18"/>
               </w:rPr>
-              <w:t>2026-07-19</w:t>
+              <w:t>2026-07-21</w:t>
             </w:r>
           </w:p>
         </w:tc>
@@ -30070,7 +30070,7 @@
                 <w:color w:val="373737"/>
                 <w:sz w:val="18"/>
               </w:rPr>
-              <w:t xml:space="preserve">Migrate </w:t>
+              <w:t xml:space="preserve">Migrate all </w:t>
             </w:r>
             <w:r>
               <w:rPr>
@@ -30084,7 +30084,7 @@
                 <w:color w:val="373737"/>
                 <w:sz w:val="18"/>
               </w:rPr>
-              <w:t xml:space="preserve"> documents in product-queries</w:t>
+              <w:t xml:space="preserve"> documents (single root query, 17 flavors)</w:t>
             </w:r>
           </w:p>
         </w:tc>
@@ -30138,7 +30138,7 @@
                 <w:color w:val="373737"/>
                 <w:sz w:val="18"/>
               </w:rPr>
-              <w:t>10–15 days</w:t>
+              <w:t>13–19 days</w:t>
             </w:r>
           </w:p>
         </w:tc>
@@ -30325,6 +30325,20 @@
                 <w:sz w:val="18"/>
               </w:rPr>
               <w:t>PRODUCT-BE-S-01</w:t>
+            </w:r>
+            <w:r>
+              <w:rPr>
+                <w:color w:val="373737"/>
+                <w:sz w:val="18"/>
+              </w:rPr>
+              <w:t xml:space="preserve">, </w:t>
+            </w:r>
+            <w:r>
+              <w:rPr>
+                <w:rFonts w:ascii="Courier New" w:hAnsi="Courier New"/>
+                <w:sz w:val="18"/>
+              </w:rPr>
+              <w:t>PRODUCT-BE-B-04</w:t>
             </w:r>
           </w:p>
         </w:tc>
@@ -30382,21 +30396,21 @@
                 <w:color w:val="373737"/>
                 <w:sz w:val="18"/>
               </w:rPr>
-              <w:t xml:space="preserve">Migrate shared-library </w:t>
-            </w:r>
-            <w:r>
-              <w:rPr>
-                <w:rFonts w:ascii="Courier New" w:hAnsi="Courier New"/>
-                <w:sz w:val="18"/>
-              </w:rPr>
-              <w:t>getProduct</w:t>
-            </w:r>
-            <w:r>
-              <w:rPr>
-                <w:color w:val="373737"/>
-                <w:sz w:val="18"/>
-              </w:rPr>
-              <w:t xml:space="preserve"> consumers</w:t>
+              <w:t xml:space="preserve">Migrate </w:t>
+            </w:r>
+            <w:r>
+              <w:rPr>
+                <w:rFonts w:ascii="Courier New" w:hAnsi="Courier New"/>
+                <w:sz w:val="18"/>
+              </w:rPr>
+              <w:t>getProducts</w:t>
+            </w:r>
+            <w:r>
+              <w:rPr>
+                <w:color w:val="373737"/>
+                <w:sz w:val="18"/>
+              </w:rPr>
+              <w:t xml:space="preserve"> documents (list/search/bulk-create)</w:t>
             </w:r>
           </w:p>
         </w:tc>
@@ -30434,7 +30448,7 @@
                 <w:color w:val="373737"/>
                 <w:sz w:val="18"/>
               </w:rPr>
-              <w:t>🟡 Medium</w:t>
+              <w:t>🔴 High</w:t>
             </w:r>
           </w:p>
         </w:tc>
@@ -30453,7 +30467,7 @@
                 <w:color w:val="373737"/>
                 <w:sz w:val="18"/>
               </w:rPr>
-              <w:t>5–8 days</w:t>
+              <w:t>6–9 days</w:t>
             </w:r>
           </w:p>
         </w:tc>
@@ -30472,7 +30486,7 @@
                 <w:rFonts w:ascii="Courier New" w:hAnsi="Courier New"/>
                 <w:sz w:val="18"/>
               </w:rPr>
-              <w:t>PRODUCT-BE-B-01</w:t>
+              <w:t>PRODUCT-BE-B-02</w:t>
             </w:r>
             <w:r>
               <w:rPr>
@@ -30486,7 +30500,7 @@
                 <w:rFonts w:ascii="Courier New" w:hAnsi="Courier New"/>
                 <w:sz w:val="18"/>
               </w:rPr>
-              <w:t>PRODUCT-BE-B-04</w:t>
+              <w:t>PRODUCT-BE-G-13</w:t>
             </w:r>
             <w:r>
               <w:rPr>
@@ -30500,175 +30514,7 @@
                 <w:rFonts w:ascii="Courier New" w:hAnsi="Courier New"/>
                 <w:sz w:val="18"/>
               </w:rPr>
-              <w:t>PRODUCT-BE-F-10</w:t>
-            </w:r>
-            <w:r>
-              <w:rPr>
-                <w:color w:val="373737"/>
-                <w:sz w:val="18"/>
-              </w:rPr>
-              <w:t xml:space="preserve">, </w:t>
-            </w:r>
-            <w:r>
-              <w:rPr>
-                <w:rFonts w:ascii="Courier New" w:hAnsi="Courier New"/>
-                <w:sz w:val="18"/>
-              </w:rPr>
-              <w:t>PRODUCT-BE-G-01</w:t>
-            </w:r>
-            <w:r>
-              <w:rPr>
-                <w:color w:val="373737"/>
-                <w:sz w:val="18"/>
-              </w:rPr>
-              <w:t xml:space="preserve">, </w:t>
-            </w:r>
-            <w:r>
-              <w:rPr>
-                <w:rFonts w:ascii="Courier New" w:hAnsi="Courier New"/>
-                <w:sz w:val="18"/>
-              </w:rPr>
-              <w:t>PRODUCT-BE-G-02</w:t>
-            </w:r>
-            <w:r>
-              <w:rPr>
-                <w:color w:val="373737"/>
-                <w:sz w:val="18"/>
-              </w:rPr>
-              <w:t xml:space="preserve">, </w:t>
-            </w:r>
-            <w:r>
-              <w:rPr>
-                <w:rFonts w:ascii="Courier New" w:hAnsi="Courier New"/>
-                <w:sz w:val="18"/>
-              </w:rPr>
-              <w:t>PRODUCT-BE-G-03</w:t>
-            </w:r>
-            <w:r>
-              <w:rPr>
-                <w:color w:val="373737"/>
-                <w:sz w:val="18"/>
-              </w:rPr>
-              <w:t xml:space="preserve">, </w:t>
-            </w:r>
-            <w:r>
-              <w:rPr>
-                <w:rFonts w:ascii="Courier New" w:hAnsi="Courier New"/>
-                <w:sz w:val="18"/>
-              </w:rPr>
-              <w:t>PRODUCT-BE-G-06</w:t>
-            </w:r>
-            <w:r>
-              <w:rPr>
-                <w:color w:val="373737"/>
-                <w:sz w:val="18"/>
-              </w:rPr>
-              <w:t xml:space="preserve">, </w:t>
-            </w:r>
-            <w:r>
-              <w:rPr>
-                <w:rFonts w:ascii="Courier New" w:hAnsi="Courier New"/>
-                <w:sz w:val="18"/>
-              </w:rPr>
-              <w:t>PRODUCT-BE-G-07</w:t>
-            </w:r>
-            <w:r>
-              <w:rPr>
-                <w:color w:val="373737"/>
-                <w:sz w:val="18"/>
-              </w:rPr>
-              <w:t xml:space="preserve">, </w:t>
-            </w:r>
-            <w:r>
-              <w:rPr>
-                <w:rFonts w:ascii="Courier New" w:hAnsi="Courier New"/>
-                <w:sz w:val="18"/>
-              </w:rPr>
-              <w:t>PRODUCT-BE-G-08</w:t>
-            </w:r>
-            <w:r>
-              <w:rPr>
-                <w:color w:val="373737"/>
-                <w:sz w:val="18"/>
-              </w:rPr>
-              <w:t xml:space="preserve">, </w:t>
-            </w:r>
-            <w:r>
-              <w:rPr>
-                <w:rFonts w:ascii="Courier New" w:hAnsi="Courier New"/>
-                <w:sz w:val="18"/>
-              </w:rPr>
-              <w:t>PRODUCT-BE-G-09</w:t>
-            </w:r>
-            <w:r>
-              <w:rPr>
-                <w:color w:val="373737"/>
-                <w:sz w:val="18"/>
-              </w:rPr>
-              <w:t xml:space="preserve">, </w:t>
-            </w:r>
-            <w:r>
-              <w:rPr>
-                <w:rFonts w:ascii="Courier New" w:hAnsi="Courier New"/>
-                <w:sz w:val="18"/>
-              </w:rPr>
-              <w:t>PRODUCT-BE-G-10</w:t>
-            </w:r>
-            <w:r>
-              <w:rPr>
-                <w:color w:val="373737"/>
-                <w:sz w:val="18"/>
-              </w:rPr>
-              <w:t xml:space="preserve">, </w:t>
-            </w:r>
-            <w:r>
-              <w:rPr>
-                <w:rFonts w:ascii="Courier New" w:hAnsi="Courier New"/>
-                <w:sz w:val="18"/>
-              </w:rPr>
-              <w:t>PRODUCT-BE-G-13</w:t>
-            </w:r>
-            <w:r>
-              <w:rPr>
-                <w:color w:val="373737"/>
-                <w:sz w:val="18"/>
-              </w:rPr>
-              <w:t xml:space="preserve">, </w:t>
-            </w:r>
-            <w:r>
-              <w:rPr>
-                <w:rFonts w:ascii="Courier New" w:hAnsi="Courier New"/>
-                <w:sz w:val="18"/>
-              </w:rPr>
-              <w:t>PRODUCT-BE-G-14</w:t>
-            </w:r>
-            <w:r>
-              <w:rPr>
-                <w:color w:val="373737"/>
-                <w:sz w:val="18"/>
-              </w:rPr>
-              <w:t xml:space="preserve">, </w:t>
-            </w:r>
-            <w:r>
-              <w:rPr>
-                <w:rFonts w:ascii="Courier New" w:hAnsi="Courier New"/>
-                <w:sz w:val="18"/>
-              </w:rPr>
-              <w:t>PRODUCT-BE-S-01</w:t>
-            </w:r>
-            <w:r>
-              <w:rPr>
-                <w:color w:val="373737"/>
-                <w:sz w:val="18"/>
-              </w:rPr>
-              <w:t xml:space="preserve">, </w:t>
-            </w:r>
-            <w:r>
-              <w:rPr>
-                <w:rFonts w:ascii="Courier New" w:hAnsi="Courier New"/>
-                <w:sz w:val="18"/>
-              </w:rPr>
-              <w:t>PRODUCT-FE-001</w:t>
+              <w:t>PRODUCT-BE-S-02</w:t>
             </w:r>
           </w:p>
         </w:tc>
@@ -30687,21 +30533,7 @@
                 <w:rFonts w:ascii="Courier New" w:hAnsi="Courier New"/>
                 <w:sz w:val="18"/>
               </w:rPr>
-              <w:t>getProduct</w:t>
-            </w:r>
-            <w:r>
-              <w:rPr>
-                <w:color w:val="373737"/>
-                <w:sz w:val="18"/>
-              </w:rPr>
-              <w:t xml:space="preserve">, </w:t>
-            </w:r>
-            <w:r>
-              <w:rPr>
-                <w:rFonts w:ascii="Courier New" w:hAnsi="Courier New"/>
-                <w:sz w:val="18"/>
-              </w:rPr>
-              <w:t>getProductVersions</w:t>
+              <w:t>getProducts</w:t>
             </w:r>
           </w:p>
         </w:tc>
@@ -30739,7 +30571,21 @@
                 <w:color w:val="373737"/>
                 <w:sz w:val="18"/>
               </w:rPr>
-              <w:t>Migrate product list and bulk reads</w:t>
+              <w:t xml:space="preserve">Migrate </w:t>
+            </w:r>
+            <w:r>
+              <w:rPr>
+                <w:rFonts w:ascii="Courier New" w:hAnsi="Courier New"/>
+                <w:sz w:val="18"/>
+              </w:rPr>
+              <w:t>getProductsByIds</w:t>
+            </w:r>
+            <w:r>
+              <w:rPr>
+                <w:color w:val="373737"/>
+                <w:sz w:val="18"/>
+              </w:rPr>
+              <w:t xml:space="preserve"> documents (bulk-by-id reads)</w:t>
             </w:r>
           </w:p>
         </w:tc>
@@ -30775,7 +30621,7 @@
                 <w:color w:val="373737"/>
                 <w:sz w:val="18"/>
               </w:rPr>
-              <w:t>🔴 High</w:t>
+              <w:t>🟡 Medium</w:t>
             </w:r>
           </w:p>
         </w:tc>
@@ -30793,7 +30639,7 @@
                 <w:color w:val="373737"/>
                 <w:sz w:val="18"/>
               </w:rPr>
-              <w:t>8–12 days</w:t>
+              <w:t>4–6 days</w:t>
             </w:r>
           </w:p>
         </w:tc>
@@ -30811,49 +30657,7 @@
                 <w:rFonts w:ascii="Courier New" w:hAnsi="Courier New"/>
                 <w:sz w:val="18"/>
               </w:rPr>
-              <w:t>PRODUCT-BE-B-02</w:t>
-            </w:r>
-            <w:r>
-              <w:rPr>
-                <w:color w:val="373737"/>
-                <w:sz w:val="18"/>
-              </w:rPr>
-              <w:t xml:space="preserve">, </w:t>
-            </w:r>
-            <w:r>
-              <w:rPr>
-                <w:rFonts w:ascii="Courier New" w:hAnsi="Courier New"/>
-                <w:sz w:val="18"/>
-              </w:rPr>
               <w:t>PRODUCT-BE-B-03</w:t>
-            </w:r>
-            <w:r>
-              <w:rPr>
-                <w:color w:val="373737"/>
-                <w:sz w:val="18"/>
-              </w:rPr>
-              <w:t xml:space="preserve">, </w:t>
-            </w:r>
-            <w:r>
-              <w:rPr>
-                <w:rFonts w:ascii="Courier New" w:hAnsi="Courier New"/>
-                <w:sz w:val="18"/>
-              </w:rPr>
-              <w:t>PRODUCT-BE-G-13</w:t>
-            </w:r>
-            <w:r>
-              <w:rPr>
-                <w:color w:val="373737"/>
-                <w:sz w:val="18"/>
-              </w:rPr>
-              <w:t xml:space="preserve">, </w:t>
-            </w:r>
-            <w:r>
-              <w:rPr>
-                <w:rFonts w:ascii="Courier New" w:hAnsi="Courier New"/>
-                <w:sz w:val="18"/>
-              </w:rPr>
-              <w:t>PRODUCT-BE-S-02</w:t>
             </w:r>
           </w:p>
         </w:tc>
@@ -30866,20 +30670,6 @@
             <w:pPr>
               <w:jc w:val="left"/>
             </w:pPr>
-            <w:r>
-              <w:rPr>
-                <w:rFonts w:ascii="Courier New" w:hAnsi="Courier New"/>
-                <w:sz w:val="18"/>
-              </w:rPr>
-              <w:t>getProducts</w:t>
-            </w:r>
-            <w:r>
-              <w:rPr>
-                <w:color w:val="373737"/>
-                <w:sz w:val="18"/>
-              </w:rPr>
-              <w:t xml:space="preserve">, </w:t>
-            </w:r>
             <w:r>
               <w:rPr>
                 <w:rFonts w:ascii="Courier New" w:hAnsi="Courier New"/>
@@ -30925,7 +30715,21 @@
                 <w:color w:val="373737"/>
                 <w:sz w:val="18"/>
               </w:rPr>
-              <w:t>Migrate product status and workspace-context reads</w:t>
+              <w:t xml:space="preserve">Migrate </w:t>
+            </w:r>
+            <w:r>
+              <w:rPr>
+                <w:rFonts w:ascii="Courier New" w:hAnsi="Courier New"/>
+                <w:sz w:val="18"/>
+              </w:rPr>
+              <w:t>getProductStatus</w:t>
+            </w:r>
+            <w:r>
+              <w:rPr>
+                <w:color w:val="373737"/>
+                <w:sz w:val="18"/>
+              </w:rPr>
+              <w:t xml:space="preserve"> documents</w:t>
             </w:r>
           </w:p>
         </w:tc>
@@ -31170,7 +30974,21 @@
                 <w:color w:val="373737"/>
                 <w:sz w:val="18"/>
               </w:rPr>
-              <w:t>Migrate template library and categories reads</w:t>
+              <w:t xml:space="preserve">Migrate </w:t>
+            </w:r>
+            <w:r>
+              <w:rPr>
+                <w:rFonts w:ascii="Courier New" w:hAnsi="Courier New"/>
+                <w:sz w:val="18"/>
+              </w:rPr>
+              <w:t>getProductTemplates</w:t>
+            </w:r>
+            <w:r>
+              <w:rPr>
+                <w:color w:val="373737"/>
+                <w:sz w:val="18"/>
+              </w:rPr>
+              <w:t xml:space="preserve"> documents</w:t>
             </w:r>
           </w:p>
         </w:tc>
@@ -31224,7 +31042,7 @@
                 <w:color w:val="373737"/>
                 <w:sz w:val="18"/>
               </w:rPr>
-              <w:t>5–8 days</w:t>
+              <w:t>6–9 days</w:t>
             </w:r>
           </w:p>
         </w:tc>
@@ -31429,20 +31247,6 @@
                 <w:sz w:val="18"/>
               </w:rPr>
               <w:t>getProductTemplates</w:t>
-            </w:r>
-            <w:r>
-              <w:rPr>
-                <w:color w:val="373737"/>
-                <w:sz w:val="18"/>
-              </w:rPr>
-              <w:t xml:space="preserve">, </w:t>
-            </w:r>
-            <w:r>
-              <w:rPr>
-                <w:rFonts w:ascii="Courier New" w:hAnsi="Courier New"/>
-                <w:sz w:val="18"/>
-              </w:rPr>
-              <w:t>getCategories</w:t>
             </w:r>
           </w:p>
         </w:tc>
@@ -31482,7 +31286,21 @@
                 <w:color w:val="373737"/>
                 <w:sz w:val="18"/>
               </w:rPr>
-              <w:t>Migrate product rules administration</w:t>
+              <w:t xml:space="preserve">Migrate </w:t>
+            </w:r>
+            <w:r>
+              <w:rPr>
+                <w:rFonts w:ascii="Courier New" w:hAnsi="Courier New"/>
+                <w:sz w:val="18"/>
+              </w:rPr>
+              <w:t>getCategories</w:t>
+            </w:r>
+            <w:r>
+              <w:rPr>
+                <w:color w:val="373737"/>
+                <w:sz w:val="18"/>
+              </w:rPr>
+              <w:t xml:space="preserve"> documents</w:t>
             </w:r>
           </w:p>
         </w:tc>
@@ -31501,7 +31319,7 @@
                 <w:color w:val="373737"/>
                 <w:sz w:val="18"/>
               </w:rPr>
-              <w:t>Query + mutation migration</w:t>
+              <w:t>Query migration</w:t>
             </w:r>
           </w:p>
         </w:tc>
@@ -31520,7 +31338,7 @@
                 <w:color w:val="373737"/>
                 <w:sz w:val="18"/>
               </w:rPr>
-              <w:t>🟡 Medium</w:t>
+              <w:t>🟢 Low</w:t>
             </w:r>
           </w:p>
         </w:tc>
@@ -31539,7 +31357,7 @@
                 <w:color w:val="373737"/>
                 <w:sz w:val="18"/>
               </w:rPr>
-              <w:t>4–6 days</w:t>
+              <w:t>2–3 days</w:t>
             </w:r>
           </w:p>
         </w:tc>
@@ -31558,7 +31376,7 @@
                 <w:rFonts w:ascii="Courier New" w:hAnsi="Courier New"/>
                 <w:sz w:val="18"/>
               </w:rPr>
-              <w:t>PRODUCT-BE-B-07</w:t>
+              <w:t>PRODUCT-BE-G-03</w:t>
             </w:r>
             <w:r>
               <w:rPr>
@@ -31572,147 +31390,7 @@
                 <w:rFonts w:ascii="Courier New" w:hAnsi="Courier New"/>
                 <w:sz w:val="18"/>
               </w:rPr>
-              <w:t>PRODUCT-BE-B-08</w:t>
-            </w:r>
-            <w:r>
-              <w:rPr>
-                <w:color w:val="373737"/>
-                <w:sz w:val="18"/>
-              </w:rPr>
-              <w:t xml:space="preserve">, </w:t>
-            </w:r>
-            <w:r>
-              <w:rPr>
-                <w:rFonts w:ascii="Courier New" w:hAnsi="Courier New"/>
-                <w:sz w:val="18"/>
-              </w:rPr>
-              <w:t>PRODUCT-BE-B-09</w:t>
-            </w:r>
-            <w:r>
-              <w:rPr>
-                <w:color w:val="373737"/>
-                <w:sz w:val="18"/>
-              </w:rPr>
-              <w:t xml:space="preserve">, </w:t>
-            </w:r>
-            <w:r>
-              <w:rPr>
-                <w:rFonts w:ascii="Courier New" w:hAnsi="Courier New"/>
-                <w:sz w:val="18"/>
-              </w:rPr>
-              <w:t>PRODUCT-BE-B-10</w:t>
-            </w:r>
-            <w:r>
-              <w:rPr>
-                <w:color w:val="373737"/>
-                <w:sz w:val="18"/>
-              </w:rPr>
-              <w:t xml:space="preserve">, </w:t>
-            </w:r>
-            <w:r>
-              <w:rPr>
-                <w:rFonts w:ascii="Courier New" w:hAnsi="Courier New"/>
-                <w:sz w:val="18"/>
-              </w:rPr>
-              <w:t>PRODUCT-BE-B-11</w:t>
-            </w:r>
-            <w:r>
-              <w:rPr>
-                <w:color w:val="373737"/>
-                <w:sz w:val="18"/>
-              </w:rPr>
-              <w:t xml:space="preserve">, </w:t>
-            </w:r>
-            <w:r>
-              <w:rPr>
-                <w:rFonts w:ascii="Courier New" w:hAnsi="Courier New"/>
-                <w:sz w:val="18"/>
-              </w:rPr>
-              <w:t>PRODUCT-BE-C-05</w:t>
-            </w:r>
-            <w:r>
-              <w:rPr>
-                <w:color w:val="373737"/>
-                <w:sz w:val="18"/>
-              </w:rPr>
-              <w:t xml:space="preserve">, </w:t>
-            </w:r>
-            <w:r>
-              <w:rPr>
-                <w:rFonts w:ascii="Courier New" w:hAnsi="Courier New"/>
-                <w:sz w:val="18"/>
-              </w:rPr>
-              <w:t>PRODUCT-BE-D-15</w:t>
-            </w:r>
-            <w:r>
-              <w:rPr>
-                <w:color w:val="373737"/>
-                <w:sz w:val="18"/>
-              </w:rPr>
-              <w:t xml:space="preserve">, </w:t>
-            </w:r>
-            <w:r>
-              <w:rPr>
-                <w:rFonts w:ascii="Courier New" w:hAnsi="Courier New"/>
-                <w:sz w:val="18"/>
-              </w:rPr>
-              <w:t>PRODUCT-BE-D-16</w:t>
-            </w:r>
-            <w:r>
-              <w:rPr>
-                <w:color w:val="373737"/>
-                <w:sz w:val="18"/>
-              </w:rPr>
-              <w:t xml:space="preserve">, </w:t>
-            </w:r>
-            <w:r>
-              <w:rPr>
-                <w:rFonts w:ascii="Courier New" w:hAnsi="Courier New"/>
-                <w:sz w:val="18"/>
-              </w:rPr>
-              <w:t>PRODUCT-BE-D-17</w:t>
-            </w:r>
-            <w:r>
-              <w:rPr>
-                <w:color w:val="373737"/>
-                <w:sz w:val="18"/>
-              </w:rPr>
-              <w:t xml:space="preserve">, </w:t>
-            </w:r>
-            <w:r>
-              <w:rPr>
-                <w:rFonts w:ascii="Courier New" w:hAnsi="Courier New"/>
-                <w:sz w:val="18"/>
-              </w:rPr>
-              <w:t>PRODUCT-BE-G-07</w:t>
-            </w:r>
-            <w:r>
-              <w:rPr>
-                <w:color w:val="373737"/>
-                <w:sz w:val="18"/>
-              </w:rPr>
-              <w:t xml:space="preserve">, </w:t>
-            </w:r>
-            <w:r>
-              <w:rPr>
-                <w:rFonts w:ascii="Courier New" w:hAnsi="Courier New"/>
-                <w:sz w:val="18"/>
-              </w:rPr>
               <w:t>PRODUCT-BE-G-13</w:t>
-            </w:r>
-            <w:r>
-              <w:rPr>
-                <w:color w:val="373737"/>
-                <w:sz w:val="18"/>
-              </w:rPr>
-              <w:t xml:space="preserve">, </w:t>
-            </w:r>
-            <w:r>
-              <w:rPr>
-                <w:rFonts w:ascii="Courier New" w:hAnsi="Courier New"/>
-                <w:sz w:val="18"/>
-              </w:rPr>
-              <w:t>PRODUCT-BE-H-08</w:t>
             </w:r>
           </w:p>
         </w:tc>
@@ -31731,119 +31409,7 @@
                 <w:rFonts w:ascii="Courier New" w:hAnsi="Courier New"/>
                 <w:sz w:val="18"/>
               </w:rPr>
-              <w:t>getProductRules</w:t>
-            </w:r>
-            <w:r>
-              <w:rPr>
-                <w:color w:val="373737"/>
-                <w:sz w:val="18"/>
-              </w:rPr>
-              <w:t xml:space="preserve">, </w:t>
-            </w:r>
-            <w:r>
-              <w:rPr>
-                <w:rFonts w:ascii="Courier New" w:hAnsi="Courier New"/>
-                <w:sz w:val="18"/>
-              </w:rPr>
-              <w:t>getProductRulesById</w:t>
-            </w:r>
-            <w:r>
-              <w:rPr>
-                <w:color w:val="373737"/>
-                <w:sz w:val="18"/>
-              </w:rPr>
-              <w:t xml:space="preserve">, </w:t>
-            </w:r>
-            <w:r>
-              <w:rPr>
-                <w:rFonts w:ascii="Courier New" w:hAnsi="Courier New"/>
-                <w:sz w:val="18"/>
-              </w:rPr>
-              <w:t>getAllAvailableRules</w:t>
-            </w:r>
-            <w:r>
-              <w:rPr>
-                <w:color w:val="373737"/>
-                <w:sz w:val="18"/>
-              </w:rPr>
-              <w:t xml:space="preserve">, </w:t>
-            </w:r>
-            <w:r>
-              <w:rPr>
-                <w:rFonts w:ascii="Courier New" w:hAnsi="Courier New"/>
-                <w:sz w:val="18"/>
-              </w:rPr>
-              <w:t>getProductDeptRules</w:t>
-            </w:r>
-            <w:r>
-              <w:rPr>
-                <w:color w:val="373737"/>
-                <w:sz w:val="18"/>
-              </w:rPr>
-              <w:t xml:space="preserve">, </w:t>
-            </w:r>
-            <w:r>
-              <w:rPr>
-                <w:rFonts w:ascii="Courier New" w:hAnsi="Courier New"/>
-                <w:sz w:val="18"/>
-              </w:rPr>
-              <w:t>getProductBPRules</w:t>
-            </w:r>
-            <w:r>
-              <w:rPr>
-                <w:color w:val="373737"/>
-                <w:sz w:val="18"/>
-              </w:rPr>
-              <w:t xml:space="preserve">, </w:t>
-            </w:r>
-            <w:r>
-              <w:rPr>
-                <w:rFonts w:ascii="Courier New" w:hAnsi="Courier New"/>
-                <w:sz w:val="18"/>
-              </w:rPr>
-              <w:t>searchProductRules</w:t>
-            </w:r>
-            <w:r>
-              <w:rPr>
-                <w:color w:val="373737"/>
-                <w:sz w:val="18"/>
-              </w:rPr>
-              <w:t xml:space="preserve">, </w:t>
-            </w:r>
-            <w:r>
-              <w:rPr>
-                <w:rFonts w:ascii="Courier New" w:hAnsi="Courier New"/>
-                <w:sz w:val="18"/>
-              </w:rPr>
-              <w:t>addProductRule</w:t>
-            </w:r>
-            <w:r>
-              <w:rPr>
-                <w:color w:val="373737"/>
-                <w:sz w:val="18"/>
-              </w:rPr>
-              <w:t xml:space="preserve">, </w:t>
-            </w:r>
-            <w:r>
-              <w:rPr>
-                <w:rFonts w:ascii="Courier New" w:hAnsi="Courier New"/>
-                <w:sz w:val="18"/>
-              </w:rPr>
-              <w:t>updateProductRule</w:t>
-            </w:r>
-            <w:r>
-              <w:rPr>
-                <w:color w:val="373737"/>
-                <w:sz w:val="18"/>
-              </w:rPr>
-              <w:t xml:space="preserve">, </w:t>
-            </w:r>
-            <w:r>
-              <w:rPr>
-                <w:rFonts w:ascii="Courier New" w:hAnsi="Courier New"/>
-                <w:sz w:val="18"/>
-              </w:rPr>
-              <w:t>deleteProductRule</w:t>
+              <w:t>getCategories</w:t>
             </w:r>
           </w:p>
         </w:tc>
@@ -31881,7 +31447,7 @@
                 <w:color w:val="373737"/>
                 <w:sz w:val="18"/>
               </w:rPr>
-              <w:t>Migrate simple product mutations</w:t>
+              <w:t>Migrate product rules administration</w:t>
             </w:r>
           </w:p>
         </w:tc>
@@ -31899,7 +31465,7 @@
                 <w:color w:val="373737"/>
                 <w:sz w:val="18"/>
               </w:rPr>
-              <w:t>Mutation migration</w:t>
+              <w:t>Query + mutation migration</w:t>
             </w:r>
           </w:p>
         </w:tc>
@@ -31935,7 +31501,7 @@
                 <w:color w:val="373737"/>
                 <w:sz w:val="18"/>
               </w:rPr>
-              <w:t>6–10 days</w:t>
+              <w:t>4–6 days</w:t>
             </w:r>
           </w:p>
         </w:tc>
@@ -31953,7 +31519,7 @@
                 <w:rFonts w:ascii="Courier New" w:hAnsi="Courier New"/>
                 <w:sz w:val="18"/>
               </w:rPr>
-              <w:t>PRODUCT-BE-D-01</w:t>
+              <w:t>PRODUCT-BE-B-07</w:t>
             </w:r>
             <w:r>
               <w:rPr>
@@ -31967,7 +31533,7 @@
                 <w:rFonts w:ascii="Courier New" w:hAnsi="Courier New"/>
                 <w:sz w:val="18"/>
               </w:rPr>
-              <w:t>PRODUCT-BE-D-02</w:t>
+              <w:t>PRODUCT-BE-B-08</w:t>
             </w:r>
             <w:r>
               <w:rPr>
@@ -31981,7 +31547,7 @@
                 <w:rFonts w:ascii="Courier New" w:hAnsi="Courier New"/>
                 <w:sz w:val="18"/>
               </w:rPr>
-              <w:t>PRODUCT-BE-D-03</w:t>
+              <w:t>PRODUCT-BE-B-09</w:t>
             </w:r>
             <w:r>
               <w:rPr>
@@ -31995,7 +31561,7 @@
                 <w:rFonts w:ascii="Courier New" w:hAnsi="Courier New"/>
                 <w:sz w:val="18"/>
               </w:rPr>
-              <w:t>PRODUCT-BE-D-04</w:t>
+              <w:t>PRODUCT-BE-B-10</w:t>
             </w:r>
             <w:r>
               <w:rPr>
@@ -32009,7 +31575,7 @@
                 <w:rFonts w:ascii="Courier New" w:hAnsi="Courier New"/>
                 <w:sz w:val="18"/>
               </w:rPr>
-              <w:t>PRODUCT-BE-D-05</w:t>
+              <w:t>PRODUCT-BE-B-11</w:t>
             </w:r>
             <w:r>
               <w:rPr>
@@ -32023,7 +31589,7 @@
                 <w:rFonts w:ascii="Courier New" w:hAnsi="Courier New"/>
                 <w:sz w:val="18"/>
               </w:rPr>
-              <w:t>PRODUCT-BE-D-10</w:t>
+              <w:t>PRODUCT-BE-C-05</w:t>
             </w:r>
             <w:r>
               <w:rPr>
@@ -32037,7 +31603,7 @@
                 <w:rFonts w:ascii="Courier New" w:hAnsi="Courier New"/>
                 <w:sz w:val="18"/>
               </w:rPr>
-              <w:t>PRODUCT-BE-D-13</w:t>
+              <w:t>PRODUCT-BE-D-15</w:t>
             </w:r>
             <w:r>
               <w:rPr>
@@ -32051,7 +31617,63 @@
                 <w:rFonts w:ascii="Courier New" w:hAnsi="Courier New"/>
                 <w:sz w:val="18"/>
               </w:rPr>
-              <w:t>PRODUCT-BE-D-14</w:t>
+              <w:t>PRODUCT-BE-D-16</w:t>
+            </w:r>
+            <w:r>
+              <w:rPr>
+                <w:color w:val="373737"/>
+                <w:sz w:val="18"/>
+              </w:rPr>
+              <w:t xml:space="preserve">, </w:t>
+            </w:r>
+            <w:r>
+              <w:rPr>
+                <w:rFonts w:ascii="Courier New" w:hAnsi="Courier New"/>
+                <w:sz w:val="18"/>
+              </w:rPr>
+              <w:t>PRODUCT-BE-D-17</w:t>
+            </w:r>
+            <w:r>
+              <w:rPr>
+                <w:color w:val="373737"/>
+                <w:sz w:val="18"/>
+              </w:rPr>
+              <w:t xml:space="preserve">, </w:t>
+            </w:r>
+            <w:r>
+              <w:rPr>
+                <w:rFonts w:ascii="Courier New" w:hAnsi="Courier New"/>
+                <w:sz w:val="18"/>
+              </w:rPr>
+              <w:t>PRODUCT-BE-G-07</w:t>
+            </w:r>
+            <w:r>
+              <w:rPr>
+                <w:color w:val="373737"/>
+                <w:sz w:val="18"/>
+              </w:rPr>
+              <w:t xml:space="preserve">, </w:t>
+            </w:r>
+            <w:r>
+              <w:rPr>
+                <w:rFonts w:ascii="Courier New" w:hAnsi="Courier New"/>
+                <w:sz w:val="18"/>
+              </w:rPr>
+              <w:t>PRODUCT-BE-G-13</w:t>
+            </w:r>
+            <w:r>
+              <w:rPr>
+                <w:color w:val="373737"/>
+                <w:sz w:val="18"/>
+              </w:rPr>
+              <w:t xml:space="preserve">, </w:t>
+            </w:r>
+            <w:r>
+              <w:rPr>
+                <w:rFonts w:ascii="Courier New" w:hAnsi="Courier New"/>
+                <w:sz w:val="18"/>
+              </w:rPr>
+              <w:t>PRODUCT-BE-H-08</w:t>
             </w:r>
           </w:p>
         </w:tc>
@@ -32069,7 +31691,7 @@
                 <w:rFonts w:ascii="Courier New" w:hAnsi="Courier New"/>
                 <w:sz w:val="18"/>
               </w:rPr>
-              <w:t>addProduct</w:t>
+              <w:t>getProductRules</w:t>
             </w:r>
             <w:r>
               <w:rPr>
@@ -32083,7 +31705,7 @@
                 <w:rFonts w:ascii="Courier New" w:hAnsi="Courier New"/>
                 <w:sz w:val="18"/>
               </w:rPr>
-              <w:t>addProducts</w:t>
+              <w:t>getProductRulesById</w:t>
             </w:r>
             <w:r>
               <w:rPr>
@@ -32097,7 +31719,7 @@
                 <w:rFonts w:ascii="Courier New" w:hAnsi="Courier New"/>
                 <w:sz w:val="18"/>
               </w:rPr>
-              <w:t>updateProduct</w:t>
+              <w:t>getAllAvailableRules</w:t>
             </w:r>
             <w:r>
               <w:rPr>
@@ -32111,7 +31733,7 @@
                 <w:rFonts w:ascii="Courier New" w:hAnsi="Courier New"/>
                 <w:sz w:val="18"/>
               </w:rPr>
-              <w:t>bulkUpdateProducts</w:t>
+              <w:t>getProductDeptRules</w:t>
             </w:r>
             <w:r>
               <w:rPr>
@@ -32125,7 +31747,7 @@
                 <w:rFonts w:ascii="Courier New" w:hAnsi="Courier New"/>
                 <w:sz w:val="18"/>
               </w:rPr>
-              <w:t>carryForwardProduct</w:t>
+              <w:t>getProductBPRules</w:t>
             </w:r>
             <w:r>
               <w:rPr>
@@ -32139,7 +31761,7 @@
                 <w:rFonts w:ascii="Courier New" w:hAnsi="Courier New"/>
                 <w:sz w:val="18"/>
               </w:rPr>
-              <w:t>updateViewToggle</w:t>
+              <w:t>searchProductRules</w:t>
             </w:r>
             <w:r>
               <w:rPr>
@@ -32153,7 +31775,7 @@
                 <w:rFonts w:ascii="Courier New" w:hAnsi="Courier New"/>
                 <w:sz w:val="18"/>
               </w:rPr>
-              <w:t>linkProduct</w:t>
+              <w:t>addProductRule</w:t>
             </w:r>
             <w:r>
               <w:rPr>
@@ -32167,7 +31789,21 @@
                 <w:rFonts w:ascii="Courier New" w:hAnsi="Courier New"/>
                 <w:sz w:val="18"/>
               </w:rPr>
-              <w:t>unlinkProduct</w:t>
+              <w:t>updateProductRule</w:t>
+            </w:r>
+            <w:r>
+              <w:rPr>
+                <w:color w:val="373737"/>
+                <w:sz w:val="18"/>
+              </w:rPr>
+              <w:t xml:space="preserve">, </w:t>
+            </w:r>
+            <w:r>
+              <w:rPr>
+                <w:rFonts w:ascii="Courier New" w:hAnsi="Courier New"/>
+                <w:sz w:val="18"/>
+              </w:rPr>
+              <w:t>deleteProductRule</w:t>
             </w:r>
           </w:p>
         </w:tc>
@@ -32207,7 +31843,7 @@
                 <w:color w:val="373737"/>
                 <w:sz w:val="18"/>
               </w:rPr>
-              <w:t>Migrate team and partner assignment mutations</w:t>
+              <w:t>Migrate simple product mutations</w:t>
             </w:r>
           </w:p>
         </w:tc>
@@ -32264,7 +31900,7 @@
                 <w:color w:val="373737"/>
                 <w:sz w:val="18"/>
               </w:rPr>
-              <w:t>4–6 days</w:t>
+              <w:t>6–10 days</w:t>
             </w:r>
           </w:p>
         </w:tc>
@@ -32283,7 +31919,7 @@
                 <w:rFonts w:ascii="Courier New" w:hAnsi="Courier New"/>
                 <w:sz w:val="18"/>
               </w:rPr>
-              <w:t>PRODUCT-BE-D-06</w:t>
+              <w:t>PRODUCT-BE-D-01</w:t>
             </w:r>
             <w:r>
               <w:rPr>
@@ -32297,7 +31933,7 @@
                 <w:rFonts w:ascii="Courier New" w:hAnsi="Courier New"/>
                 <w:sz w:val="18"/>
               </w:rPr>
-              <w:t>PRODUCT-BE-D-07</w:t>
+              <w:t>PRODUCT-BE-D-02</w:t>
             </w:r>
             <w:r>
               <w:rPr>
@@ -32311,7 +31947,7 @@
                 <w:rFonts w:ascii="Courier New" w:hAnsi="Courier New"/>
                 <w:sz w:val="18"/>
               </w:rPr>
-              <w:t>PRODUCT-BE-D-12</w:t>
+              <w:t>PRODUCT-BE-D-03</w:t>
             </w:r>
             <w:r>
               <w:rPr>
@@ -32325,7 +31961,63 @@
                 <w:rFonts w:ascii="Courier New" w:hAnsi="Courier New"/>
                 <w:sz w:val="18"/>
               </w:rPr>
-              <w:t>PRODUCT-FE-001</w:t>
+              <w:t>PRODUCT-BE-D-04</w:t>
+            </w:r>
+            <w:r>
+              <w:rPr>
+                <w:color w:val="373737"/>
+                <w:sz w:val="18"/>
+              </w:rPr>
+              <w:t xml:space="preserve">, </w:t>
+            </w:r>
+            <w:r>
+              <w:rPr>
+                <w:rFonts w:ascii="Courier New" w:hAnsi="Courier New"/>
+                <w:sz w:val="18"/>
+              </w:rPr>
+              <w:t>PRODUCT-BE-D-05</w:t>
+            </w:r>
+            <w:r>
+              <w:rPr>
+                <w:color w:val="373737"/>
+                <w:sz w:val="18"/>
+              </w:rPr>
+              <w:t xml:space="preserve">, </w:t>
+            </w:r>
+            <w:r>
+              <w:rPr>
+                <w:rFonts w:ascii="Courier New" w:hAnsi="Courier New"/>
+                <w:sz w:val="18"/>
+              </w:rPr>
+              <w:t>PRODUCT-BE-D-10</w:t>
+            </w:r>
+            <w:r>
+              <w:rPr>
+                <w:color w:val="373737"/>
+                <w:sz w:val="18"/>
+              </w:rPr>
+              <w:t xml:space="preserve">, </w:t>
+            </w:r>
+            <w:r>
+              <w:rPr>
+                <w:rFonts w:ascii="Courier New" w:hAnsi="Courier New"/>
+                <w:sz w:val="18"/>
+              </w:rPr>
+              <w:t>PRODUCT-BE-D-13</w:t>
+            </w:r>
+            <w:r>
+              <w:rPr>
+                <w:color w:val="373737"/>
+                <w:sz w:val="18"/>
+              </w:rPr>
+              <w:t xml:space="preserve">, </w:t>
+            </w:r>
+            <w:r>
+              <w:rPr>
+                <w:rFonts w:ascii="Courier New" w:hAnsi="Courier New"/>
+                <w:sz w:val="18"/>
+              </w:rPr>
+              <w:t>PRODUCT-BE-D-14</w:t>
             </w:r>
           </w:p>
         </w:tc>
@@ -32344,7 +32036,7 @@
                 <w:rFonts w:ascii="Courier New" w:hAnsi="Courier New"/>
                 <w:sz w:val="18"/>
               </w:rPr>
-              <w:t>addTeamsToProduct</w:t>
+              <w:t>addProduct</w:t>
             </w:r>
             <w:r>
               <w:rPr>
@@ -32358,7 +32050,7 @@
                 <w:rFonts w:ascii="Courier New" w:hAnsi="Courier New"/>
                 <w:sz w:val="18"/>
               </w:rPr>
-              <w:t>addBusinessPartnersToProductWithType</w:t>
+              <w:t>addProducts</w:t>
             </w:r>
             <w:r>
               <w:rPr>
@@ -32372,7 +32064,77 @@
                 <w:rFonts w:ascii="Courier New" w:hAnsi="Courier New"/>
                 <w:sz w:val="18"/>
               </w:rPr>
-              <w:t>updateProductTeamsWorkspaceContext</w:t>
+              <w:t>updateProduct</w:t>
+            </w:r>
+            <w:r>
+              <w:rPr>
+                <w:color w:val="373737"/>
+                <w:sz w:val="18"/>
+              </w:rPr>
+              <w:t xml:space="preserve">, </w:t>
+            </w:r>
+            <w:r>
+              <w:rPr>
+                <w:rFonts w:ascii="Courier New" w:hAnsi="Courier New"/>
+                <w:sz w:val="18"/>
+              </w:rPr>
+              <w:t>bulkUpdateProducts</w:t>
+            </w:r>
+            <w:r>
+              <w:rPr>
+                <w:color w:val="373737"/>
+                <w:sz w:val="18"/>
+              </w:rPr>
+              <w:t xml:space="preserve">, </w:t>
+            </w:r>
+            <w:r>
+              <w:rPr>
+                <w:rFonts w:ascii="Courier New" w:hAnsi="Courier New"/>
+                <w:sz w:val="18"/>
+              </w:rPr>
+              <w:t>carryForwardProduct</w:t>
+            </w:r>
+            <w:r>
+              <w:rPr>
+                <w:color w:val="373737"/>
+                <w:sz w:val="18"/>
+              </w:rPr>
+              <w:t xml:space="preserve">, </w:t>
+            </w:r>
+            <w:r>
+              <w:rPr>
+                <w:rFonts w:ascii="Courier New" w:hAnsi="Courier New"/>
+                <w:sz w:val="18"/>
+              </w:rPr>
+              <w:t>updateViewToggle</w:t>
+            </w:r>
+            <w:r>
+              <w:rPr>
+                <w:color w:val="373737"/>
+                <w:sz w:val="18"/>
+              </w:rPr>
+              <w:t xml:space="preserve">, </w:t>
+            </w:r>
+            <w:r>
+              <w:rPr>
+                <w:rFonts w:ascii="Courier New" w:hAnsi="Courier New"/>
+                <w:sz w:val="18"/>
+              </w:rPr>
+              <w:t>linkProduct</w:t>
+            </w:r>
+            <w:r>
+              <w:rPr>
+                <w:color w:val="373737"/>
+                <w:sz w:val="18"/>
+              </w:rPr>
+              <w:t xml:space="preserve">, </w:t>
+            </w:r>
+            <w:r>
+              <w:rPr>
+                <w:rFonts w:ascii="Courier New" w:hAnsi="Courier New"/>
+                <w:sz w:val="18"/>
+              </w:rPr>
+              <w:t>unlinkProduct</w:t>
             </w:r>
           </w:p>
         </w:tc>
@@ -32410,7 +32172,7 @@
                 <w:color w:val="373737"/>
                 <w:sz w:val="18"/>
               </w:rPr>
-              <w:t>Migrate partner drop/undrop orchestration</w:t>
+              <w:t>Migrate team and partner assignment mutations</w:t>
             </w:r>
           </w:p>
         </w:tc>
@@ -32428,7 +32190,7 @@
                 <w:color w:val="373737"/>
                 <w:sz w:val="18"/>
               </w:rPr>
-              <w:t>Mutation migration (complex)</w:t>
+              <w:t>Mutation migration</w:t>
             </w:r>
           </w:p>
         </w:tc>
@@ -32446,7 +32208,7 @@
                 <w:color w:val="373737"/>
                 <w:sz w:val="18"/>
               </w:rPr>
-              <w:t>🔴 High</w:t>
+              <w:t>🟡 Medium</w:t>
             </w:r>
           </w:p>
         </w:tc>
@@ -32464,7 +32226,7 @@
                 <w:color w:val="373737"/>
                 <w:sz w:val="18"/>
               </w:rPr>
-              <w:t>8–12 days</w:t>
+              <w:t>4–6 days</w:t>
             </w:r>
           </w:p>
         </w:tc>
@@ -32482,7 +32244,7 @@
                 <w:rFonts w:ascii="Courier New" w:hAnsi="Courier New"/>
                 <w:sz w:val="18"/>
               </w:rPr>
-              <w:t>PRODUCT-BE-S-03</w:t>
+              <w:t>PRODUCT-BE-D-06</w:t>
             </w:r>
             <w:r>
               <w:rPr>
@@ -32496,7 +32258,35 @@
                 <w:rFonts w:ascii="Courier New" w:hAnsi="Courier New"/>
                 <w:sz w:val="18"/>
               </w:rPr>
-              <w:t>PRODUCT-BE-D-09</w:t>
+              <w:t>PRODUCT-BE-D-07</w:t>
+            </w:r>
+            <w:r>
+              <w:rPr>
+                <w:color w:val="373737"/>
+                <w:sz w:val="18"/>
+              </w:rPr>
+              <w:t xml:space="preserve">, </w:t>
+            </w:r>
+            <w:r>
+              <w:rPr>
+                <w:rFonts w:ascii="Courier New" w:hAnsi="Courier New"/>
+                <w:sz w:val="18"/>
+              </w:rPr>
+              <w:t>PRODUCT-BE-D-12</w:t>
+            </w:r>
+            <w:r>
+              <w:rPr>
+                <w:color w:val="373737"/>
+                <w:sz w:val="18"/>
+              </w:rPr>
+              <w:t xml:space="preserve">, </w:t>
+            </w:r>
+            <w:r>
+              <w:rPr>
+                <w:rFonts w:ascii="Courier New" w:hAnsi="Courier New"/>
+                <w:sz w:val="18"/>
+              </w:rPr>
+              <w:t>PRODUCT-FE-001</w:t>
             </w:r>
           </w:p>
         </w:tc>
@@ -32514,7 +32304,7 @@
                 <w:rFonts w:ascii="Courier New" w:hAnsi="Courier New"/>
                 <w:sz w:val="18"/>
               </w:rPr>
-              <w:t>productBusinessPartnerActions</w:t>
+              <w:t>addTeamsToProduct</w:t>
             </w:r>
             <w:r>
               <w:rPr>
@@ -32528,7 +32318,21 @@
                 <w:rFonts w:ascii="Courier New" w:hAnsi="Courier New"/>
                 <w:sz w:val="18"/>
               </w:rPr>
-              <w:t>updateBusinessPartnerStatuses</w:t>
+              <w:t>addBusinessPartnersToProductWithType</w:t>
+            </w:r>
+            <w:r>
+              <w:rPr>
+                <w:color w:val="373737"/>
+                <w:sz w:val="18"/>
+              </w:rPr>
+              <w:t xml:space="preserve">, </w:t>
+            </w:r>
+            <w:r>
+              <w:rPr>
+                <w:rFonts w:ascii="Courier New" w:hAnsi="Courier New"/>
+                <w:sz w:val="18"/>
+              </w:rPr>
+              <w:t>updateProductTeamsWorkspaceContext</w:t>
             </w:r>
           </w:p>
         </w:tc>
@@ -32568,7 +32372,7 @@
                 <w:color w:val="373737"/>
                 <w:sz w:val="18"/>
               </w:rPr>
-              <w:t>Migrate TechPack count queries (facade-then-federate)</w:t>
+              <w:t>Migrate partner drop/undrop orchestration</w:t>
             </w:r>
           </w:p>
         </w:tc>
@@ -32587,7 +32391,7 @@
                 <w:color w:val="373737"/>
                 <w:sz w:val="18"/>
               </w:rPr>
-              <w:t>Query migration (staged)</w:t>
+              <w:t>Mutation migration (complex)</w:t>
             </w:r>
           </w:p>
         </w:tc>
@@ -32606,7 +32410,7 @@
                 <w:color w:val="373737"/>
                 <w:sz w:val="18"/>
               </w:rPr>
-              <w:t>🟡 Medium</w:t>
+              <w:t>🔴 High</w:t>
             </w:r>
           </w:p>
         </w:tc>
@@ -32625,7 +32429,7 @@
                 <w:color w:val="373737"/>
                 <w:sz w:val="18"/>
               </w:rPr>
-              <w:t>4–6 days (step 1) + 4–6 days (step 2)</w:t>
+              <w:t>8–12 days</w:t>
             </w:r>
           </w:p>
         </w:tc>
@@ -32644,7 +32448,7 @@
                 <w:rFonts w:ascii="Courier New" w:hAnsi="Courier New"/>
                 <w:sz w:val="18"/>
               </w:rPr>
-              <w:t>PRODUCT-BE-E-03</w:t>
+              <w:t>PRODUCT-BE-S-03</w:t>
             </w:r>
             <w:r>
               <w:rPr>
@@ -32658,119 +32462,7 @@
                 <w:rFonts w:ascii="Courier New" w:hAnsi="Courier New"/>
                 <w:sz w:val="18"/>
               </w:rPr>
-              <w:t>PRODUCT-BE-E-04</w:t>
-            </w:r>
-            <w:r>
-              <w:rPr>
-                <w:color w:val="373737"/>
-                <w:sz w:val="18"/>
-              </w:rPr>
-              <w:t xml:space="preserve">, </w:t>
-            </w:r>
-            <w:r>
-              <w:rPr>
-                <w:rFonts w:ascii="Courier New" w:hAnsi="Courier New"/>
-                <w:sz w:val="18"/>
-              </w:rPr>
-              <w:t>PRODUCT-BE-F-06</w:t>
-            </w:r>
-            <w:r>
-              <w:rPr>
-                <w:color w:val="373737"/>
-                <w:sz w:val="18"/>
-              </w:rPr>
-              <w:t xml:space="preserve">, </w:t>
-            </w:r>
-            <w:r>
-              <w:rPr>
-                <w:rFonts w:ascii="Courier New" w:hAnsi="Courier New"/>
-                <w:sz w:val="18"/>
-              </w:rPr>
-              <w:t>PRODUCT-BE-F-08</w:t>
-            </w:r>
-            <w:r>
-              <w:rPr>
-                <w:color w:val="373737"/>
-                <w:sz w:val="18"/>
-              </w:rPr>
-              <w:t xml:space="preserve">, </w:t>
-            </w:r>
-            <w:r>
-              <w:rPr>
-                <w:rFonts w:ascii="Courier New" w:hAnsi="Courier New"/>
-                <w:sz w:val="18"/>
-              </w:rPr>
-              <w:t>PRODUCT-BE-G-08</w:t>
-            </w:r>
-            <w:r>
-              <w:rPr>
-                <w:color w:val="373737"/>
-                <w:sz w:val="18"/>
-              </w:rPr>
-              <w:t xml:space="preserve">, </w:t>
-            </w:r>
-            <w:r>
-              <w:rPr>
-                <w:rFonts w:ascii="Courier New" w:hAnsi="Courier New"/>
-                <w:sz w:val="18"/>
-              </w:rPr>
-              <w:t>PRODUCT-BE-H-01</w:t>
-            </w:r>
-            <w:r>
-              <w:rPr>
-                <w:color w:val="373737"/>
-                <w:sz w:val="18"/>
-              </w:rPr>
-              <w:t xml:space="preserve">, </w:t>
-            </w:r>
-            <w:r>
-              <w:rPr>
-                <w:rFonts w:ascii="Courier New" w:hAnsi="Courier New"/>
-                <w:sz w:val="18"/>
-              </w:rPr>
-              <w:t>PRODUCT-BE-H-02</w:t>
-            </w:r>
-            <w:r>
-              <w:rPr>
-                <w:color w:val="373737"/>
-                <w:sz w:val="18"/>
-              </w:rPr>
-              <w:t xml:space="preserve">, </w:t>
-            </w:r>
-            <w:r>
-              <w:rPr>
-                <w:rFonts w:ascii="Courier New" w:hAnsi="Courier New"/>
-                <w:sz w:val="18"/>
-              </w:rPr>
-              <w:t>PRODUCT-BE-H-03</w:t>
-            </w:r>
-            <w:r>
-              <w:rPr>
-                <w:color w:val="373737"/>
-                <w:sz w:val="18"/>
-              </w:rPr>
-              <w:t xml:space="preserve">, </w:t>
-            </w:r>
-            <w:r>
-              <w:rPr>
-                <w:rFonts w:ascii="Courier New" w:hAnsi="Courier New"/>
-                <w:sz w:val="18"/>
-              </w:rPr>
-              <w:t>PRODUCT-BE-H-04</w:t>
-            </w:r>
-            <w:r>
-              <w:rPr>
-                <w:color w:val="373737"/>
-                <w:sz w:val="18"/>
-              </w:rPr>
-              <w:t xml:space="preserve">, </w:t>
-            </w:r>
-            <w:r>
-              <w:rPr>
-                <w:rFonts w:ascii="Courier New" w:hAnsi="Courier New"/>
-                <w:sz w:val="18"/>
-              </w:rPr>
-              <w:t>PRODUCT-BE-H-05</w:t>
+              <w:t>PRODUCT-BE-D-09</w:t>
             </w:r>
           </w:p>
         </w:tc>
@@ -32789,7 +32481,7 @@
                 <w:rFonts w:ascii="Courier New" w:hAnsi="Courier New"/>
                 <w:sz w:val="18"/>
               </w:rPr>
-              <w:t>getProductTechPackCountV1</w:t>
+              <w:t>productBusinessPartnerActions</w:t>
             </w:r>
             <w:r>
               <w:rPr>
@@ -32803,7 +32495,7 @@
                 <w:rFonts w:ascii="Courier New" w:hAnsi="Courier New"/>
                 <w:sz w:val="18"/>
               </w:rPr>
-              <w:t>getProductTechPackBulkCountV1</w:t>
+              <w:t>updateBusinessPartnerStatuses</w:t>
             </w:r>
           </w:p>
         </w:tc>
@@ -32841,7 +32533,7 @@
                 <w:color w:val="373737"/>
                 <w:sz w:val="18"/>
               </w:rPr>
-              <w:t>Migrate component status rollups</w:t>
+              <w:t>Migrate TechPack count queries (facade-then-federate)</w:t>
             </w:r>
           </w:p>
         </w:tc>
@@ -32859,7 +32551,7 @@
                 <w:color w:val="373737"/>
                 <w:sz w:val="18"/>
               </w:rPr>
-              <w:t>Query + mutation migration</w:t>
+              <w:t>Query migration (staged)</w:t>
             </w:r>
           </w:p>
         </w:tc>
@@ -32895,7 +32587,7 @@
                 <w:color w:val="373737"/>
                 <w:sz w:val="18"/>
               </w:rPr>
-              <w:t>4–6 days</w:t>
+              <w:t>4–6 days (step 1) + 4–6 days (step 2)</w:t>
             </w:r>
           </w:p>
         </w:tc>
@@ -32913,7 +32605,7 @@
                 <w:rFonts w:ascii="Courier New" w:hAnsi="Courier New"/>
                 <w:sz w:val="18"/>
               </w:rPr>
-              <w:t>PRODUCT-BE-B-01</w:t>
+              <w:t>PRODUCT-BE-E-03</w:t>
             </w:r>
             <w:r>
               <w:rPr>
@@ -32927,7 +32619,7 @@
                 <w:rFonts w:ascii="Courier New" w:hAnsi="Courier New"/>
                 <w:sz w:val="18"/>
               </w:rPr>
-              <w:t>PRODUCT-BE-D-18</w:t>
+              <w:t>PRODUCT-BE-E-04</w:t>
             </w:r>
             <w:r>
               <w:rPr>
@@ -32941,7 +32633,7 @@
                 <w:rFonts w:ascii="Courier New" w:hAnsi="Courier New"/>
                 <w:sz w:val="18"/>
               </w:rPr>
-              <w:t>PRODUCT-BE-E-02</w:t>
+              <w:t>PRODUCT-BE-F-06</w:t>
             </w:r>
             <w:r>
               <w:rPr>
@@ -32955,7 +32647,7 @@
                 <w:rFonts w:ascii="Courier New" w:hAnsi="Courier New"/>
                 <w:sz w:val="18"/>
               </w:rPr>
-              <w:t>PRODUCT-BE-F-10</w:t>
+              <w:t>PRODUCT-BE-F-08</w:t>
             </w:r>
             <w:r>
               <w:rPr>
@@ -32969,7 +32661,7 @@
                 <w:rFonts w:ascii="Courier New" w:hAnsi="Courier New"/>
                 <w:sz w:val="18"/>
               </w:rPr>
-              <w:t>PRODUCT-BE-G-01</w:t>
+              <w:t>PRODUCT-BE-G-08</w:t>
             </w:r>
             <w:r>
               <w:rPr>
@@ -32983,7 +32675,7 @@
                 <w:rFonts w:ascii="Courier New" w:hAnsi="Courier New"/>
                 <w:sz w:val="18"/>
               </w:rPr>
-              <w:t>PRODUCT-BE-G-02</w:t>
+              <w:t>PRODUCT-BE-H-01</w:t>
             </w:r>
             <w:r>
               <w:rPr>
@@ -32997,7 +32689,7 @@
                 <w:rFonts w:ascii="Courier New" w:hAnsi="Courier New"/>
                 <w:sz w:val="18"/>
               </w:rPr>
-              <w:t>PRODUCT-BE-G-03</w:t>
+              <w:t>PRODUCT-BE-H-02</w:t>
             </w:r>
             <w:r>
               <w:rPr>
@@ -33011,7 +32703,7 @@
                 <w:rFonts w:ascii="Courier New" w:hAnsi="Courier New"/>
                 <w:sz w:val="18"/>
               </w:rPr>
-              <w:t>PRODUCT-BE-G-06</w:t>
+              <w:t>PRODUCT-BE-H-03</w:t>
             </w:r>
             <w:r>
               <w:rPr>
@@ -33025,7 +32717,7 @@
                 <w:rFonts w:ascii="Courier New" w:hAnsi="Courier New"/>
                 <w:sz w:val="18"/>
               </w:rPr>
-              <w:t>PRODUCT-BE-G-07</w:t>
+              <w:t>PRODUCT-BE-H-04</w:t>
             </w:r>
             <w:r>
               <w:rPr>
@@ -33039,77 +32731,7 @@
                 <w:rFonts w:ascii="Courier New" w:hAnsi="Courier New"/>
                 <w:sz w:val="18"/>
               </w:rPr>
-              <w:t>PRODUCT-BE-G-08</w:t>
-            </w:r>
-            <w:r>
-              <w:rPr>
-                <w:color w:val="373737"/>
-                <w:sz w:val="18"/>
-              </w:rPr>
-              <w:t xml:space="preserve">, </w:t>
-            </w:r>
-            <w:r>
-              <w:rPr>
-                <w:rFonts w:ascii="Courier New" w:hAnsi="Courier New"/>
-                <w:sz w:val="18"/>
-              </w:rPr>
-              <w:t>PRODUCT-BE-G-09</w:t>
-            </w:r>
-            <w:r>
-              <w:rPr>
-                <w:color w:val="373737"/>
-                <w:sz w:val="18"/>
-              </w:rPr>
-              <w:t xml:space="preserve">, </w:t>
-            </w:r>
-            <w:r>
-              <w:rPr>
-                <w:rFonts w:ascii="Courier New" w:hAnsi="Courier New"/>
-                <w:sz w:val="18"/>
-              </w:rPr>
-              <w:t>PRODUCT-BE-G-10</w:t>
-            </w:r>
-            <w:r>
-              <w:rPr>
-                <w:color w:val="373737"/>
-                <w:sz w:val="18"/>
-              </w:rPr>
-              <w:t xml:space="preserve">, </w:t>
-            </w:r>
-            <w:r>
-              <w:rPr>
-                <w:rFonts w:ascii="Courier New" w:hAnsi="Courier New"/>
-                <w:sz w:val="18"/>
-              </w:rPr>
-              <w:t>PRODUCT-BE-G-13</w:t>
-            </w:r>
-            <w:r>
-              <w:rPr>
-                <w:color w:val="373737"/>
-                <w:sz w:val="18"/>
-              </w:rPr>
-              <w:t xml:space="preserve">, </w:t>
-            </w:r>
-            <w:r>
-              <w:rPr>
-                <w:rFonts w:ascii="Courier New" w:hAnsi="Courier New"/>
-                <w:sz w:val="18"/>
-              </w:rPr>
-              <w:t>PRODUCT-BE-G-14</w:t>
-            </w:r>
-            <w:r>
-              <w:rPr>
-                <w:color w:val="373737"/>
-                <w:sz w:val="18"/>
-              </w:rPr>
-              <w:t xml:space="preserve">, </w:t>
-            </w:r>
-            <w:r>
-              <w:rPr>
-                <w:rFonts w:ascii="Courier New" w:hAnsi="Courier New"/>
-                <w:sz w:val="18"/>
-              </w:rPr>
-              <w:t>PRODUCT-BE-S-01</w:t>
+              <w:t>PRODUCT-BE-H-05</w:t>
             </w:r>
           </w:p>
         </w:tc>
@@ -33127,7 +32749,7 @@
                 <w:rFonts w:ascii="Courier New" w:hAnsi="Courier New"/>
                 <w:sz w:val="18"/>
               </w:rPr>
-              <w:t>getProduct</w:t>
+              <w:t>getProductTechPackCountV1</w:t>
             </w:r>
             <w:r>
               <w:rPr>
@@ -33141,21 +32763,7 @@
                 <w:rFonts w:ascii="Courier New" w:hAnsi="Courier New"/>
                 <w:sz w:val="18"/>
               </w:rPr>
-              <w:t>updateComponentStatus</w:t>
-            </w:r>
-            <w:r>
-              <w:rPr>
-                <w:color w:val="373737"/>
-                <w:sz w:val="18"/>
-              </w:rPr>
-              <w:t xml:space="preserve">, </w:t>
-            </w:r>
-            <w:r>
-              <w:rPr>
-                <w:rFonts w:ascii="Courier New" w:hAnsi="Courier New"/>
-                <w:sz w:val="18"/>
-              </w:rPr>
-              <w:t>updateComponentStatuses</w:t>
+              <w:t>getProductTechPackBulkCountV1</w:t>
             </w:r>
           </w:p>
         </w:tc>
@@ -33195,21 +32803,7 @@
                 <w:color w:val="373737"/>
                 <w:sz w:val="18"/>
               </w:rPr>
-              <w:t xml:space="preserve">Verify fragment type-conditions, </w:t>
-            </w:r>
-            <w:r>
-              <w:rPr>
-                <w:rFonts w:ascii="Courier New" w:hAnsi="Courier New"/>
-                <w:sz w:val="18"/>
-              </w:rPr>
-              <w:t>__typename</w:t>
-            </w:r>
-            <w:r>
-              <w:rPr>
-                <w:color w:val="373737"/>
-                <w:sz w:val="18"/>
-              </w:rPr>
-              <w:t xml:space="preserve"> logic and cache keys against federated type names</w:t>
+              <w:t>Migrate component status mutations and rollup counts</w:t>
             </w:r>
           </w:p>
         </w:tc>
@@ -33228,7 +32822,7 @@
                 <w:color w:val="373737"/>
                 <w:sz w:val="18"/>
               </w:rPr>
-              <w:t>Verification / refactor</w:t>
+              <w:t>Mutation migration</w:t>
             </w:r>
           </w:p>
         </w:tc>
@@ -33285,7 +32879,35 @@
                 <w:rFonts w:ascii="Courier New" w:hAnsi="Courier New"/>
                 <w:sz w:val="18"/>
               </w:rPr>
-              <w:t>PRODUCT-BE-F-14</w:t>
+              <w:t>PRODUCT-BE-D-18</w:t>
+            </w:r>
+            <w:r>
+              <w:rPr>
+                <w:color w:val="373737"/>
+                <w:sz w:val="18"/>
+              </w:rPr>
+              <w:t xml:space="preserve">, </w:t>
+            </w:r>
+            <w:r>
+              <w:rPr>
+                <w:rFonts w:ascii="Courier New" w:hAnsi="Courier New"/>
+                <w:sz w:val="18"/>
+              </w:rPr>
+              <w:t>PRODUCT-BE-E-02</w:t>
+            </w:r>
+            <w:r>
+              <w:rPr>
+                <w:color w:val="373737"/>
+                <w:sz w:val="18"/>
+              </w:rPr>
+              <w:t xml:space="preserve">, </w:t>
+            </w:r>
+            <w:r>
+              <w:rPr>
+                <w:rFonts w:ascii="Courier New" w:hAnsi="Courier New"/>
+                <w:sz w:val="18"/>
+              </w:rPr>
+              <w:t>PRODUCT-FE-001</w:t>
             </w:r>
           </w:p>
         </w:tc>
@@ -33293,6 +32915,162 @@
           <w:tcPr>
             <w:tcW w:type="dxa" w:w="1465"/>
             <w:shd w:val="clear" w:color="auto" w:fill="F5F8FF"/>
+            <w:vAlign w:val="top"/>
+          </w:tcPr>
+          <w:p>
+            <w:pPr>
+              <w:jc w:val="left"/>
+            </w:pPr>
+            <w:r>
+              <w:rPr>
+                <w:rFonts w:ascii="Courier New" w:hAnsi="Courier New"/>
+                <w:sz w:val="18"/>
+              </w:rPr>
+              <w:t>updateComponentStatus</w:t>
+            </w:r>
+            <w:r>
+              <w:rPr>
+                <w:color w:val="373737"/>
+                <w:sz w:val="18"/>
+              </w:rPr>
+              <w:t xml:space="preserve">, </w:t>
+            </w:r>
+            <w:r>
+              <w:rPr>
+                <w:rFonts w:ascii="Courier New" w:hAnsi="Courier New"/>
+                <w:sz w:val="18"/>
+              </w:rPr>
+              <w:t>updateComponentStatuses</w:t>
+            </w:r>
+          </w:p>
+        </w:tc>
+      </w:tr>
+      <w:tr>
+        <w:tc>
+          <w:tcPr>
+            <w:tcW w:type="dxa" w:w="1465"/>
+            <w:vAlign w:val="top"/>
+          </w:tcPr>
+          <w:p>
+            <w:pPr>
+              <w:jc w:val="left"/>
+            </w:pPr>
+            <w:r>
+              <w:rPr>
+                <w:rFonts w:ascii="Courier New" w:hAnsi="Courier New"/>
+                <w:sz w:val="18"/>
+              </w:rPr>
+              <w:t>PRODUCT-FE-013</w:t>
+            </w:r>
+          </w:p>
+        </w:tc>
+        <w:tc>
+          <w:tcPr>
+            <w:tcW w:type="dxa" w:w="1465"/>
+            <w:vAlign w:val="top"/>
+          </w:tcPr>
+          <w:p>
+            <w:pPr>
+              <w:jc w:val="left"/>
+            </w:pPr>
+            <w:r>
+              <w:rPr>
+                <w:color w:val="373737"/>
+                <w:sz w:val="18"/>
+              </w:rPr>
+              <w:t xml:space="preserve">Verify fragment type-conditions, </w:t>
+            </w:r>
+            <w:r>
+              <w:rPr>
+                <w:rFonts w:ascii="Courier New" w:hAnsi="Courier New"/>
+                <w:sz w:val="18"/>
+              </w:rPr>
+              <w:t>__typename</w:t>
+            </w:r>
+            <w:r>
+              <w:rPr>
+                <w:color w:val="373737"/>
+                <w:sz w:val="18"/>
+              </w:rPr>
+              <w:t xml:space="preserve"> logic and cache keys against federated type names</w:t>
+            </w:r>
+          </w:p>
+        </w:tc>
+        <w:tc>
+          <w:tcPr>
+            <w:tcW w:type="dxa" w:w="1465"/>
+            <w:vAlign w:val="top"/>
+          </w:tcPr>
+          <w:p>
+            <w:pPr>
+              <w:jc w:val="left"/>
+            </w:pPr>
+            <w:r>
+              <w:rPr>
+                <w:color w:val="373737"/>
+                <w:sz w:val="18"/>
+              </w:rPr>
+              <w:t>Verification / refactor</w:t>
+            </w:r>
+          </w:p>
+        </w:tc>
+        <w:tc>
+          <w:tcPr>
+            <w:tcW w:type="dxa" w:w="1465"/>
+            <w:vAlign w:val="top"/>
+          </w:tcPr>
+          <w:p>
+            <w:pPr>
+              <w:jc w:val="left"/>
+            </w:pPr>
+            <w:r>
+              <w:rPr>
+                <w:color w:val="373737"/>
+                <w:sz w:val="18"/>
+              </w:rPr>
+              <w:t>🟡 Medium</w:t>
+            </w:r>
+          </w:p>
+        </w:tc>
+        <w:tc>
+          <w:tcPr>
+            <w:tcW w:type="dxa" w:w="1465"/>
+            <w:vAlign w:val="top"/>
+          </w:tcPr>
+          <w:p>
+            <w:pPr>
+              <w:jc w:val="left"/>
+            </w:pPr>
+            <w:r>
+              <w:rPr>
+                <w:color w:val="373737"/>
+                <w:sz w:val="18"/>
+              </w:rPr>
+              <w:t>3–5 days</w:t>
+            </w:r>
+          </w:p>
+        </w:tc>
+        <w:tc>
+          <w:tcPr>
+            <w:tcW w:type="dxa" w:w="1465"/>
+            <w:vAlign w:val="top"/>
+          </w:tcPr>
+          <w:p>
+            <w:pPr>
+              <w:jc w:val="left"/>
+            </w:pPr>
+            <w:r>
+              <w:rPr>
+                <w:rFonts w:ascii="Courier New" w:hAnsi="Courier New"/>
+                <w:sz w:val="18"/>
+              </w:rPr>
+              <w:t>PRODUCT-BE-F-14</w:t>
+            </w:r>
+          </w:p>
+        </w:tc>
+        <w:tc>
+          <w:tcPr>
+            <w:tcW w:type="dxa" w:w="1465"/>
             <w:vAlign w:val="top"/>
           </w:tcPr>
           <w:p>
@@ -33471,7 +33249,7 @@
                 <w:color w:val="373737"/>
                 <w:sz w:val="18"/>
               </w:rPr>
-              <w:t>3</w:t>
+              <w:t>1</w:t>
             </w:r>
           </w:p>
         </w:tc>
@@ -33496,7 +33274,7 @@
                 <w:rFonts w:ascii="Courier New" w:hAnsi="Courier New"/>
                 <w:sz w:val="18"/>
               </w:rPr>
-              <w:t>PRODUCT-FE-007</w:t>
+              <w:t>PRODUCT-FE-003</w:t>
             </w:r>
           </w:p>
         </w:tc>
@@ -33514,7 +33292,7 @@
                 <w:rFonts w:ascii="Courier New" w:hAnsi="Courier New"/>
                 <w:sz w:val="18"/>
               </w:rPr>
-              <w:t>PRODUCT-FE-007</w:t>
+              <w:t>PRODUCT-FE-003</w:t>
             </w:r>
             <w:r>
               <w:rPr>
@@ -33528,56 +33306,7 @@
                 <w:rFonts w:ascii="Courier New" w:hAnsi="Courier New"/>
                 <w:sz w:val="18"/>
               </w:rPr>
-              <w:t>PRODUCT-BE-D-01</w:t>
-            </w:r>
-            <w:r>
-              <w:rPr>
-                <w:color w:val="373737"/>
-                <w:sz w:val="18"/>
-              </w:rPr>
-              <w:t xml:space="preserve">, </w:t>
-            </w:r>
-            <w:r>
-              <w:rPr>
-                <w:rFonts w:ascii="Courier New" w:hAnsi="Courier New"/>
-                <w:sz w:val="18"/>
-              </w:rPr>
-              <w:t>PRODUCT-BE-D-02</w:t>
-            </w:r>
-            <w:r>
-              <w:rPr>
-                <w:color w:val="373737"/>
-                <w:sz w:val="18"/>
-              </w:rPr>
-              <w:t xml:space="preserve">, </w:t>
-            </w:r>
-            <w:r>
-              <w:rPr>
-                <w:rFonts w:ascii="Courier New" w:hAnsi="Courier New"/>
-                <w:sz w:val="18"/>
-              </w:rPr>
-              <w:t>PRODUCT-BE-D-03</w:t>
-            </w:r>
-            <w:r>
-              <w:rPr>
-                <w:color w:val="373737"/>
-                <w:sz w:val="18"/>
-              </w:rPr>
-              <w:t xml:space="preserve">, </w:t>
-            </w:r>
-            <w:r>
-              <w:rPr>
-                <w:rFonts w:ascii="Courier New" w:hAnsi="Courier New"/>
-                <w:sz w:val="18"/>
-              </w:rPr>
-              <w:t>PRODUCT-BE-D-04</w:t>
-            </w:r>
-            <w:r>
-              <w:rPr>
-                <w:color w:val="373737"/>
-                <w:sz w:val="18"/>
-              </w:rPr>
-              <w:t xml:space="preserve"> (+4)</w:t>
+              <w:t>PRODUCT-BE-B-03</w:t>
             </w:r>
           </w:p>
         </w:tc>
@@ -33595,7 +33324,7 @@
                 <w:color w:val="373737"/>
                 <w:sz w:val="18"/>
               </w:rPr>
-              <w:t>Writes — needs backend phase D mutations</w:t>
+              <w:t>Reads cutover — needs backend phase A/B reads live</w:t>
             </w:r>
           </w:p>
         </w:tc>
@@ -33616,7 +33345,7 @@
                 <w:color w:val="373737"/>
                 <w:sz w:val="18"/>
               </w:rPr>
-              <w:t>4</w:t>
+              <w:t>3</w:t>
             </w:r>
           </w:p>
         </w:tc>
@@ -33642,35 +33371,7 @@
                 <w:rFonts w:ascii="Courier New" w:hAnsi="Courier New"/>
                 <w:sz w:val="18"/>
               </w:rPr>
-              <w:t>PRODUCT-FE-006</w:t>
-            </w:r>
-            <w:r>
-              <w:rPr>
-                <w:color w:val="373737"/>
-                <w:sz w:val="18"/>
-              </w:rPr>
-              <w:t xml:space="preserve">, 🟡 </w:t>
-            </w:r>
-            <w:r>
-              <w:rPr>
-                <w:rFonts w:ascii="Courier New" w:hAnsi="Courier New"/>
-                <w:sz w:val="18"/>
-              </w:rPr>
-              <w:t>PRODUCT-FE-010</w:t>
-            </w:r>
-            <w:r>
-              <w:rPr>
-                <w:color w:val="373737"/>
-                <w:sz w:val="18"/>
-              </w:rPr>
-              <w:t xml:space="preserve">, 🟡 </w:t>
-            </w:r>
-            <w:r>
-              <w:rPr>
-                <w:rFonts w:ascii="Courier New" w:hAnsi="Courier New"/>
-                <w:sz w:val="18"/>
-              </w:rPr>
-              <w:t>PRODUCT-FE-012</w:t>
+              <w:t>PRODUCT-FE-008</w:t>
             </w:r>
           </w:p>
         </w:tc>
@@ -33689,7 +33390,7 @@
                 <w:rFonts w:ascii="Courier New" w:hAnsi="Courier New"/>
                 <w:sz w:val="18"/>
               </w:rPr>
-              <w:t>PRODUCT-FE-006</w:t>
+              <w:t>PRODUCT-FE-008</w:t>
             </w:r>
             <w:r>
               <w:rPr>
@@ -33703,7 +33404,7 @@
                 <w:rFonts w:ascii="Courier New" w:hAnsi="Courier New"/>
                 <w:sz w:val="18"/>
               </w:rPr>
-              <w:t>PRODUCT-BE-B-07</w:t>
+              <w:t>PRODUCT-BE-D-01</w:t>
             </w:r>
             <w:r>
               <w:rPr>
@@ -33717,7 +33418,7 @@
                 <w:rFonts w:ascii="Courier New" w:hAnsi="Courier New"/>
                 <w:sz w:val="18"/>
               </w:rPr>
-              <w:t>PRODUCT-BE-B-08</w:t>
+              <w:t>PRODUCT-BE-D-02</w:t>
             </w:r>
             <w:r>
               <w:rPr>
@@ -33731,7 +33432,7 @@
                 <w:rFonts w:ascii="Courier New" w:hAnsi="Courier New"/>
                 <w:sz w:val="18"/>
               </w:rPr>
-              <w:t>PRODUCT-BE-B-09</w:t>
+              <w:t>PRODUCT-BE-D-03</w:t>
             </w:r>
             <w:r>
               <w:rPr>
@@ -33745,105 +33446,14 @@
                 <w:rFonts w:ascii="Courier New" w:hAnsi="Courier New"/>
                 <w:sz w:val="18"/>
               </w:rPr>
-              <w:t>PRODUCT-BE-B-10</w:t>
-            </w:r>
-            <w:r>
-              <w:rPr>
-                <w:color w:val="373737"/>
-                <w:sz w:val="18"/>
-              </w:rPr>
-              <w:t xml:space="preserve"> (+8)&lt;br&gt;</w:t>
-            </w:r>
-            <w:r>
-              <w:rPr>
-                <w:rFonts w:ascii="Courier New" w:hAnsi="Courier New"/>
-                <w:sz w:val="18"/>
-              </w:rPr>
-              <w:t>PRODUCT-FE-010</w:t>
-            </w:r>
-            <w:r>
-              <w:rPr>
-                <w:color w:val="373737"/>
-                <w:sz w:val="18"/>
-              </w:rPr>
-              <w:t xml:space="preserve"> → </w:t>
-            </w:r>
-            <w:r>
-              <w:rPr>
-                <w:rFonts w:ascii="Courier New" w:hAnsi="Courier New"/>
-                <w:sz w:val="18"/>
-              </w:rPr>
-              <w:t>PRODUCT-BE-E-03</w:t>
-            </w:r>
-            <w:r>
-              <w:rPr>
-                <w:color w:val="373737"/>
-                <w:sz w:val="18"/>
-              </w:rPr>
-              <w:t xml:space="preserve">, </w:t>
-            </w:r>
-            <w:r>
-              <w:rPr>
-                <w:rFonts w:ascii="Courier New" w:hAnsi="Courier New"/>
-                <w:sz w:val="18"/>
-              </w:rPr>
-              <w:t>PRODUCT-BE-E-04</w:t>
-            </w:r>
-            <w:r>
-              <w:rPr>
-                <w:color w:val="373737"/>
-                <w:sz w:val="18"/>
-              </w:rPr>
-              <w:t xml:space="preserve">, </w:t>
-            </w:r>
-            <w:r>
-              <w:rPr>
-                <w:rFonts w:ascii="Courier New" w:hAnsi="Courier New"/>
-                <w:sz w:val="18"/>
-              </w:rPr>
-              <w:t>PRODUCT-BE-F-06</w:t>
-            </w:r>
-            <w:r>
-              <w:rPr>
-                <w:color w:val="373737"/>
-                <w:sz w:val="18"/>
-              </w:rPr>
-              <w:t xml:space="preserve">, </w:t>
-            </w:r>
-            <w:r>
-              <w:rPr>
-                <w:rFonts w:ascii="Courier New" w:hAnsi="Courier New"/>
-                <w:sz w:val="18"/>
-              </w:rPr>
-              <w:t>PRODUCT-BE-F-08</w:t>
-            </w:r>
-            <w:r>
-              <w:rPr>
-                <w:color w:val="373737"/>
-                <w:sz w:val="18"/>
-              </w:rPr>
-              <w:t xml:space="preserve"> (+6)&lt;br&gt;</w:t>
-            </w:r>
-            <w:r>
-              <w:rPr>
-                <w:rFonts w:ascii="Courier New" w:hAnsi="Courier New"/>
-                <w:sz w:val="18"/>
-              </w:rPr>
-              <w:t>PRODUCT-FE-012</w:t>
-            </w:r>
-            <w:r>
-              <w:rPr>
-                <w:color w:val="373737"/>
-                <w:sz w:val="18"/>
-              </w:rPr>
-              <w:t xml:space="preserve"> → </w:t>
-            </w:r>
-            <w:r>
-              <w:rPr>
-                <w:rFonts w:ascii="Courier New" w:hAnsi="Courier New"/>
-                <w:sz w:val="18"/>
-              </w:rPr>
-              <w:t>PRODUCT-BE-F-14</w:t>
+              <w:t>PRODUCT-BE-D-04</w:t>
+            </w:r>
+            <w:r>
+              <w:rPr>
+                <w:color w:val="373737"/>
+                <w:sz w:val="18"/>
+              </w:rPr>
+              <w:t xml:space="preserve"> (+4)</w:t>
             </w:r>
           </w:p>
         </w:tc>
@@ -33862,7 +33472,7 @@
                 <w:color w:val="373737"/>
                 <w:sz w:val="18"/>
               </w:rPr>
-              <w:t>Complex writes / sagas — needs backend phase E + ADR ratification</w:t>
+              <w:t>Writes — needs backend phase D mutations</w:t>
             </w:r>
           </w:p>
         </w:tc>
@@ -33882,7 +33492,7 @@
                 <w:color w:val="373737"/>
                 <w:sz w:val="18"/>
               </w:rPr>
-              <w:t>5</w:t>
+              <w:t>4</w:t>
             </w:r>
           </w:p>
         </w:tc>
@@ -33900,28 +33510,14 @@
                 <w:color w:val="373737"/>
                 <w:sz w:val="18"/>
               </w:rPr>
-              <w:t xml:space="preserve">🔴 </w:t>
-            </w:r>
-            <w:r>
-              <w:rPr>
-                <w:rFonts w:ascii="Courier New" w:hAnsi="Courier New"/>
-                <w:sz w:val="18"/>
-              </w:rPr>
-              <w:t>PRODUCT-FE-001</w:t>
-            </w:r>
-            <w:r>
-              <w:rPr>
-                <w:color w:val="373737"/>
-                <w:sz w:val="18"/>
-              </w:rPr>
-              <w:t xml:space="preserve">, 🔴 </w:t>
-            </w:r>
-            <w:r>
-              <w:rPr>
-                <w:rFonts w:ascii="Courier New" w:hAnsi="Courier New"/>
-                <w:sz w:val="18"/>
-              </w:rPr>
-              <w:t>PRODUCT-FE-003</w:t>
+              <w:t xml:space="preserve">🟢 </w:t>
+            </w:r>
+            <w:r>
+              <w:rPr>
+                <w:rFonts w:ascii="Courier New" w:hAnsi="Courier New"/>
+                <w:sz w:val="18"/>
+              </w:rPr>
+              <w:t>PRODUCT-FE-006</w:t>
             </w:r>
             <w:r>
               <w:rPr>
@@ -33935,7 +33531,7 @@
                 <w:rFonts w:ascii="Courier New" w:hAnsi="Courier New"/>
                 <w:sz w:val="18"/>
               </w:rPr>
-              <w:t>PRODUCT-FE-004</w:t>
+              <w:t>PRODUCT-FE-007</w:t>
             </w:r>
             <w:r>
               <w:rPr>
@@ -33949,21 +33545,7 @@
                 <w:rFonts w:ascii="Courier New" w:hAnsi="Courier New"/>
                 <w:sz w:val="18"/>
               </w:rPr>
-              <w:t>PRODUCT-FE-005</w:t>
-            </w:r>
-            <w:r>
-              <w:rPr>
-                <w:color w:val="373737"/>
-                <w:sz w:val="18"/>
-              </w:rPr>
-              <w:t xml:space="preserve">, 🔴 </w:t>
-            </w:r>
-            <w:r>
-              <w:rPr>
-                <w:rFonts w:ascii="Courier New" w:hAnsi="Courier New"/>
-                <w:sz w:val="18"/>
-              </w:rPr>
-              <w:t>PRODUCT-FE-009</w:t>
+              <w:t>PRODUCT-FE-011</w:t>
             </w:r>
             <w:r>
               <w:rPr>
@@ -33977,7 +33559,7 @@
                 <w:rFonts w:ascii="Courier New" w:hAnsi="Courier New"/>
                 <w:sz w:val="18"/>
               </w:rPr>
-              <w:t>PRODUCT-FE-011</w:t>
+              <w:t>PRODUCT-FE-013</w:t>
             </w:r>
           </w:p>
         </w:tc>
@@ -33995,7 +33577,7 @@
                 <w:rFonts w:ascii="Courier New" w:hAnsi="Courier New"/>
                 <w:sz w:val="18"/>
               </w:rPr>
-              <w:t>PRODUCT-FE-001</w:t>
+              <w:t>PRODUCT-FE-006</w:t>
             </w:r>
             <w:r>
               <w:rPr>
@@ -34009,7 +33591,7 @@
                 <w:rFonts w:ascii="Courier New" w:hAnsi="Courier New"/>
                 <w:sz w:val="18"/>
               </w:rPr>
-              <w:t>PRODUCT-BE-B-01</w:t>
+              <w:t>PRODUCT-BE-G-03</w:t>
             </w:r>
             <w:r>
               <w:rPr>
@@ -34023,7 +33605,35 @@
                 <w:rFonts w:ascii="Courier New" w:hAnsi="Courier New"/>
                 <w:sz w:val="18"/>
               </w:rPr>
-              <w:t>PRODUCT-BE-F-10</w:t>
+              <w:t>PRODUCT-BE-G-13</w:t>
+            </w:r>
+            <w:r>
+              <w:rPr>
+                <w:color w:val="373737"/>
+                <w:sz w:val="18"/>
+              </w:rPr>
+              <w:t>&lt;br&gt;</w:t>
+            </w:r>
+            <w:r>
+              <w:rPr>
+                <w:rFonts w:ascii="Courier New" w:hAnsi="Courier New"/>
+                <w:sz w:val="18"/>
+              </w:rPr>
+              <w:t>PRODUCT-FE-007</w:t>
+            </w:r>
+            <w:r>
+              <w:rPr>
+                <w:color w:val="373737"/>
+                <w:sz w:val="18"/>
+              </w:rPr>
+              <w:t xml:space="preserve"> → </w:t>
+            </w:r>
+            <w:r>
+              <w:rPr>
+                <w:rFonts w:ascii="Courier New" w:hAnsi="Courier New"/>
+                <w:sz w:val="18"/>
+              </w:rPr>
+              <w:t>PRODUCT-BE-B-07</w:t>
             </w:r>
             <w:r>
               <w:rPr>
@@ -34037,7 +33647,7 @@
                 <w:rFonts w:ascii="Courier New" w:hAnsi="Courier New"/>
                 <w:sz w:val="18"/>
               </w:rPr>
-              <w:t>PRODUCT-BE-G-01</w:t>
+              <w:t>PRODUCT-BE-B-08</w:t>
             </w:r>
             <w:r>
               <w:rPr>
@@ -34051,21 +33661,35 @@
                 <w:rFonts w:ascii="Courier New" w:hAnsi="Courier New"/>
                 <w:sz w:val="18"/>
               </w:rPr>
-              <w:t>PRODUCT-BE-G-02</w:t>
-            </w:r>
-            <w:r>
-              <w:rPr>
-                <w:color w:val="373737"/>
-                <w:sz w:val="18"/>
-              </w:rPr>
-              <w:t xml:space="preserve"> (+9)&lt;br&gt;</w:t>
-            </w:r>
-            <w:r>
-              <w:rPr>
-                <w:rFonts w:ascii="Courier New" w:hAnsi="Courier New"/>
-                <w:sz w:val="18"/>
-              </w:rPr>
-              <w:t>PRODUCT-FE-003</w:t>
+              <w:t>PRODUCT-BE-B-09</w:t>
+            </w:r>
+            <w:r>
+              <w:rPr>
+                <w:color w:val="373737"/>
+                <w:sz w:val="18"/>
+              </w:rPr>
+              <w:t xml:space="preserve">, </w:t>
+            </w:r>
+            <w:r>
+              <w:rPr>
+                <w:rFonts w:ascii="Courier New" w:hAnsi="Courier New"/>
+                <w:sz w:val="18"/>
+              </w:rPr>
+              <w:t>PRODUCT-BE-B-10</w:t>
+            </w:r>
+            <w:r>
+              <w:rPr>
+                <w:color w:val="373737"/>
+                <w:sz w:val="18"/>
+              </w:rPr>
+              <w:t xml:space="preserve"> (+8)&lt;br&gt;</w:t>
+            </w:r>
+            <w:r>
+              <w:rPr>
+                <w:rFonts w:ascii="Courier New" w:hAnsi="Courier New"/>
+                <w:sz w:val="18"/>
+              </w:rPr>
+              <w:t>PRODUCT-FE-011</w:t>
             </w:r>
             <w:r>
               <w:rPr>
@@ -34079,7 +33703,7 @@
                 <w:rFonts w:ascii="Courier New" w:hAnsi="Courier New"/>
                 <w:sz w:val="18"/>
               </w:rPr>
-              <w:t>PRODUCT-BE-B-02</w:t>
+              <w:t>PRODUCT-BE-E-03</w:t>
             </w:r>
             <w:r>
               <w:rPr>
@@ -34093,7 +33717,7 @@
                 <w:rFonts w:ascii="Courier New" w:hAnsi="Courier New"/>
                 <w:sz w:val="18"/>
               </w:rPr>
-              <w:t>PRODUCT-BE-B-03</w:t>
+              <w:t>PRODUCT-BE-E-04</w:t>
             </w:r>
             <w:r>
               <w:rPr>
@@ -34107,7 +33731,7 @@
                 <w:rFonts w:ascii="Courier New" w:hAnsi="Courier New"/>
                 <w:sz w:val="18"/>
               </w:rPr>
-              <w:t>PRODUCT-BE-G-13</w:t>
+              <w:t>PRODUCT-BE-F-06</w:t>
             </w:r>
             <w:r>
               <w:rPr>
@@ -34121,21 +33745,21 @@
                 <w:rFonts w:ascii="Courier New" w:hAnsi="Courier New"/>
                 <w:sz w:val="18"/>
               </w:rPr>
-              <w:t>PRODUCT-BE-S-02</w:t>
-            </w:r>
-            <w:r>
-              <w:rPr>
-                <w:color w:val="373737"/>
-                <w:sz w:val="18"/>
-              </w:rPr>
-              <w:t>&lt;br&gt;</w:t>
-            </w:r>
-            <w:r>
-              <w:rPr>
-                <w:rFonts w:ascii="Courier New" w:hAnsi="Courier New"/>
-                <w:sz w:val="18"/>
-              </w:rPr>
-              <w:t>PRODUCT-FE-004</w:t>
+              <w:t>PRODUCT-BE-F-08</w:t>
+            </w:r>
+            <w:r>
+              <w:rPr>
+                <w:color w:val="373737"/>
+                <w:sz w:val="18"/>
+              </w:rPr>
+              <w:t xml:space="preserve"> (+6)&lt;br&gt;</w:t>
+            </w:r>
+            <w:r>
+              <w:rPr>
+                <w:rFonts w:ascii="Courier New" w:hAnsi="Courier New"/>
+                <w:sz w:val="18"/>
+              </w:rPr>
+              <w:t>PRODUCT-FE-013</w:t>
             </w:r>
             <w:r>
               <w:rPr>
@@ -34149,238 +33773,7 @@
                 <w:rFonts w:ascii="Courier New" w:hAnsi="Courier New"/>
                 <w:sz w:val="18"/>
               </w:rPr>
-              <w:t>PRODUCT-BE-B-01</w:t>
-            </w:r>
-            <w:r>
-              <w:rPr>
-                <w:color w:val="373737"/>
-                <w:sz w:val="18"/>
-              </w:rPr>
-              <w:t xml:space="preserve">, </w:t>
-            </w:r>
-            <w:r>
-              <w:rPr>
-                <w:rFonts w:ascii="Courier New" w:hAnsi="Courier New"/>
-                <w:sz w:val="18"/>
-              </w:rPr>
-              <w:t>PRODUCT-BE-B-02</w:t>
-            </w:r>
-            <w:r>
-              <w:rPr>
-                <w:color w:val="373737"/>
-                <w:sz w:val="18"/>
-              </w:rPr>
-              <w:t xml:space="preserve">, </w:t>
-            </w:r>
-            <w:r>
-              <w:rPr>
-                <w:rFonts w:ascii="Courier New" w:hAnsi="Courier New"/>
-                <w:sz w:val="18"/>
-              </w:rPr>
-              <w:t>PRODUCT-BE-B-03</w:t>
-            </w:r>
-            <w:r>
-              <w:rPr>
-                <w:color w:val="373737"/>
-                <w:sz w:val="18"/>
-              </w:rPr>
-              <w:t xml:space="preserve">, </w:t>
-            </w:r>
-            <w:r>
-              <w:rPr>
-                <w:rFonts w:ascii="Courier New" w:hAnsi="Courier New"/>
-                <w:sz w:val="18"/>
-              </w:rPr>
-              <w:t>PRODUCT-BE-F-10</w:t>
-            </w:r>
-            <w:r>
-              <w:rPr>
-                <w:color w:val="373737"/>
-                <w:sz w:val="18"/>
-              </w:rPr>
-              <w:t xml:space="preserve"> (+5)&lt;br&gt;</w:t>
-            </w:r>
-            <w:r>
-              <w:rPr>
-                <w:rFonts w:ascii="Courier New" w:hAnsi="Courier New"/>
-                <w:sz w:val="18"/>
-              </w:rPr>
-              <w:t>PRODUCT-FE-005</w:t>
-            </w:r>
-            <w:r>
-              <w:rPr>
-                <w:color w:val="373737"/>
-                <w:sz w:val="18"/>
-              </w:rPr>
-              <w:t xml:space="preserve"> → </w:t>
-            </w:r>
-            <w:r>
-              <w:rPr>
-                <w:rFonts w:ascii="Courier New" w:hAnsi="Courier New"/>
-                <w:sz w:val="18"/>
-              </w:rPr>
-              <w:t>PRODUCT-BE-B-03</w:t>
-            </w:r>
-            <w:r>
-              <w:rPr>
-                <w:color w:val="373737"/>
-                <w:sz w:val="18"/>
-              </w:rPr>
-              <w:t xml:space="preserve">, </w:t>
-            </w:r>
-            <w:r>
-              <w:rPr>
-                <w:rFonts w:ascii="Courier New" w:hAnsi="Courier New"/>
-                <w:sz w:val="18"/>
-              </w:rPr>
-              <w:t>PRODUCT-BE-C-02</w:t>
-            </w:r>
-            <w:r>
-              <w:rPr>
-                <w:color w:val="373737"/>
-                <w:sz w:val="18"/>
-              </w:rPr>
-              <w:t xml:space="preserve">, </w:t>
-            </w:r>
-            <w:r>
-              <w:rPr>
-                <w:rFonts w:ascii="Courier New" w:hAnsi="Courier New"/>
-                <w:sz w:val="18"/>
-              </w:rPr>
-              <w:t>PRODUCT-BE-C-03</w:t>
-            </w:r>
-            <w:r>
-              <w:rPr>
-                <w:color w:val="373737"/>
-                <w:sz w:val="18"/>
-              </w:rPr>
-              <w:t xml:space="preserve">, </w:t>
-            </w:r>
-            <w:r>
-              <w:rPr>
-                <w:rFonts w:ascii="Courier New" w:hAnsi="Courier New"/>
-                <w:sz w:val="18"/>
-              </w:rPr>
-              <w:t>PRODUCT-BE-G-03</w:t>
-            </w:r>
-            <w:r>
-              <w:rPr>
-                <w:color w:val="373737"/>
-                <w:sz w:val="18"/>
-              </w:rPr>
-              <w:t xml:space="preserve"> (+9)&lt;br&gt;</w:t>
-            </w:r>
-            <w:r>
-              <w:rPr>
-                <w:rFonts w:ascii="Courier New" w:hAnsi="Courier New"/>
-                <w:sz w:val="18"/>
-              </w:rPr>
-              <w:t>PRODUCT-FE-009</w:t>
-            </w:r>
-            <w:r>
-              <w:rPr>
-                <w:color w:val="373737"/>
-                <w:sz w:val="18"/>
-              </w:rPr>
-              <w:t xml:space="preserve"> → </w:t>
-            </w:r>
-            <w:r>
-              <w:rPr>
-                <w:rFonts w:ascii="Courier New" w:hAnsi="Courier New"/>
-                <w:sz w:val="18"/>
-              </w:rPr>
-              <w:t>PRODUCT-BE-S-03</w:t>
-            </w:r>
-            <w:r>
-              <w:rPr>
-                <w:color w:val="373737"/>
-                <w:sz w:val="18"/>
-              </w:rPr>
-              <w:t xml:space="preserve">, </w:t>
-            </w:r>
-            <w:r>
-              <w:rPr>
-                <w:rFonts w:ascii="Courier New" w:hAnsi="Courier New"/>
-                <w:sz w:val="18"/>
-              </w:rPr>
-              <w:t>PRODUCT-BE-D-09</w:t>
-            </w:r>
-            <w:r>
-              <w:rPr>
-                <w:color w:val="373737"/>
-                <w:sz w:val="18"/>
-              </w:rPr>
-              <w:t>&lt;br&gt;</w:t>
-            </w:r>
-            <w:r>
-              <w:rPr>
-                <w:rFonts w:ascii="Courier New" w:hAnsi="Courier New"/>
-                <w:sz w:val="18"/>
-              </w:rPr>
-              <w:t>PRODUCT-FE-011</w:t>
-            </w:r>
-            <w:r>
-              <w:rPr>
-                <w:color w:val="373737"/>
-                <w:sz w:val="18"/>
-              </w:rPr>
-              <w:t xml:space="preserve"> → </w:t>
-            </w:r>
-            <w:r>
-              <w:rPr>
-                <w:rFonts w:ascii="Courier New" w:hAnsi="Courier New"/>
-                <w:sz w:val="18"/>
-              </w:rPr>
-              <w:t>PRODUCT-BE-B-01</w:t>
-            </w:r>
-            <w:r>
-              <w:rPr>
-                <w:color w:val="373737"/>
-                <w:sz w:val="18"/>
-              </w:rPr>
-              <w:t xml:space="preserve">, </w:t>
-            </w:r>
-            <w:r>
-              <w:rPr>
-                <w:rFonts w:ascii="Courier New" w:hAnsi="Courier New"/>
-                <w:sz w:val="18"/>
-              </w:rPr>
-              <w:t>PRODUCT-BE-D-18</w:t>
-            </w:r>
-            <w:r>
-              <w:rPr>
-                <w:color w:val="373737"/>
-                <w:sz w:val="18"/>
-              </w:rPr>
-              <w:t xml:space="preserve">, </w:t>
-            </w:r>
-            <w:r>
-              <w:rPr>
-                <w:rFonts w:ascii="Courier New" w:hAnsi="Courier New"/>
-                <w:sz w:val="18"/>
-              </w:rPr>
-              <w:t>PRODUCT-BE-E-02</w:t>
-            </w:r>
-            <w:r>
-              <w:rPr>
-                <w:color w:val="373737"/>
-                <w:sz w:val="18"/>
-              </w:rPr>
-              <w:t xml:space="preserve">, </w:t>
-            </w:r>
-            <w:r>
-              <w:rPr>
-                <w:rFonts w:ascii="Courier New" w:hAnsi="Courier New"/>
-                <w:sz w:val="18"/>
-              </w:rPr>
-              <w:t>PRODUCT-BE-F-10</w:t>
-            </w:r>
-            <w:r>
-              <w:rPr>
-                <w:color w:val="373737"/>
-                <w:sz w:val="18"/>
-              </w:rPr>
-              <w:t xml:space="preserve"> (+11)</w:t>
+              <w:t>PRODUCT-BE-F-14</w:t>
             </w:r>
           </w:p>
         </w:tc>
@@ -34398,7 +33791,7 @@
                 <w:color w:val="373737"/>
                 <w:sz w:val="18"/>
               </w:rPr>
-              <w:t>Externally gated — search/read-hub decision</w:t>
+              <w:t>Complex writes / sagas — needs backend phase E + ADR ratification</w:t>
             </w:r>
           </w:p>
         </w:tc>
@@ -34419,7 +33812,7 @@
                 <w:color w:val="373737"/>
                 <w:sz w:val="18"/>
               </w:rPr>
-              <w:t>6</w:t>
+              <w:t>5</w:t>
             </w:r>
           </w:p>
         </w:tc>
@@ -34438,7 +33831,21 @@
                 <w:color w:val="373737"/>
                 <w:sz w:val="18"/>
               </w:rPr>
-              <w:t xml:space="preserve">🟡 </w:t>
+              <w:t xml:space="preserve">🔴 </w:t>
+            </w:r>
+            <w:r>
+              <w:rPr>
+                <w:rFonts w:ascii="Courier New" w:hAnsi="Courier New"/>
+                <w:sz w:val="18"/>
+              </w:rPr>
+              <w:t>PRODUCT-FE-001</w:t>
+            </w:r>
+            <w:r>
+              <w:rPr>
+                <w:color w:val="373737"/>
+                <w:sz w:val="18"/>
+              </w:rPr>
+              <w:t xml:space="preserve">, 🔴 </w:t>
             </w:r>
             <w:r>
               <w:rPr>
@@ -34459,7 +33866,35 @@
                 <w:rFonts w:ascii="Courier New" w:hAnsi="Courier New"/>
                 <w:sz w:val="18"/>
               </w:rPr>
-              <w:t>PRODUCT-FE-008</w:t>
+              <w:t>PRODUCT-FE-004</w:t>
+            </w:r>
+            <w:r>
+              <w:rPr>
+                <w:color w:val="373737"/>
+                <w:sz w:val="18"/>
+              </w:rPr>
+              <w:t xml:space="preserve">, 🟡 </w:t>
+            </w:r>
+            <w:r>
+              <w:rPr>
+                <w:rFonts w:ascii="Courier New" w:hAnsi="Courier New"/>
+                <w:sz w:val="18"/>
+              </w:rPr>
+              <w:t>PRODUCT-FE-005</w:t>
+            </w:r>
+            <w:r>
+              <w:rPr>
+                <w:color w:val="373737"/>
+                <w:sz w:val="18"/>
+              </w:rPr>
+              <w:t xml:space="preserve">, 🔴 </w:t>
+            </w:r>
+            <w:r>
+              <w:rPr>
+                <w:rFonts w:ascii="Courier New" w:hAnsi="Courier New"/>
+                <w:sz w:val="18"/>
+              </w:rPr>
+              <w:t>PRODUCT-FE-010</w:t>
             </w:r>
           </w:p>
         </w:tc>
@@ -34478,6 +33913,76 @@
                 <w:rFonts w:ascii="Courier New" w:hAnsi="Courier New"/>
                 <w:sz w:val="18"/>
               </w:rPr>
+              <w:t>PRODUCT-FE-001</w:t>
+            </w:r>
+            <w:r>
+              <w:rPr>
+                <w:color w:val="373737"/>
+                <w:sz w:val="18"/>
+              </w:rPr>
+              <w:t xml:space="preserve"> → </w:t>
+            </w:r>
+            <w:r>
+              <w:rPr>
+                <w:rFonts w:ascii="Courier New" w:hAnsi="Courier New"/>
+                <w:sz w:val="18"/>
+              </w:rPr>
+              <w:t>PRODUCT-BE-B-01</w:t>
+            </w:r>
+            <w:r>
+              <w:rPr>
+                <w:color w:val="373737"/>
+                <w:sz w:val="18"/>
+              </w:rPr>
+              <w:t xml:space="preserve">, </w:t>
+            </w:r>
+            <w:r>
+              <w:rPr>
+                <w:rFonts w:ascii="Courier New" w:hAnsi="Courier New"/>
+                <w:sz w:val="18"/>
+              </w:rPr>
+              <w:t>PRODUCT-BE-F-10</w:t>
+            </w:r>
+            <w:r>
+              <w:rPr>
+                <w:color w:val="373737"/>
+                <w:sz w:val="18"/>
+              </w:rPr>
+              <w:t xml:space="preserve">, </w:t>
+            </w:r>
+            <w:r>
+              <w:rPr>
+                <w:rFonts w:ascii="Courier New" w:hAnsi="Courier New"/>
+                <w:sz w:val="18"/>
+              </w:rPr>
+              <w:t>PRODUCT-BE-G-01</w:t>
+            </w:r>
+            <w:r>
+              <w:rPr>
+                <w:color w:val="373737"/>
+                <w:sz w:val="18"/>
+              </w:rPr>
+              <w:t xml:space="preserve">, </w:t>
+            </w:r>
+            <w:r>
+              <w:rPr>
+                <w:rFonts w:ascii="Courier New" w:hAnsi="Courier New"/>
+                <w:sz w:val="18"/>
+              </w:rPr>
+              <w:t>PRODUCT-BE-G-02</w:t>
+            </w:r>
+            <w:r>
+              <w:rPr>
+                <w:color w:val="373737"/>
+                <w:sz w:val="18"/>
+              </w:rPr>
+              <w:t xml:space="preserve"> (+10)&lt;br&gt;</w:t>
+            </w:r>
+            <w:r>
+              <w:rPr>
+                <w:rFonts w:ascii="Courier New" w:hAnsi="Courier New"/>
+                <w:sz w:val="18"/>
+              </w:rPr>
               <w:t>PRODUCT-FE-002</w:t>
             </w:r>
             <w:r>
@@ -34492,6 +33997,62 @@
                 <w:rFonts w:ascii="Courier New" w:hAnsi="Courier New"/>
                 <w:sz w:val="18"/>
               </w:rPr>
+              <w:t>PRODUCT-BE-B-02</w:t>
+            </w:r>
+            <w:r>
+              <w:rPr>
+                <w:color w:val="373737"/>
+                <w:sz w:val="18"/>
+              </w:rPr>
+              <w:t xml:space="preserve">, </w:t>
+            </w:r>
+            <w:r>
+              <w:rPr>
+                <w:rFonts w:ascii="Courier New" w:hAnsi="Courier New"/>
+                <w:sz w:val="18"/>
+              </w:rPr>
+              <w:t>PRODUCT-BE-G-13</w:t>
+            </w:r>
+            <w:r>
+              <w:rPr>
+                <w:color w:val="373737"/>
+                <w:sz w:val="18"/>
+              </w:rPr>
+              <w:t xml:space="preserve">, </w:t>
+            </w:r>
+            <w:r>
+              <w:rPr>
+                <w:rFonts w:ascii="Courier New" w:hAnsi="Courier New"/>
+                <w:sz w:val="18"/>
+              </w:rPr>
+              <w:t>PRODUCT-BE-S-02</w:t>
+            </w:r>
+            <w:r>
+              <w:rPr>
+                <w:color w:val="373737"/>
+                <w:sz w:val="18"/>
+              </w:rPr>
+              <w:t>&lt;br&gt;</w:t>
+            </w:r>
+            <w:r>
+              <w:rPr>
+                <w:rFonts w:ascii="Courier New" w:hAnsi="Courier New"/>
+                <w:sz w:val="18"/>
+              </w:rPr>
+              <w:t>PRODUCT-FE-004</w:t>
+            </w:r>
+            <w:r>
+              <w:rPr>
+                <w:color w:val="373737"/>
+                <w:sz w:val="18"/>
+              </w:rPr>
+              <w:t xml:space="preserve"> → </w:t>
+            </w:r>
+            <w:r>
+              <w:rPr>
+                <w:rFonts w:ascii="Courier New" w:hAnsi="Courier New"/>
+                <w:sz w:val="18"/>
+              </w:rPr>
               <w:t>PRODUCT-BE-B-01</w:t>
             </w:r>
             <w:r>
@@ -34506,7 +34067,7 @@
                 <w:rFonts w:ascii="Courier New" w:hAnsi="Courier New"/>
                 <w:sz w:val="18"/>
               </w:rPr>
-              <w:t>PRODUCT-BE-B-04</w:t>
+              <w:t>PRODUCT-BE-B-02</w:t>
             </w:r>
             <w:r>
               <w:rPr>
@@ -34520,6 +34081,20 @@
                 <w:rFonts w:ascii="Courier New" w:hAnsi="Courier New"/>
                 <w:sz w:val="18"/>
               </w:rPr>
+              <w:t>PRODUCT-BE-B-03</w:t>
+            </w:r>
+            <w:r>
+              <w:rPr>
+                <w:color w:val="373737"/>
+                <w:sz w:val="18"/>
+              </w:rPr>
+              <w:t xml:space="preserve">, </w:t>
+            </w:r>
+            <w:r>
+              <w:rPr>
+                <w:rFonts w:ascii="Courier New" w:hAnsi="Courier New"/>
+                <w:sz w:val="18"/>
+              </w:rPr>
               <w:t>PRODUCT-BE-F-10</w:t>
             </w:r>
             <w:r>
@@ -34527,6 +34102,34 @@
                 <w:color w:val="373737"/>
                 <w:sz w:val="18"/>
               </w:rPr>
+              <w:t xml:space="preserve"> (+5)&lt;br&gt;</w:t>
+            </w:r>
+            <w:r>
+              <w:rPr>
+                <w:rFonts w:ascii="Courier New" w:hAnsi="Courier New"/>
+                <w:sz w:val="18"/>
+              </w:rPr>
+              <w:t>PRODUCT-FE-005</w:t>
+            </w:r>
+            <w:r>
+              <w:rPr>
+                <w:color w:val="373737"/>
+                <w:sz w:val="18"/>
+              </w:rPr>
+              <w:t xml:space="preserve"> → </w:t>
+            </w:r>
+            <w:r>
+              <w:rPr>
+                <w:rFonts w:ascii="Courier New" w:hAnsi="Courier New"/>
+                <w:sz w:val="18"/>
+              </w:rPr>
+              <w:t>PRODUCT-BE-B-03</w:t>
+            </w:r>
+            <w:r>
+              <w:rPr>
+                <w:color w:val="373737"/>
+                <w:sz w:val="18"/>
+              </w:rPr>
               <w:t xml:space="preserve">, </w:t>
             </w:r>
             <w:r>
@@ -34534,21 +34137,49 @@
                 <w:rFonts w:ascii="Courier New" w:hAnsi="Courier New"/>
                 <w:sz w:val="18"/>
               </w:rPr>
-              <w:t>PRODUCT-BE-G-01</w:t>
-            </w:r>
-            <w:r>
-              <w:rPr>
-                <w:color w:val="373737"/>
-                <w:sz w:val="18"/>
-              </w:rPr>
-              <w:t xml:space="preserve"> (+10)&lt;br&gt;</w:t>
-            </w:r>
-            <w:r>
-              <w:rPr>
-                <w:rFonts w:ascii="Courier New" w:hAnsi="Courier New"/>
-                <w:sz w:val="18"/>
-              </w:rPr>
-              <w:t>PRODUCT-FE-008</w:t>
+              <w:t>PRODUCT-BE-C-02</w:t>
+            </w:r>
+            <w:r>
+              <w:rPr>
+                <w:color w:val="373737"/>
+                <w:sz w:val="18"/>
+              </w:rPr>
+              <w:t xml:space="preserve">, </w:t>
+            </w:r>
+            <w:r>
+              <w:rPr>
+                <w:rFonts w:ascii="Courier New" w:hAnsi="Courier New"/>
+                <w:sz w:val="18"/>
+              </w:rPr>
+              <w:t>PRODUCT-BE-C-03</w:t>
+            </w:r>
+            <w:r>
+              <w:rPr>
+                <w:color w:val="373737"/>
+                <w:sz w:val="18"/>
+              </w:rPr>
+              <w:t xml:space="preserve">, </w:t>
+            </w:r>
+            <w:r>
+              <w:rPr>
+                <w:rFonts w:ascii="Courier New" w:hAnsi="Courier New"/>
+                <w:sz w:val="18"/>
+              </w:rPr>
+              <w:t>PRODUCT-BE-G-03</w:t>
+            </w:r>
+            <w:r>
+              <w:rPr>
+                <w:color w:val="373737"/>
+                <w:sz w:val="18"/>
+              </w:rPr>
+              <w:t xml:space="preserve"> (+9)&lt;br&gt;</w:t>
+            </w:r>
+            <w:r>
+              <w:rPr>
+                <w:rFonts w:ascii="Courier New" w:hAnsi="Courier New"/>
+                <w:sz w:val="18"/>
+              </w:rPr>
+              <w:t>PRODUCT-FE-010</w:t>
             </w:r>
             <w:r>
               <w:rPr>
@@ -34562,7 +34193,7 @@
                 <w:rFonts w:ascii="Courier New" w:hAnsi="Courier New"/>
                 <w:sz w:val="18"/>
               </w:rPr>
-              <w:t>PRODUCT-BE-D-06</w:t>
+              <w:t>PRODUCT-BE-S-03</w:t>
             </w:r>
             <w:r>
               <w:rPr>
@@ -34576,21 +34207,7 @@
                 <w:rFonts w:ascii="Courier New" w:hAnsi="Courier New"/>
                 <w:sz w:val="18"/>
               </w:rPr>
-              <w:t>PRODUCT-BE-D-07</w:t>
-            </w:r>
-            <w:r>
-              <w:rPr>
-                <w:color w:val="373737"/>
-                <w:sz w:val="18"/>
-              </w:rPr>
-              <w:t xml:space="preserve">, </w:t>
-            </w:r>
-            <w:r>
-              <w:rPr>
-                <w:rFonts w:ascii="Courier New" w:hAnsi="Courier New"/>
-                <w:sz w:val="18"/>
-              </w:rPr>
-              <w:t>PRODUCT-BE-D-12</w:t>
+              <w:t>PRODUCT-BE-D-09</w:t>
             </w:r>
           </w:p>
         </w:tc>
@@ -34598,6 +34215,185 @@
           <w:tcPr>
             <w:tcW w:type="dxa" w:w="2564"/>
             <w:shd w:val="clear" w:color="auto" w:fill="F5F8FF"/>
+            <w:vAlign w:val="top"/>
+          </w:tcPr>
+          <w:p>
+            <w:pPr>
+              <w:jc w:val="left"/>
+            </w:pPr>
+            <w:r>
+              <w:rPr>
+                <w:color w:val="373737"/>
+                <w:sz w:val="18"/>
+              </w:rPr>
+              <w:t>Externally gated — search/read-hub decision</w:t>
+            </w:r>
+          </w:p>
+        </w:tc>
+      </w:tr>
+      <w:tr>
+        <w:tc>
+          <w:tcPr>
+            <w:tcW w:type="dxa" w:w="2564"/>
+            <w:vAlign w:val="top"/>
+          </w:tcPr>
+          <w:p>
+            <w:pPr>
+              <w:jc w:val="left"/>
+            </w:pPr>
+            <w:r>
+              <w:rPr>
+                <w:color w:val="373737"/>
+                <w:sz w:val="18"/>
+              </w:rPr>
+              <w:t>6</w:t>
+            </w:r>
+          </w:p>
+        </w:tc>
+        <w:tc>
+          <w:tcPr>
+            <w:tcW w:type="dxa" w:w="2564"/>
+            <w:vAlign w:val="top"/>
+          </w:tcPr>
+          <w:p>
+            <w:pPr>
+              <w:jc w:val="left"/>
+            </w:pPr>
+            <w:r>
+              <w:rPr>
+                <w:color w:val="373737"/>
+                <w:sz w:val="18"/>
+              </w:rPr>
+              <w:t xml:space="preserve">🟡 </w:t>
+            </w:r>
+            <w:r>
+              <w:rPr>
+                <w:rFonts w:ascii="Courier New" w:hAnsi="Courier New"/>
+                <w:sz w:val="18"/>
+              </w:rPr>
+              <w:t>PRODUCT-FE-009</w:t>
+            </w:r>
+            <w:r>
+              <w:rPr>
+                <w:color w:val="373737"/>
+                <w:sz w:val="18"/>
+              </w:rPr>
+              <w:t xml:space="preserve">, 🟡 </w:t>
+            </w:r>
+            <w:r>
+              <w:rPr>
+                <w:rFonts w:ascii="Courier New" w:hAnsi="Courier New"/>
+                <w:sz w:val="18"/>
+              </w:rPr>
+              <w:t>PRODUCT-FE-012</w:t>
+            </w:r>
+          </w:p>
+        </w:tc>
+        <w:tc>
+          <w:tcPr>
+            <w:tcW w:type="dxa" w:w="2564"/>
+            <w:vAlign w:val="top"/>
+          </w:tcPr>
+          <w:p>
+            <w:pPr>
+              <w:jc w:val="left"/>
+            </w:pPr>
+            <w:r>
+              <w:rPr>
+                <w:rFonts w:ascii="Courier New" w:hAnsi="Courier New"/>
+                <w:sz w:val="18"/>
+              </w:rPr>
+              <w:t>PRODUCT-FE-009</w:t>
+            </w:r>
+            <w:r>
+              <w:rPr>
+                <w:color w:val="373737"/>
+                <w:sz w:val="18"/>
+              </w:rPr>
+              <w:t xml:space="preserve"> → </w:t>
+            </w:r>
+            <w:r>
+              <w:rPr>
+                <w:rFonts w:ascii="Courier New" w:hAnsi="Courier New"/>
+                <w:sz w:val="18"/>
+              </w:rPr>
+              <w:t>PRODUCT-BE-D-06</w:t>
+            </w:r>
+            <w:r>
+              <w:rPr>
+                <w:color w:val="373737"/>
+                <w:sz w:val="18"/>
+              </w:rPr>
+              <w:t xml:space="preserve">, </w:t>
+            </w:r>
+            <w:r>
+              <w:rPr>
+                <w:rFonts w:ascii="Courier New" w:hAnsi="Courier New"/>
+                <w:sz w:val="18"/>
+              </w:rPr>
+              <w:t>PRODUCT-BE-D-07</w:t>
+            </w:r>
+            <w:r>
+              <w:rPr>
+                <w:color w:val="373737"/>
+                <w:sz w:val="18"/>
+              </w:rPr>
+              <w:t xml:space="preserve">, </w:t>
+            </w:r>
+            <w:r>
+              <w:rPr>
+                <w:rFonts w:ascii="Courier New" w:hAnsi="Courier New"/>
+                <w:sz w:val="18"/>
+              </w:rPr>
+              <w:t>PRODUCT-BE-D-12</w:t>
+            </w:r>
+            <w:r>
+              <w:rPr>
+                <w:color w:val="373737"/>
+                <w:sz w:val="18"/>
+              </w:rPr>
+              <w:t>&lt;br&gt;</w:t>
+            </w:r>
+            <w:r>
+              <w:rPr>
+                <w:rFonts w:ascii="Courier New" w:hAnsi="Courier New"/>
+                <w:sz w:val="18"/>
+              </w:rPr>
+              <w:t>PRODUCT-FE-012</w:t>
+            </w:r>
+            <w:r>
+              <w:rPr>
+                <w:color w:val="373737"/>
+                <w:sz w:val="18"/>
+              </w:rPr>
+              <w:t xml:space="preserve"> → </w:t>
+            </w:r>
+            <w:r>
+              <w:rPr>
+                <w:rFonts w:ascii="Courier New" w:hAnsi="Courier New"/>
+                <w:sz w:val="18"/>
+              </w:rPr>
+              <w:t>PRODUCT-BE-D-18</w:t>
+            </w:r>
+            <w:r>
+              <w:rPr>
+                <w:color w:val="373737"/>
+                <w:sz w:val="18"/>
+              </w:rPr>
+              <w:t xml:space="preserve">, </w:t>
+            </w:r>
+            <w:r>
+              <w:rPr>
+                <w:rFonts w:ascii="Courier New" w:hAnsi="Courier New"/>
+                <w:sz w:val="18"/>
+              </w:rPr>
+              <w:t>PRODUCT-BE-E-02</w:t>
+            </w:r>
+          </w:p>
+        </w:tc>
+        <w:tc>
+          <w:tcPr>
+            <w:tcW w:type="dxa" w:w="2564"/>
             <w:vAlign w:val="top"/>
           </w:tcPr>
           <w:p>
@@ -34640,7 +34436,21 @@
           <w:rFonts w:ascii="Courier New" w:hAnsi="Courier New"/>
           <w:sz w:val="19"/>
         </w:rPr>
-        <w:t>PRODUCT-FE-007</w:t>
+        <w:t>PRODUCT-FE-003</w:t>
+      </w:r>
+      <w:r>
+        <w:rPr>
+          <w:color w:val="373737"/>
+          <w:sz w:val="19"/>
+        </w:rPr>
+        <w:t xml:space="preserve"> → </w:t>
+      </w:r>
+      <w:r>
+        <w:rPr>
+          <w:rFonts w:ascii="Courier New" w:hAnsi="Courier New"/>
+          <w:sz w:val="19"/>
+        </w:rPr>
+        <w:t>PRODUCT-FE-008</w:t>
       </w:r>
       <w:r>
         <w:rPr>
@@ -34668,7 +34478,7 @@
           <w:rFonts w:ascii="Courier New" w:hAnsi="Courier New"/>
           <w:sz w:val="19"/>
         </w:rPr>
-        <w:t>PRODUCT-FE-010</w:t>
+        <w:t>PRODUCT-FE-007</w:t>
       </w:r>
       <w:r>
         <w:rPr>
@@ -34682,7 +34492,21 @@
           <w:rFonts w:ascii="Courier New" w:hAnsi="Courier New"/>
           <w:sz w:val="19"/>
         </w:rPr>
-        <w:t>PRODUCT-FE-012</w:t>
+        <w:t>PRODUCT-FE-011</w:t>
+      </w:r>
+      <w:r>
+        <w:rPr>
+          <w:color w:val="373737"/>
+          <w:sz w:val="19"/>
+        </w:rPr>
+        <w:t xml:space="preserve"> → </w:t>
+      </w:r>
+      <w:r>
+        <w:rPr>
+          <w:rFonts w:ascii="Courier New" w:hAnsi="Courier New"/>
+          <w:sz w:val="19"/>
+        </w:rPr>
+        <w:t>PRODUCT-FE-013</w:t>
       </w:r>
       <w:r>
         <w:rPr>
@@ -34710,7 +34534,7 @@
           <w:rFonts w:ascii="Courier New" w:hAnsi="Courier New"/>
           <w:sz w:val="19"/>
         </w:rPr>
-        <w:t>PRODUCT-FE-003</w:t>
+        <w:t>PRODUCT-FE-002</w:t>
       </w:r>
       <w:r>
         <w:rPr>
@@ -34752,6 +34576,20 @@
           <w:rFonts w:ascii="Courier New" w:hAnsi="Courier New"/>
           <w:sz w:val="19"/>
         </w:rPr>
+        <w:t>PRODUCT-FE-010</w:t>
+      </w:r>
+      <w:r>
+        <w:rPr>
+          <w:color w:val="373737"/>
+          <w:sz w:val="19"/>
+        </w:rPr>
+        <w:t xml:space="preserve"> → </w:t>
+      </w:r>
+      <w:r>
+        <w:rPr>
+          <w:rFonts w:ascii="Courier New" w:hAnsi="Courier New"/>
+          <w:sz w:val="19"/>
+        </w:rPr>
         <w:t>PRODUCT-FE-009</w:t>
       </w:r>
       <w:r>
@@ -34766,35 +34604,7 @@
           <w:rFonts w:ascii="Courier New" w:hAnsi="Courier New"/>
           <w:sz w:val="19"/>
         </w:rPr>
-        <w:t>PRODUCT-FE-011</w:t>
-      </w:r>
-      <w:r>
-        <w:rPr>
-          <w:color w:val="373737"/>
-          <w:sz w:val="19"/>
-        </w:rPr>
-        <w:t xml:space="preserve"> → </w:t>
-      </w:r>
-      <w:r>
-        <w:rPr>
-          <w:rFonts w:ascii="Courier New" w:hAnsi="Courier New"/>
-          <w:sz w:val="19"/>
-        </w:rPr>
-        <w:t>PRODUCT-FE-002</w:t>
-      </w:r>
-      <w:r>
-        <w:rPr>
-          <w:color w:val="373737"/>
-          <w:sz w:val="19"/>
-        </w:rPr>
-        <w:t xml:space="preserve"> → </w:t>
-      </w:r>
-      <w:r>
-        <w:rPr>
-          <w:rFonts w:ascii="Courier New" w:hAnsi="Courier New"/>
-          <w:sz w:val="19"/>
-        </w:rPr>
-        <w:t>PRODUCT-FE-008</w:t>
+        <w:t>PRODUCT-FE-012</w:t>
       </w:r>
       <w:r>
         <w:rPr>
@@ -34958,7 +34768,7 @@
                 <w:color w:val="373737"/>
                 <w:sz w:val="18"/>
               </w:rPr>
-              <w:t>3</w:t>
+              <w:t>1</w:t>
             </w:r>
           </w:p>
         </w:tc>
@@ -34983,14 +34793,14 @@
                 <w:rFonts w:ascii="Courier New" w:hAnsi="Courier New"/>
                 <w:sz w:val="18"/>
               </w:rPr>
-              <w:t>PRODUCT-FE-007</w:t>
-            </w:r>
-            <w:r>
-              <w:rPr>
-                <w:color w:val="373737"/>
-                <w:sz w:val="18"/>
-              </w:rPr>
-              <w:t xml:space="preserve"> (6–10d)</w:t>
+              <w:t>PRODUCT-FE-003</w:t>
+            </w:r>
+            <w:r>
+              <w:rPr>
+                <w:color w:val="373737"/>
+                <w:sz w:val="18"/>
+              </w:rPr>
+              <w:t xml:space="preserve"> (4–6d)</w:t>
             </w:r>
           </w:p>
         </w:tc>
@@ -35008,7 +34818,7 @@
                 <w:color w:val="373737"/>
                 <w:sz w:val="18"/>
               </w:rPr>
-              <w:t>Writes — needs backend phase D mutations</w:t>
+              <w:t>Reads cutover — needs backend phase A/B reads live</w:t>
             </w:r>
           </w:p>
         </w:tc>
@@ -35029,7 +34839,7 @@
                 <w:color w:val="373737"/>
                 <w:sz w:val="18"/>
               </w:rPr>
-              <w:t>4</w:t>
+              <w:t>3</w:t>
             </w:r>
           </w:p>
         </w:tc>
@@ -35055,42 +34865,14 @@
                 <w:rFonts w:ascii="Courier New" w:hAnsi="Courier New"/>
                 <w:sz w:val="18"/>
               </w:rPr>
-              <w:t>PRODUCT-FE-006</w:t>
-            </w:r>
-            <w:r>
-              <w:rPr>
-                <w:color w:val="373737"/>
-                <w:sz w:val="18"/>
-              </w:rPr>
-              <w:t xml:space="preserve"> (4–6d)&lt;br&gt;🟡 </w:t>
-            </w:r>
-            <w:r>
-              <w:rPr>
-                <w:rFonts w:ascii="Courier New" w:hAnsi="Courier New"/>
-                <w:sz w:val="18"/>
-              </w:rPr>
-              <w:t>PRODUCT-FE-010</w:t>
-            </w:r>
-            <w:r>
-              <w:rPr>
-                <w:color w:val="373737"/>
-                <w:sz w:val="18"/>
-              </w:rPr>
-              <w:t xml:space="preserve"> (4–6d)&lt;br&gt;🟡 </w:t>
-            </w:r>
-            <w:r>
-              <w:rPr>
-                <w:rFonts w:ascii="Courier New" w:hAnsi="Courier New"/>
-                <w:sz w:val="18"/>
-              </w:rPr>
-              <w:t>PRODUCT-FE-012</w:t>
-            </w:r>
-            <w:r>
-              <w:rPr>
-                <w:color w:val="373737"/>
-                <w:sz w:val="18"/>
-              </w:rPr>
-              <w:t xml:space="preserve"> (3–5d)</w:t>
+              <w:t>PRODUCT-FE-008</w:t>
+            </w:r>
+            <w:r>
+              <w:rPr>
+                <w:color w:val="373737"/>
+                <w:sz w:val="18"/>
+              </w:rPr>
+              <w:t xml:space="preserve"> (6–10d)</w:t>
             </w:r>
           </w:p>
         </w:tc>
@@ -35109,7 +34891,7 @@
                 <w:color w:val="373737"/>
                 <w:sz w:val="18"/>
               </w:rPr>
-              <w:t>Complex writes / sagas — needs backend phase E + ADR ratification</w:t>
+              <w:t>Writes — needs backend phase D mutations</w:t>
             </w:r>
           </w:p>
         </w:tc>
@@ -35129,7 +34911,7 @@
                 <w:color w:val="373737"/>
                 <w:sz w:val="18"/>
               </w:rPr>
-              <w:t>5</w:t>
+              <w:t>4</w:t>
             </w:r>
           </w:p>
         </w:tc>
@@ -35147,77 +34929,21 @@
                 <w:color w:val="373737"/>
                 <w:sz w:val="18"/>
               </w:rPr>
-              <w:t xml:space="preserve">🔴 </w:t>
-            </w:r>
-            <w:r>
-              <w:rPr>
-                <w:rFonts w:ascii="Courier New" w:hAnsi="Courier New"/>
-                <w:sz w:val="18"/>
-              </w:rPr>
-              <w:t>PRODUCT-FE-001</w:t>
-            </w:r>
-            <w:r>
-              <w:rPr>
-                <w:color w:val="373737"/>
-                <w:sz w:val="18"/>
-              </w:rPr>
-              <w:t xml:space="preserve"> (10–15d)&lt;br&gt;🔴 </w:t>
-            </w:r>
-            <w:r>
-              <w:rPr>
-                <w:rFonts w:ascii="Courier New" w:hAnsi="Courier New"/>
-                <w:sz w:val="18"/>
-              </w:rPr>
-              <w:t>PRODUCT-FE-003</w:t>
-            </w:r>
-            <w:r>
-              <w:rPr>
-                <w:color w:val="373737"/>
-                <w:sz w:val="18"/>
-              </w:rPr>
-              <w:t xml:space="preserve"> (8–12d)&lt;br&gt;🔴 </w:t>
-            </w:r>
-            <w:r>
-              <w:rPr>
-                <w:rFonts w:ascii="Courier New" w:hAnsi="Courier New"/>
-                <w:sz w:val="18"/>
-              </w:rPr>
-              <w:t>PRODUCT-FE-009</w:t>
-            </w:r>
-            <w:r>
-              <w:rPr>
-                <w:color w:val="373737"/>
-                <w:sz w:val="18"/>
-              </w:rPr>
-              <w:t xml:space="preserve"> (8–12d)&lt;br&gt;🟡 </w:t>
-            </w:r>
-            <w:r>
-              <w:rPr>
-                <w:rFonts w:ascii="Courier New" w:hAnsi="Courier New"/>
-                <w:sz w:val="18"/>
-              </w:rPr>
-              <w:t>PRODUCT-FE-004</w:t>
-            </w:r>
-            <w:r>
-              <w:rPr>
-                <w:color w:val="373737"/>
-                <w:sz w:val="18"/>
-              </w:rPr>
-              <w:t xml:space="preserve"> (5–8d)&lt;br&gt;🟡 </w:t>
-            </w:r>
-            <w:r>
-              <w:rPr>
-                <w:rFonts w:ascii="Courier New" w:hAnsi="Courier New"/>
-                <w:sz w:val="18"/>
-              </w:rPr>
-              <w:t>PRODUCT-FE-005</w:t>
-            </w:r>
-            <w:r>
-              <w:rPr>
-                <w:color w:val="373737"/>
-                <w:sz w:val="18"/>
-              </w:rPr>
-              <w:t xml:space="preserve"> (5–8d)&lt;br&gt;🟡 </w:t>
+              <w:t xml:space="preserve">🟡 </w:t>
+            </w:r>
+            <w:r>
+              <w:rPr>
+                <w:rFonts w:ascii="Courier New" w:hAnsi="Courier New"/>
+                <w:sz w:val="18"/>
+              </w:rPr>
+              <w:t>PRODUCT-FE-007</w:t>
+            </w:r>
+            <w:r>
+              <w:rPr>
+                <w:color w:val="373737"/>
+                <w:sz w:val="18"/>
+              </w:rPr>
+              <w:t xml:space="preserve"> (4–6d)&lt;br&gt;🟡 </w:t>
             </w:r>
             <w:r>
               <w:rPr>
@@ -35231,7 +34957,35 @@
                 <w:color w:val="373737"/>
                 <w:sz w:val="18"/>
               </w:rPr>
-              <w:t xml:space="preserve"> (4–6d)</w:t>
+              <w:t xml:space="preserve"> (4–6d)&lt;br&gt;🟡 </w:t>
+            </w:r>
+            <w:r>
+              <w:rPr>
+                <w:rFonts w:ascii="Courier New" w:hAnsi="Courier New"/>
+                <w:sz w:val="18"/>
+              </w:rPr>
+              <w:t>PRODUCT-FE-013</w:t>
+            </w:r>
+            <w:r>
+              <w:rPr>
+                <w:color w:val="373737"/>
+                <w:sz w:val="18"/>
+              </w:rPr>
+              <w:t xml:space="preserve"> (3–5d)&lt;br&gt;🟢 </w:t>
+            </w:r>
+            <w:r>
+              <w:rPr>
+                <w:rFonts w:ascii="Courier New" w:hAnsi="Courier New"/>
+                <w:sz w:val="18"/>
+              </w:rPr>
+              <w:t>PRODUCT-FE-006</w:t>
+            </w:r>
+            <w:r>
+              <w:rPr>
+                <w:color w:val="373737"/>
+                <w:sz w:val="18"/>
+              </w:rPr>
+              <w:t xml:space="preserve"> (2–3d)</w:t>
             </w:r>
           </w:p>
         </w:tc>
@@ -35249,7 +35003,7 @@
                 <w:color w:val="373737"/>
                 <w:sz w:val="18"/>
               </w:rPr>
-              <w:t>Externally gated — search/read-hub decision</w:t>
+              <w:t>Complex writes / sagas — needs backend phase E + ADR ratification</w:t>
             </w:r>
           </w:p>
         </w:tc>
@@ -35270,7 +35024,7 @@
                 <w:color w:val="373737"/>
                 <w:sz w:val="18"/>
               </w:rPr>
-              <w:t>6</w:t>
+              <w:t>5</w:t>
             </w:r>
           </w:p>
         </w:tc>
@@ -35289,7 +35043,35 @@
                 <w:color w:val="373737"/>
                 <w:sz w:val="18"/>
               </w:rPr>
-              <w:t xml:space="preserve">🟡 </w:t>
+              <w:t xml:space="preserve">🔴 </w:t>
+            </w:r>
+            <w:r>
+              <w:rPr>
+                <w:rFonts w:ascii="Courier New" w:hAnsi="Courier New"/>
+                <w:sz w:val="18"/>
+              </w:rPr>
+              <w:t>PRODUCT-FE-001</w:t>
+            </w:r>
+            <w:r>
+              <w:rPr>
+                <w:color w:val="373737"/>
+                <w:sz w:val="18"/>
+              </w:rPr>
+              <w:t xml:space="preserve"> (13–19d)&lt;br&gt;🔴 </w:t>
+            </w:r>
+            <w:r>
+              <w:rPr>
+                <w:rFonts w:ascii="Courier New" w:hAnsi="Courier New"/>
+                <w:sz w:val="18"/>
+              </w:rPr>
+              <w:t>PRODUCT-FE-010</w:t>
+            </w:r>
+            <w:r>
+              <w:rPr>
+                <w:color w:val="373737"/>
+                <w:sz w:val="18"/>
+              </w:rPr>
+              <w:t xml:space="preserve"> (8–12d)&lt;br&gt;🔴 </w:t>
             </w:r>
             <w:r>
               <w:rPr>
@@ -35303,21 +35085,35 @@
                 <w:color w:val="373737"/>
                 <w:sz w:val="18"/>
               </w:rPr>
-              <w:t xml:space="preserve"> (5–8d)&lt;br&gt;🟡 </w:t>
-            </w:r>
-            <w:r>
-              <w:rPr>
-                <w:rFonts w:ascii="Courier New" w:hAnsi="Courier New"/>
-                <w:sz w:val="18"/>
-              </w:rPr>
-              <w:t>PRODUCT-FE-008</w:t>
-            </w:r>
-            <w:r>
-              <w:rPr>
-                <w:color w:val="373737"/>
-                <w:sz w:val="18"/>
-              </w:rPr>
-              <w:t xml:space="preserve"> (4–6d)</w:t>
+              <w:t xml:space="preserve"> (6–9d)&lt;br&gt;🟡 </w:t>
+            </w:r>
+            <w:r>
+              <w:rPr>
+                <w:rFonts w:ascii="Courier New" w:hAnsi="Courier New"/>
+                <w:sz w:val="18"/>
+              </w:rPr>
+              <w:t>PRODUCT-FE-005</w:t>
+            </w:r>
+            <w:r>
+              <w:rPr>
+                <w:color w:val="373737"/>
+                <w:sz w:val="18"/>
+              </w:rPr>
+              <w:t xml:space="preserve"> (6–9d)&lt;br&gt;🟡 </w:t>
+            </w:r>
+            <w:r>
+              <w:rPr>
+                <w:rFonts w:ascii="Courier New" w:hAnsi="Courier New"/>
+                <w:sz w:val="18"/>
+              </w:rPr>
+              <w:t>PRODUCT-FE-004</w:t>
+            </w:r>
+            <w:r>
+              <w:rPr>
+                <w:color w:val="373737"/>
+                <w:sz w:val="18"/>
+              </w:rPr>
+              <w:t xml:space="preserve"> (5–8d)</w:t>
             </w:r>
           </w:p>
         </w:tc>
@@ -35325,6 +35121,90 @@
           <w:tcPr>
             <w:tcW w:type="dxa" w:w="3419"/>
             <w:shd w:val="clear" w:color="auto" w:fill="F5F8FF"/>
+            <w:vAlign w:val="top"/>
+          </w:tcPr>
+          <w:p>
+            <w:pPr>
+              <w:jc w:val="left"/>
+            </w:pPr>
+            <w:r>
+              <w:rPr>
+                <w:color w:val="373737"/>
+                <w:sz w:val="18"/>
+              </w:rPr>
+              <w:t>Externally gated — search/read-hub decision</w:t>
+            </w:r>
+          </w:p>
+        </w:tc>
+      </w:tr>
+      <w:tr>
+        <w:tc>
+          <w:tcPr>
+            <w:tcW w:type="dxa" w:w="3419"/>
+            <w:vAlign w:val="top"/>
+          </w:tcPr>
+          <w:p>
+            <w:pPr>
+              <w:jc w:val="left"/>
+            </w:pPr>
+            <w:r>
+              <w:rPr>
+                <w:color w:val="373737"/>
+                <w:sz w:val="18"/>
+              </w:rPr>
+              <w:t>6</w:t>
+            </w:r>
+          </w:p>
+        </w:tc>
+        <w:tc>
+          <w:tcPr>
+            <w:tcW w:type="dxa" w:w="3419"/>
+            <w:vAlign w:val="top"/>
+          </w:tcPr>
+          <w:p>
+            <w:pPr>
+              <w:jc w:val="left"/>
+            </w:pPr>
+            <w:r>
+              <w:rPr>
+                <w:color w:val="373737"/>
+                <w:sz w:val="18"/>
+              </w:rPr>
+              <w:t xml:space="preserve">🟡 </w:t>
+            </w:r>
+            <w:r>
+              <w:rPr>
+                <w:rFonts w:ascii="Courier New" w:hAnsi="Courier New"/>
+                <w:sz w:val="18"/>
+              </w:rPr>
+              <w:t>PRODUCT-FE-009</w:t>
+            </w:r>
+            <w:r>
+              <w:rPr>
+                <w:color w:val="373737"/>
+                <w:sz w:val="18"/>
+              </w:rPr>
+              <w:t xml:space="preserve"> (4–6d)&lt;br&gt;🟡 </w:t>
+            </w:r>
+            <w:r>
+              <w:rPr>
+                <w:rFonts w:ascii="Courier New" w:hAnsi="Courier New"/>
+                <w:sz w:val="18"/>
+              </w:rPr>
+              <w:t>PRODUCT-FE-012</w:t>
+            </w:r>
+            <w:r>
+              <w:rPr>
+                <w:color w:val="373737"/>
+                <w:sz w:val="18"/>
+              </w:rPr>
+              <w:t xml:space="preserve"> (3–5d)</w:t>
+            </w:r>
+          </w:p>
+        </w:tc>
+        <w:tc>
+          <w:tcPr>
+            <w:tcW w:type="dxa" w:w="3419"/>
             <w:vAlign w:val="top"/>
           </w:tcPr>
           <w:p>
@@ -35360,7 +35240,7 @@
           <w:color w:val="373737"/>
           <w:sz w:val="19"/>
         </w:rPr>
-        <w:t xml:space="preserve"> ~84 FE build days — calendar time is set by the backend gates, not FE capacity.</w:t>
+        <w:t xml:space="preserve"> ~86 FE build days — calendar time is set by the backend gates, not FE capacity.</w:t>
       </w:r>
     </w:p>
     <w:p>

--- a/output/summary/product/FederatedGqlBreakDown-product.docx
+++ b/output/summary/product/FederatedGqlBreakDown-product.docx
@@ -192,7 +192,7 @@
           <w:color w:val="444444"/>
           <w:sz w:val="18"/>
         </w:rPr>
-        <w:t xml:space="preserve">   |   Generated: 2026-07-21</w:t>
+        <w:t xml:space="preserve">   |   Generated: 2026-07-24</w:t>
       </w:r>
     </w:p>
     <w:p>
@@ -30103,7 +30103,7 @@
                 <w:color w:val="373737"/>
                 <w:sz w:val="18"/>
               </w:rPr>
-              <w:t>2026-07-21</w:t>
+              <w:t>2026-07-24</w:t>
             </w:r>
           </w:p>
         </w:tc>
